--- a/TI 3B_2341720169_Dimas Adi Bayu Samudra_JOBSHEET PRAKTIKUM 8.docx
+++ b/TI 3B_2341720169_Dimas Adi Bayu Samudra_JOBSHEET PRAKTIKUM 8.docx
@@ -537,41 +537,13 @@
                 <w:lang w:val="en-US" w:eastAsia="en-ID"/>
               </w:rPr>
             </w:pPr>
-            <w:proofErr w:type="spellStart"/>
             <w:r>
               <w:rPr>
                 <w:sz w:val="24"/>
                 <w:szCs w:val="24"/>
                 <w:lang w:val="en-US" w:eastAsia="en-ID"/>
               </w:rPr>
-              <w:t>Jobsheet</w:t>
-            </w:r>
-            <w:proofErr w:type="spellEnd"/>
-            <w:r>
-              <w:rPr>
-                <w:sz w:val="24"/>
-                <w:szCs w:val="24"/>
-                <w:lang w:val="en-US" w:eastAsia="en-ID"/>
-              </w:rPr>
-              <w:t xml:space="preserve"> </w:t>
-            </w:r>
-            <w:proofErr w:type="spellStart"/>
-            <w:r>
-              <w:rPr>
-                <w:sz w:val="24"/>
-                <w:szCs w:val="24"/>
-                <w:lang w:val="en-US" w:eastAsia="en-ID"/>
-              </w:rPr>
-              <w:t>ke</w:t>
-            </w:r>
-            <w:proofErr w:type="spellEnd"/>
-            <w:r>
-              <w:rPr>
-                <w:sz w:val="24"/>
-                <w:szCs w:val="24"/>
-                <w:lang w:val="en-US" w:eastAsia="en-ID"/>
-              </w:rPr>
-              <w:t>-</w:t>
+              <w:t>Jobsheet ke-</w:t>
             </w:r>
           </w:p>
         </w:tc>
@@ -655,7 +627,6 @@
           <w14:ligatures w14:val="none"/>
         </w:rPr>
       </w:pPr>
-      <w:proofErr w:type="spellStart"/>
       <w:r>
         <w:rPr>
           <w:rFonts w:eastAsia="Times New Roman" w:cs="Times New Roman"/>
@@ -667,37 +638,8 @@
           <w:lang w:eastAsia="en-ID"/>
           <w14:ligatures w14:val="none"/>
         </w:rPr>
-        <w:t>Laporan</w:t>
+        <w:t>Laporan Jobsheet</w:t>
       </w:r>
-      <w:proofErr w:type="spellEnd"/>
-      <w:r>
-        <w:rPr>
-          <w:rFonts w:eastAsia="Times New Roman" w:cs="Times New Roman"/>
-          <w:b/>
-          <w:bCs/>
-          <w:kern w:val="0"/>
-          <w:sz w:val="28"/>
-          <w:szCs w:val="28"/>
-          <w:lang w:eastAsia="en-ID"/>
-          <w14:ligatures w14:val="none"/>
-        </w:rPr>
-        <w:t xml:space="preserve"> </w:t>
-      </w:r>
-      <w:proofErr w:type="spellStart"/>
-      <w:r>
-        <w:rPr>
-          <w:rFonts w:eastAsia="Times New Roman" w:cs="Times New Roman"/>
-          <w:b/>
-          <w:bCs/>
-          <w:kern w:val="0"/>
-          <w:sz w:val="28"/>
-          <w:szCs w:val="28"/>
-          <w:lang w:eastAsia="en-ID"/>
-          <w14:ligatures w14:val="none"/>
-        </w:rPr>
-        <w:t>Jobsheet</w:t>
-      </w:r>
-      <w:proofErr w:type="spellEnd"/>
     </w:p>
     <w:p>
       <w:pPr>
@@ -713,7 +655,6 @@
           <w14:ligatures w14:val="none"/>
         </w:rPr>
       </w:pPr>
-      <w:proofErr w:type="spellStart"/>
       <w:r>
         <w:rPr>
           <w:rFonts w:eastAsia="Times New Roman" w:cs="Times New Roman"/>
@@ -724,20 +665,7 @@
           <w:lang w:eastAsia="en-ID"/>
           <w14:ligatures w14:val="none"/>
         </w:rPr>
-        <w:t>Praktikum</w:t>
-      </w:r>
-      <w:proofErr w:type="spellEnd"/>
-      <w:r>
-        <w:rPr>
-          <w:rFonts w:eastAsia="Times New Roman" w:cs="Times New Roman"/>
-          <w:b/>
-          <w:bCs/>
-          <w:kern w:val="0"/>
-          <w:szCs w:val="24"/>
-          <w:lang w:eastAsia="en-ID"/>
-          <w14:ligatures w14:val="none"/>
-        </w:rPr>
-        <w:t xml:space="preserve"> 1</w:t>
+        <w:t>Praktikum 1</w:t>
       </w:r>
     </w:p>
     <w:tbl>
@@ -851,6 +779,268 @@
                 <w:lang w:eastAsia="en-ID"/>
               </w:rPr>
             </w:pPr>
+            <w:r>
+              <w:rPr>
+                <w:rFonts w:eastAsia="Times New Roman" w:cs="Times New Roman"/>
+                <w:szCs w:val="24"/>
+                <w:lang w:eastAsia="en-ID"/>
+              </w:rPr>
+              <w:t>Siapkan project Next.js.</w:t>
+            </w:r>
+          </w:p>
+          <w:p>
+            <w:pPr>
+              <w:spacing w:before="60" w:line="360" w:lineRule="auto"/>
+              <w:ind w:firstLine="0"/>
+              <w:jc w:val="left"/>
+              <w:rPr>
+                <w:rFonts w:eastAsia="Times New Roman" w:cs="Times New Roman"/>
+                <w:szCs w:val="24"/>
+                <w:lang w:eastAsia="en-ID"/>
+              </w:rPr>
+            </w:pPr>
+            <w:r>
+              <w:rPr>
+                <w:rFonts w:eastAsia="Times New Roman" w:cs="Times New Roman"/>
+                <w:szCs w:val="24"/>
+                <w:lang w:eastAsia="en-ID"/>
+              </w:rPr>
+              <w:t>Buat endpoint API /api/products.</w:t>
+            </w:r>
+          </w:p>
+          <w:p>
+            <w:pPr>
+              <w:spacing w:before="60" w:line="360" w:lineRule="auto"/>
+              <w:ind w:firstLine="0"/>
+              <w:jc w:val="left"/>
+              <w:rPr>
+                <w:rFonts w:eastAsia="Times New Roman" w:cs="Times New Roman"/>
+                <w:szCs w:val="24"/>
+                <w:lang w:eastAsia="en-ID"/>
+              </w:rPr>
+            </w:pPr>
+            <w:r>
+              <w:rPr>
+                <w:rFonts w:eastAsia="Times New Roman" w:cs="Times New Roman"/>
+                <w:szCs w:val="24"/>
+                <w:lang w:eastAsia="en-ID"/>
+              </w:rPr>
+              <w:t>Pastikan data memiliki:</w:t>
+            </w:r>
+          </w:p>
+          <w:p>
+            <w:pPr>
+              <w:pStyle w:val="ListParagraph"/>
+              <w:numPr>
+                <w:ilvl w:val="0"/>
+                <w:numId w:val="31"/>
+              </w:numPr>
+              <w:spacing w:before="60" w:line="360" w:lineRule="auto"/>
+              <w:jc w:val="left"/>
+              <w:rPr>
+                <w:rFonts w:eastAsia="Times New Roman" w:cs="Times New Roman"/>
+                <w:szCs w:val="24"/>
+                <w:lang w:eastAsia="en-ID"/>
+              </w:rPr>
+            </w:pPr>
+            <w:r>
+              <w:rPr>
+                <w:rFonts w:eastAsia="Times New Roman" w:cs="Times New Roman"/>
+                <w:szCs w:val="24"/>
+                <w:lang w:eastAsia="en-ID"/>
+              </w:rPr>
+              <w:t>I</w:t>
+            </w:r>
+            <w:r>
+              <w:rPr>
+                <w:rFonts w:eastAsia="Times New Roman" w:cs="Times New Roman"/>
+                <w:szCs w:val="24"/>
+                <w:lang w:eastAsia="en-ID"/>
+              </w:rPr>
+              <w:t>d</w:t>
+            </w:r>
+          </w:p>
+          <w:p>
+            <w:pPr>
+              <w:pStyle w:val="ListParagraph"/>
+              <w:numPr>
+                <w:ilvl w:val="0"/>
+                <w:numId w:val="31"/>
+              </w:numPr>
+              <w:spacing w:before="60" w:line="360" w:lineRule="auto"/>
+              <w:jc w:val="left"/>
+              <w:rPr>
+                <w:rFonts w:eastAsia="Times New Roman" w:cs="Times New Roman"/>
+                <w:szCs w:val="24"/>
+                <w:lang w:eastAsia="en-ID"/>
+              </w:rPr>
+            </w:pPr>
+            <w:r>
+              <w:rPr>
+                <w:rFonts w:eastAsia="Times New Roman" w:cs="Times New Roman"/>
+                <w:szCs w:val="24"/>
+                <w:lang w:eastAsia="en-ID"/>
+              </w:rPr>
+              <w:t>N</w:t>
+            </w:r>
+            <w:r>
+              <w:rPr>
+                <w:rFonts w:eastAsia="Times New Roman" w:cs="Times New Roman"/>
+                <w:szCs w:val="24"/>
+                <w:lang w:eastAsia="en-ID"/>
+              </w:rPr>
+              <w:t>ame</w:t>
+            </w:r>
+          </w:p>
+          <w:p>
+            <w:pPr>
+              <w:pStyle w:val="ListParagraph"/>
+              <w:numPr>
+                <w:ilvl w:val="0"/>
+                <w:numId w:val="31"/>
+              </w:numPr>
+              <w:spacing w:before="60" w:line="360" w:lineRule="auto"/>
+              <w:jc w:val="left"/>
+              <w:rPr>
+                <w:rFonts w:eastAsia="Times New Roman" w:cs="Times New Roman"/>
+                <w:szCs w:val="24"/>
+                <w:lang w:eastAsia="en-ID"/>
+              </w:rPr>
+            </w:pPr>
+            <w:r>
+              <w:rPr>
+                <w:rFonts w:eastAsia="Times New Roman" w:cs="Times New Roman"/>
+                <w:szCs w:val="24"/>
+                <w:lang w:eastAsia="en-ID"/>
+              </w:rPr>
+              <w:t>C</w:t>
+            </w:r>
+            <w:r>
+              <w:rPr>
+                <w:rFonts w:eastAsia="Times New Roman" w:cs="Times New Roman"/>
+                <w:szCs w:val="24"/>
+                <w:lang w:eastAsia="en-ID"/>
+              </w:rPr>
+              <w:t>ategory</w:t>
+            </w:r>
+          </w:p>
+          <w:p>
+            <w:pPr>
+              <w:pStyle w:val="ListParagraph"/>
+              <w:numPr>
+                <w:ilvl w:val="0"/>
+                <w:numId w:val="31"/>
+              </w:numPr>
+              <w:spacing w:before="60" w:line="360" w:lineRule="auto"/>
+              <w:jc w:val="left"/>
+              <w:rPr>
+                <w:rFonts w:eastAsia="Times New Roman" w:cs="Times New Roman"/>
+                <w:szCs w:val="24"/>
+                <w:lang w:eastAsia="en-ID"/>
+              </w:rPr>
+            </w:pPr>
+            <w:r>
+              <w:rPr>
+                <w:rFonts w:eastAsia="Times New Roman" w:cs="Times New Roman"/>
+                <w:szCs w:val="24"/>
+                <w:lang w:eastAsia="en-ID"/>
+              </w:rPr>
+              <w:t>P</w:t>
+            </w:r>
+            <w:r>
+              <w:rPr>
+                <w:rFonts w:eastAsia="Times New Roman" w:cs="Times New Roman"/>
+                <w:szCs w:val="24"/>
+                <w:lang w:eastAsia="en-ID"/>
+              </w:rPr>
+              <w:t>rice</w:t>
+            </w:r>
+          </w:p>
+          <w:p>
+            <w:pPr>
+              <w:pStyle w:val="ListParagraph"/>
+              <w:numPr>
+                <w:ilvl w:val="0"/>
+                <w:numId w:val="31"/>
+              </w:numPr>
+              <w:spacing w:before="60" w:line="360" w:lineRule="auto"/>
+              <w:jc w:val="left"/>
+              <w:rPr>
+                <w:rFonts w:eastAsia="Times New Roman" w:cs="Times New Roman"/>
+                <w:szCs w:val="24"/>
+                <w:lang w:eastAsia="en-ID"/>
+              </w:rPr>
+            </w:pPr>
+            <w:r>
+              <w:rPr>
+                <w:rFonts w:eastAsia="Times New Roman" w:cs="Times New Roman"/>
+                <w:szCs w:val="24"/>
+                <w:lang w:eastAsia="en-ID"/>
+              </w:rPr>
+              <w:t>I</w:t>
+            </w:r>
+            <w:r>
+              <w:rPr>
+                <w:rFonts w:eastAsia="Times New Roman" w:cs="Times New Roman"/>
+                <w:szCs w:val="24"/>
+                <w:lang w:eastAsia="en-ID"/>
+              </w:rPr>
+              <w:t>mage</w:t>
+            </w:r>
+          </w:p>
+          <w:p>
+            <w:pPr>
+              <w:spacing w:before="60" w:line="360" w:lineRule="auto"/>
+              <w:ind w:firstLine="0"/>
+              <w:jc w:val="left"/>
+              <w:rPr>
+                <w:rFonts w:eastAsia="Times New Roman" w:cs="Times New Roman"/>
+                <w:szCs w:val="24"/>
+                <w:lang w:eastAsia="en-ID"/>
+              </w:rPr>
+            </w:pPr>
+            <w:r>
+              <w:rPr>
+                <w:rFonts w:eastAsia="Times New Roman" w:cs="Times New Roman"/>
+                <w:szCs w:val="24"/>
+                <w:lang w:eastAsia="en-ID"/>
+              </w:rPr>
+              <w:drawing>
+                <wp:inline distT="0" distB="0" distL="0" distR="0" wp14:anchorId="743A3954" wp14:editId="78B639F5">
+                  <wp:extent cx="5259705" cy="1381125"/>
+                  <wp:effectExtent l="0" t="0" r="0" b="9525"/>
+                  <wp:docPr id="1431404400" name="Picture 1"/>
+                  <wp:cNvGraphicFramePr>
+                    <a:graphicFrameLocks xmlns:a="http://schemas.openxmlformats.org/drawingml/2006/main" noChangeAspect="1"/>
+                  </wp:cNvGraphicFramePr>
+                  <a:graphic xmlns:a="http://schemas.openxmlformats.org/drawingml/2006/main">
+                    <a:graphicData uri="http://schemas.openxmlformats.org/drawingml/2006/picture">
+                      <pic:pic xmlns:pic="http://schemas.openxmlformats.org/drawingml/2006/picture">
+                        <pic:nvPicPr>
+                          <pic:cNvPr id="1431404400" name=""/>
+                          <pic:cNvPicPr/>
+                        </pic:nvPicPr>
+                        <pic:blipFill>
+                          <a:blip r:embed="rId7"/>
+                          <a:stretch>
+                            <a:fillRect/>
+                          </a:stretch>
+                        </pic:blipFill>
+                        <pic:spPr>
+                          <a:xfrm>
+                            <a:off x="0" y="0"/>
+                            <a:ext cx="5259705" cy="1381125"/>
+                          </a:xfrm>
+                          <a:prstGeom prst="rect">
+                            <a:avLst/>
+                          </a:prstGeom>
+                        </pic:spPr>
+                      </pic:pic>
+                    </a:graphicData>
+                  </a:graphic>
+                </wp:inline>
+              </w:drawing>
+            </w:r>
           </w:p>
         </w:tc>
       </w:tr>
@@ -895,6 +1085,79 @@
                 <w:lang w:val="it-IT" w:eastAsia="en-ID"/>
               </w:rPr>
             </w:pPr>
+            <w:r>
+              <w:rPr>
+                <w:rFonts w:eastAsia="Times New Roman" w:cs="Times New Roman"/>
+                <w:szCs w:val="24"/>
+                <w:lang w:val="it-IT" w:eastAsia="en-ID"/>
+              </w:rPr>
+              <w:t xml:space="preserve">jalankan browser </w:t>
+            </w:r>
+            <w:hyperlink r:id="rId8" w:history="1">
+              <w:r>
+                <w:rPr>
+                  <w:rStyle w:val="Hyperlink"/>
+                  <w:rFonts w:eastAsia="Times New Roman" w:cs="Times New Roman"/>
+                  <w:szCs w:val="24"/>
+                  <w:lang w:val="it-IT" w:eastAsia="en-ID"/>
+                </w:rPr>
+                <w:t>http://localhost:3000/api/produk</w:t>
+              </w:r>
+            </w:hyperlink>
+          </w:p>
+          <w:p>
+            <w:pPr>
+              <w:spacing w:before="60" w:line="360" w:lineRule="auto"/>
+              <w:ind w:firstLine="0"/>
+              <w:jc w:val="left"/>
+              <w:rPr>
+                <w:rFonts w:eastAsia="Times New Roman" w:cs="Times New Roman"/>
+                <w:szCs w:val="24"/>
+                <w:lang w:val="it-IT" w:eastAsia="en-ID"/>
+              </w:rPr>
+            </w:pPr>
+            <w:r>
+              <w:rPr>
+                <w:rFonts w:eastAsia="Times New Roman" w:cs="Times New Roman"/>
+                <w:szCs w:val="24"/>
+                <w:lang w:val="it-IT" w:eastAsia="en-ID"/>
+              </w:rPr>
+              <w:drawing>
+                <wp:inline distT="0" distB="0" distL="0" distR="0" wp14:anchorId="6A4D51F8" wp14:editId="334E9965">
+                  <wp:extent cx="5259705" cy="358775"/>
+                  <wp:effectExtent l="0" t="0" r="0" b="3175"/>
+                  <wp:docPr id="718523587" name="Picture 1"/>
+                  <wp:cNvGraphicFramePr>
+                    <a:graphicFrameLocks xmlns:a="http://schemas.openxmlformats.org/drawingml/2006/main" noChangeAspect="1"/>
+                  </wp:cNvGraphicFramePr>
+                  <a:graphic xmlns:a="http://schemas.openxmlformats.org/drawingml/2006/main">
+                    <a:graphicData uri="http://schemas.openxmlformats.org/drawingml/2006/picture">
+                      <pic:pic xmlns:pic="http://schemas.openxmlformats.org/drawingml/2006/picture">
+                        <pic:nvPicPr>
+                          <pic:cNvPr id="718523587" name=""/>
+                          <pic:cNvPicPr/>
+                        </pic:nvPicPr>
+                        <pic:blipFill>
+                          <a:blip r:embed="rId9"/>
+                          <a:stretch>
+                            <a:fillRect/>
+                          </a:stretch>
+                        </pic:blipFill>
+                        <pic:spPr>
+                          <a:xfrm>
+                            <a:off x="0" y="0"/>
+                            <a:ext cx="5259705" cy="358775"/>
+                          </a:xfrm>
+                          <a:prstGeom prst="rect">
+                            <a:avLst/>
+                          </a:prstGeom>
+                        </pic:spPr>
+                      </pic:pic>
+                    </a:graphicData>
+                  </a:graphic>
+                </wp:inline>
+              </w:drawing>
+            </w:r>
           </w:p>
         </w:tc>
       </w:tr>
@@ -914,7 +1177,38 @@
           <w14:ligatures w14:val="none"/>
         </w:rPr>
       </w:pPr>
-      <w:proofErr w:type="spellStart"/>
+    </w:p>
+    <w:p>
+      <w:pPr>
+        <w:spacing w:before="60" w:line="360" w:lineRule="auto"/>
+        <w:ind w:firstLine="0"/>
+        <w:jc w:val="left"/>
+        <w:rPr>
+          <w:rFonts w:eastAsia="Times New Roman" w:cs="Times New Roman"/>
+          <w:b/>
+          <w:bCs/>
+          <w:kern w:val="0"/>
+          <w:szCs w:val="24"/>
+          <w:lang w:eastAsia="en-ID"/>
+          <w14:ligatures w14:val="none"/>
+        </w:rPr>
+      </w:pPr>
+    </w:p>
+    <w:p>
+      <w:pPr>
+        <w:spacing w:before="60" w:line="360" w:lineRule="auto"/>
+        <w:ind w:firstLine="0"/>
+        <w:jc w:val="left"/>
+        <w:rPr>
+          <w:rFonts w:eastAsia="Times New Roman" w:cs="Times New Roman"/>
+          <w:b/>
+          <w:bCs/>
+          <w:kern w:val="0"/>
+          <w:szCs w:val="24"/>
+          <w:lang w:eastAsia="en-ID"/>
+          <w14:ligatures w14:val="none"/>
+        </w:rPr>
+      </w:pPr>
       <w:r>
         <w:rPr>
           <w:rFonts w:eastAsia="Times New Roman" w:cs="Times New Roman"/>
@@ -925,20 +1219,8 @@
           <w:lang w:eastAsia="en-ID"/>
           <w14:ligatures w14:val="none"/>
         </w:rPr>
-        <w:t>Praktikum</w:t>
-      </w:r>
-      <w:proofErr w:type="spellEnd"/>
-      <w:r>
-        <w:rPr>
-          <w:rFonts w:eastAsia="Times New Roman" w:cs="Times New Roman"/>
-          <w:b/>
-          <w:bCs/>
-          <w:kern w:val="0"/>
-          <w:szCs w:val="24"/>
-          <w:lang w:eastAsia="en-ID"/>
-          <w14:ligatures w14:val="none"/>
-        </w:rPr>
-        <w:t xml:space="preserve"> Ke-2</w:t>
+        <w:lastRenderedPageBreak/>
+        <w:t>Praktikum Ke-2</w:t>
       </w:r>
     </w:p>
     <w:tbl>
@@ -1053,6 +1335,68 @@
               </w:rPr>
               <w:t xml:space="preserve"> </w:t>
             </w:r>
+            <w:r>
+              <w:rPr>
+                <w:rFonts w:eastAsia="Times New Roman" w:cs="Times New Roman"/>
+                <w:szCs w:val="24"/>
+                <w:lang w:val="en-US" w:eastAsia="en-ID"/>
+              </w:rPr>
+              <w:t>Membuat file index.tsx pada folder views/products</w:t>
+            </w:r>
+          </w:p>
+          <w:p>
+            <w:pPr>
+              <w:spacing w:before="60" w:line="360" w:lineRule="auto"/>
+              <w:ind w:firstLine="0"/>
+              <w:jc w:val="left"/>
+              <w:rPr>
+                <w:rFonts w:eastAsia="Times New Roman" w:cs="Times New Roman"/>
+                <w:szCs w:val="24"/>
+                <w:lang w:val="en-US" w:eastAsia="en-ID"/>
+              </w:rPr>
+            </w:pPr>
+            <w:r>
+              <w:rPr>
+                <w:rFonts w:eastAsia="Times New Roman" w:cs="Times New Roman"/>
+                <w:szCs w:val="24"/>
+                <w:lang w:val="en-US" w:eastAsia="en-ID"/>
+              </w:rPr>
+              <w:drawing>
+                <wp:inline distT="0" distB="0" distL="0" distR="0" wp14:anchorId="3E547C9E" wp14:editId="4A3D99E8">
+                  <wp:extent cx="2286319" cy="628738"/>
+                  <wp:effectExtent l="0" t="0" r="0" b="0"/>
+                  <wp:docPr id="1037146351" name="Picture 1"/>
+                  <wp:cNvGraphicFramePr>
+                    <a:graphicFrameLocks xmlns:a="http://schemas.openxmlformats.org/drawingml/2006/main" noChangeAspect="1"/>
+                  </wp:cNvGraphicFramePr>
+                  <a:graphic xmlns:a="http://schemas.openxmlformats.org/drawingml/2006/main">
+                    <a:graphicData uri="http://schemas.openxmlformats.org/drawingml/2006/picture">
+                      <pic:pic xmlns:pic="http://schemas.openxmlformats.org/drawingml/2006/picture">
+                        <pic:nvPicPr>
+                          <pic:cNvPr id="1037146351" name=""/>
+                          <pic:cNvPicPr/>
+                        </pic:nvPicPr>
+                        <pic:blipFill>
+                          <a:blip r:embed="rId10"/>
+                          <a:stretch>
+                            <a:fillRect/>
+                          </a:stretch>
+                        </pic:blipFill>
+                        <pic:spPr>
+                          <a:xfrm>
+                            <a:off x="0" y="0"/>
+                            <a:ext cx="2286319" cy="628738"/>
+                          </a:xfrm>
+                          <a:prstGeom prst="rect">
+                            <a:avLst/>
+                          </a:prstGeom>
+                        </pic:spPr>
+                      </pic:pic>
+                    </a:graphicData>
+                  </a:graphic>
+                </wp:inline>
+              </w:drawing>
+            </w:r>
           </w:p>
         </w:tc>
       </w:tr>
@@ -1097,6 +1441,68 @@
                 <w:lang w:eastAsia="en-ID"/>
               </w:rPr>
             </w:pPr>
+            <w:r>
+              <w:rPr>
+                <w:rFonts w:eastAsia="Times New Roman" w:cs="Times New Roman"/>
+                <w:szCs w:val="24"/>
+                <w:lang w:eastAsia="en-ID"/>
+              </w:rPr>
+              <w:t>Modifikasi index.tsx</w:t>
+            </w:r>
+          </w:p>
+          <w:p>
+            <w:pPr>
+              <w:spacing w:before="60" w:line="360" w:lineRule="auto"/>
+              <w:ind w:firstLine="0"/>
+              <w:jc w:val="left"/>
+              <w:rPr>
+                <w:rFonts w:eastAsia="Times New Roman" w:cs="Times New Roman"/>
+                <w:szCs w:val="24"/>
+                <w:lang w:eastAsia="en-ID"/>
+              </w:rPr>
+            </w:pPr>
+            <w:r>
+              <w:rPr>
+                <w:rFonts w:eastAsia="Times New Roman" w:cs="Times New Roman"/>
+                <w:szCs w:val="24"/>
+                <w:lang w:eastAsia="en-ID"/>
+              </w:rPr>
+              <w:drawing>
+                <wp:inline distT="0" distB="0" distL="0" distR="0" wp14:anchorId="1ED71543" wp14:editId="3C577A17">
+                  <wp:extent cx="5259705" cy="4556125"/>
+                  <wp:effectExtent l="0" t="0" r="0" b="0"/>
+                  <wp:docPr id="1291606652" name="Picture 1"/>
+                  <wp:cNvGraphicFramePr>
+                    <a:graphicFrameLocks xmlns:a="http://schemas.openxmlformats.org/drawingml/2006/main" noChangeAspect="1"/>
+                  </wp:cNvGraphicFramePr>
+                  <a:graphic xmlns:a="http://schemas.openxmlformats.org/drawingml/2006/main">
+                    <a:graphicData uri="http://schemas.openxmlformats.org/drawingml/2006/picture">
+                      <pic:pic xmlns:pic="http://schemas.openxmlformats.org/drawingml/2006/picture">
+                        <pic:nvPicPr>
+                          <pic:cNvPr id="1291606652" name=""/>
+                          <pic:cNvPicPr/>
+                        </pic:nvPicPr>
+                        <pic:blipFill>
+                          <a:blip r:embed="rId11"/>
+                          <a:stretch>
+                            <a:fillRect/>
+                          </a:stretch>
+                        </pic:blipFill>
+                        <pic:spPr>
+                          <a:xfrm>
+                            <a:off x="0" y="0"/>
+                            <a:ext cx="5259705" cy="4556125"/>
+                          </a:xfrm>
+                          <a:prstGeom prst="rect">
+                            <a:avLst/>
+                          </a:prstGeom>
+                        </pic:spPr>
+                      </pic:pic>
+                    </a:graphicData>
+                  </a:graphic>
+                </wp:inline>
+              </w:drawing>
+            </w:r>
           </w:p>
         </w:tc>
       </w:tr>
@@ -1141,6 +1547,85 @@
                 <w:lang w:val="en-US" w:eastAsia="en-ID"/>
               </w:rPr>
             </w:pPr>
+            <w:r>
+              <w:rPr>
+                <w:rFonts w:eastAsia="Times New Roman" w:cs="Times New Roman"/>
+                <w:szCs w:val="24"/>
+                <w:lang w:val="en-US" w:eastAsia="en-ID"/>
+              </w:rPr>
+              <w:t xml:space="preserve">Buka </w:t>
+            </w:r>
+            <w:r>
+              <w:rPr>
+                <w:rFonts w:eastAsia="Times New Roman" w:cs="Times New Roman"/>
+                <w:szCs w:val="24"/>
+                <w:lang w:val="en-US" w:eastAsia="en-ID"/>
+              </w:rPr>
+              <w:t xml:space="preserve">dan modifikasi </w:t>
+            </w:r>
+            <w:r>
+              <w:rPr>
+                <w:rFonts w:eastAsia="Times New Roman" w:cs="Times New Roman"/>
+                <w:szCs w:val="24"/>
+                <w:lang w:val="en-US" w:eastAsia="en-ID"/>
+              </w:rPr>
+              <w:t>file index.tsx pada pages/produk/</w:t>
+            </w:r>
+          </w:p>
+          <w:p>
+            <w:pPr>
+              <w:spacing w:before="60" w:line="360" w:lineRule="auto"/>
+              <w:ind w:firstLine="0"/>
+              <w:jc w:val="left"/>
+              <w:rPr>
+                <w:rFonts w:eastAsia="Times New Roman" w:cs="Times New Roman"/>
+                <w:szCs w:val="24"/>
+                <w:lang w:val="en-US" w:eastAsia="en-ID"/>
+              </w:rPr>
+            </w:pPr>
+            <w:r>
+              <w:rPr>
+                <w:rFonts w:eastAsia="Times New Roman" w:cs="Times New Roman"/>
+                <w:szCs w:val="24"/>
+                <w:lang w:val="en-US" w:eastAsia="en-ID"/>
+              </w:rPr>
+              <w:lastRenderedPageBreak/>
+              <w:drawing>
+                <wp:inline distT="0" distB="0" distL="0" distR="0" wp14:anchorId="13989AEB" wp14:editId="34B99AE8">
+                  <wp:extent cx="4703760" cy="4667416"/>
+                  <wp:effectExtent l="0" t="0" r="1905" b="0"/>
+                  <wp:docPr id="1627058028" name="Picture 1"/>
+                  <wp:cNvGraphicFramePr>
+                    <a:graphicFrameLocks xmlns:a="http://schemas.openxmlformats.org/drawingml/2006/main" noChangeAspect="1"/>
+                  </wp:cNvGraphicFramePr>
+                  <a:graphic xmlns:a="http://schemas.openxmlformats.org/drawingml/2006/main">
+                    <a:graphicData uri="http://schemas.openxmlformats.org/drawingml/2006/picture">
+                      <pic:pic xmlns:pic="http://schemas.openxmlformats.org/drawingml/2006/picture">
+                        <pic:nvPicPr>
+                          <pic:cNvPr id="1627058028" name=""/>
+                          <pic:cNvPicPr/>
+                        </pic:nvPicPr>
+                        <pic:blipFill>
+                          <a:blip r:embed="rId12"/>
+                          <a:stretch>
+                            <a:fillRect/>
+                          </a:stretch>
+                        </pic:blipFill>
+                        <pic:spPr>
+                          <a:xfrm>
+                            <a:off x="0" y="0"/>
+                            <a:ext cx="4710905" cy="4674506"/>
+                          </a:xfrm>
+                          <a:prstGeom prst="rect">
+                            <a:avLst/>
+                          </a:prstGeom>
+                        </pic:spPr>
+                      </pic:pic>
+                    </a:graphicData>
+                  </a:graphic>
+                </wp:inline>
+              </w:drawing>
+            </w:r>
           </w:p>
         </w:tc>
       </w:tr>
@@ -1166,6 +1651,7 @@
                 <w:szCs w:val="24"/>
                 <w:lang w:val="en-US" w:eastAsia="en-ID"/>
               </w:rPr>
+              <w:lastRenderedPageBreak/>
               <w:t>4</w:t>
             </w:r>
           </w:p>
@@ -1185,6 +1671,463 @@
                 <w:lang w:eastAsia="en-ID"/>
               </w:rPr>
             </w:pPr>
+            <w:r>
+              <w:rPr>
+                <w:rFonts w:eastAsia="Times New Roman" w:cs="Times New Roman"/>
+                <w:szCs w:val="24"/>
+                <w:lang w:eastAsia="en-ID"/>
+              </w:rPr>
+              <w:t xml:space="preserve">Jalankan browser </w:t>
+            </w:r>
+            <w:hyperlink r:id="rId13" w:history="1">
+              <w:r>
+                <w:rPr>
+                  <w:rStyle w:val="Hyperlink"/>
+                  <w:rFonts w:eastAsia="Times New Roman" w:cs="Times New Roman"/>
+                  <w:szCs w:val="24"/>
+                  <w:lang w:eastAsia="en-ID"/>
+                </w:rPr>
+                <w:t>http://localhost:3000/produk</w:t>
+              </w:r>
+            </w:hyperlink>
+          </w:p>
+          <w:p>
+            <w:pPr>
+              <w:spacing w:before="60" w:line="360" w:lineRule="auto"/>
+              <w:ind w:firstLine="0"/>
+              <w:jc w:val="left"/>
+              <w:rPr>
+                <w:rFonts w:eastAsia="Times New Roman" w:cs="Times New Roman"/>
+                <w:szCs w:val="24"/>
+                <w:lang w:eastAsia="en-ID"/>
+              </w:rPr>
+            </w:pPr>
+            <w:r>
+              <w:rPr>
+                <w:rFonts w:eastAsia="Times New Roman" w:cs="Times New Roman"/>
+                <w:szCs w:val="24"/>
+                <w:lang w:eastAsia="en-ID"/>
+              </w:rPr>
+              <w:drawing>
+                <wp:inline distT="0" distB="0" distL="0" distR="0" wp14:anchorId="600637BF" wp14:editId="69958AA1">
+                  <wp:extent cx="5259705" cy="2722880"/>
+                  <wp:effectExtent l="0" t="0" r="0" b="1270"/>
+                  <wp:docPr id="269036906" name="Picture 1"/>
+                  <wp:cNvGraphicFramePr>
+                    <a:graphicFrameLocks xmlns:a="http://schemas.openxmlformats.org/drawingml/2006/main" noChangeAspect="1"/>
+                  </wp:cNvGraphicFramePr>
+                  <a:graphic xmlns:a="http://schemas.openxmlformats.org/drawingml/2006/main">
+                    <a:graphicData uri="http://schemas.openxmlformats.org/drawingml/2006/picture">
+                      <pic:pic xmlns:pic="http://schemas.openxmlformats.org/drawingml/2006/picture">
+                        <pic:nvPicPr>
+                          <pic:cNvPr id="269036906" name=""/>
+                          <pic:cNvPicPr/>
+                        </pic:nvPicPr>
+                        <pic:blipFill>
+                          <a:blip r:embed="rId14"/>
+                          <a:stretch>
+                            <a:fillRect/>
+                          </a:stretch>
+                        </pic:blipFill>
+                        <pic:spPr>
+                          <a:xfrm>
+                            <a:off x="0" y="0"/>
+                            <a:ext cx="5259705" cy="2722880"/>
+                          </a:xfrm>
+                          <a:prstGeom prst="rect">
+                            <a:avLst/>
+                          </a:prstGeom>
+                        </pic:spPr>
+                      </pic:pic>
+                    </a:graphicData>
+                  </a:graphic>
+                </wp:inline>
+              </w:drawing>
+            </w:r>
+          </w:p>
+        </w:tc>
+      </w:tr>
+      <w:tr>
+        <w:tc>
+          <w:tcPr>
+            <w:tcW w:w="1129" w:type="dxa"/>
+          </w:tcPr>
+          <w:p>
+            <w:pPr>
+              <w:spacing w:before="60" w:line="360" w:lineRule="auto"/>
+              <w:ind w:firstLine="0"/>
+              <w:jc w:val="left"/>
+              <w:rPr>
+                <w:rFonts w:eastAsia="Times New Roman" w:cs="Times New Roman"/>
+                <w:szCs w:val="24"/>
+                <w:lang w:val="en-US" w:eastAsia="en-ID"/>
+              </w:rPr>
+            </w:pPr>
+            <w:r>
+              <w:rPr>
+                <w:rFonts w:eastAsia="Times New Roman" w:cs="Times New Roman"/>
+                <w:szCs w:val="24"/>
+                <w:lang w:val="en-US" w:eastAsia="en-ID"/>
+              </w:rPr>
+              <w:lastRenderedPageBreak/>
+              <w:t>5</w:t>
+            </w:r>
+          </w:p>
+        </w:tc>
+        <w:tc>
+          <w:tcPr>
+            <w:tcW w:w="8499" w:type="dxa"/>
+          </w:tcPr>
+          <w:p>
+            <w:pPr>
+              <w:spacing w:before="60" w:line="360" w:lineRule="auto"/>
+              <w:ind w:firstLine="0"/>
+              <w:jc w:val="left"/>
+              <w:rPr>
+                <w:rFonts w:eastAsia="Times New Roman" w:cs="Times New Roman"/>
+                <w:szCs w:val="24"/>
+                <w:lang w:eastAsia="en-ID"/>
+              </w:rPr>
+            </w:pPr>
+            <w:r>
+              <w:rPr>
+                <w:rFonts w:eastAsia="Times New Roman" w:cs="Times New Roman"/>
+                <w:szCs w:val="24"/>
+                <w:lang w:eastAsia="en-ID"/>
+              </w:rPr>
+              <w:t>Pada folder produk buat file produk.modules.scss</w:t>
+            </w:r>
+            <w:r>
+              <w:rPr>
+                <w:rFonts w:eastAsia="Times New Roman" w:cs="Times New Roman"/>
+                <w:szCs w:val="24"/>
+                <w:lang w:eastAsia="en-ID"/>
+              </w:rPr>
+              <w:t xml:space="preserve"> dan modifikasi</w:t>
+            </w:r>
+          </w:p>
+          <w:p>
+            <w:pPr>
+              <w:spacing w:before="60" w:line="360" w:lineRule="auto"/>
+              <w:ind w:firstLine="0"/>
+              <w:jc w:val="left"/>
+              <w:rPr>
+                <w:rFonts w:eastAsia="Times New Roman" w:cs="Times New Roman"/>
+                <w:szCs w:val="24"/>
+                <w:lang w:eastAsia="en-ID"/>
+              </w:rPr>
+            </w:pPr>
+            <w:r>
+              <w:rPr>
+                <w:rFonts w:eastAsia="Times New Roman" w:cs="Times New Roman"/>
+                <w:szCs w:val="24"/>
+                <w:lang w:eastAsia="en-ID"/>
+              </w:rPr>
+              <w:drawing>
+                <wp:inline distT="0" distB="0" distL="0" distR="0" wp14:anchorId="37B20B46" wp14:editId="44673E24">
+                  <wp:extent cx="2200582" cy="895475"/>
+                  <wp:effectExtent l="0" t="0" r="9525" b="0"/>
+                  <wp:docPr id="1075118238" name="Picture 1"/>
+                  <wp:cNvGraphicFramePr>
+                    <a:graphicFrameLocks xmlns:a="http://schemas.openxmlformats.org/drawingml/2006/main" noChangeAspect="1"/>
+                  </wp:cNvGraphicFramePr>
+                  <a:graphic xmlns:a="http://schemas.openxmlformats.org/drawingml/2006/main">
+                    <a:graphicData uri="http://schemas.openxmlformats.org/drawingml/2006/picture">
+                      <pic:pic xmlns:pic="http://schemas.openxmlformats.org/drawingml/2006/picture">
+                        <pic:nvPicPr>
+                          <pic:cNvPr id="1075118238" name=""/>
+                          <pic:cNvPicPr/>
+                        </pic:nvPicPr>
+                        <pic:blipFill>
+                          <a:blip r:embed="rId15"/>
+                          <a:stretch>
+                            <a:fillRect/>
+                          </a:stretch>
+                        </pic:blipFill>
+                        <pic:spPr>
+                          <a:xfrm>
+                            <a:off x="0" y="0"/>
+                            <a:ext cx="2200582" cy="895475"/>
+                          </a:xfrm>
+                          <a:prstGeom prst="rect">
+                            <a:avLst/>
+                          </a:prstGeom>
+                        </pic:spPr>
+                      </pic:pic>
+                    </a:graphicData>
+                  </a:graphic>
+                </wp:inline>
+              </w:drawing>
+            </w:r>
+          </w:p>
+        </w:tc>
+      </w:tr>
+      <w:tr>
+        <w:tc>
+          <w:tcPr>
+            <w:tcW w:w="1129" w:type="dxa"/>
+          </w:tcPr>
+          <w:p>
+            <w:pPr>
+              <w:spacing w:before="60" w:line="360" w:lineRule="auto"/>
+              <w:ind w:firstLine="0"/>
+              <w:jc w:val="left"/>
+              <w:rPr>
+                <w:rFonts w:eastAsia="Times New Roman" w:cs="Times New Roman"/>
+                <w:szCs w:val="24"/>
+                <w:lang w:val="en-US" w:eastAsia="en-ID"/>
+              </w:rPr>
+            </w:pPr>
+            <w:r>
+              <w:rPr>
+                <w:rFonts w:eastAsia="Times New Roman" w:cs="Times New Roman"/>
+                <w:szCs w:val="24"/>
+                <w:lang w:val="en-US" w:eastAsia="en-ID"/>
+              </w:rPr>
+              <w:t>6</w:t>
+            </w:r>
+          </w:p>
+        </w:tc>
+        <w:tc>
+          <w:tcPr>
+            <w:tcW w:w="8499" w:type="dxa"/>
+          </w:tcPr>
+          <w:p>
+            <w:pPr>
+              <w:spacing w:before="60" w:line="360" w:lineRule="auto"/>
+              <w:ind w:firstLine="0"/>
+              <w:jc w:val="left"/>
+              <w:rPr>
+                <w:rFonts w:eastAsia="Times New Roman" w:cs="Times New Roman"/>
+                <w:szCs w:val="24"/>
+                <w:lang w:eastAsia="en-ID"/>
+              </w:rPr>
+            </w:pPr>
+            <w:r>
+              <w:rPr>
+                <w:rFonts w:eastAsia="Times New Roman" w:cs="Times New Roman"/>
+                <w:szCs w:val="24"/>
+                <w:lang w:eastAsia="en-ID"/>
+              </w:rPr>
+              <w:t>Modifikasi Pada file index.tsx pada folder pages/views/product</w:t>
+            </w:r>
+          </w:p>
+          <w:p>
+            <w:pPr>
+              <w:spacing w:before="60" w:line="360" w:lineRule="auto"/>
+              <w:ind w:firstLine="0"/>
+              <w:jc w:val="left"/>
+              <w:rPr>
+                <w:rFonts w:eastAsia="Times New Roman" w:cs="Times New Roman"/>
+                <w:szCs w:val="24"/>
+                <w:lang w:eastAsia="en-ID"/>
+              </w:rPr>
+            </w:pPr>
+            <w:r>
+              <w:rPr>
+                <w:rFonts w:eastAsia="Times New Roman" w:cs="Times New Roman"/>
+                <w:szCs w:val="24"/>
+                <w:lang w:eastAsia="en-ID"/>
+              </w:rPr>
+              <w:lastRenderedPageBreak/>
+              <w:drawing>
+                <wp:inline distT="0" distB="0" distL="0" distR="0" wp14:anchorId="58628AD9" wp14:editId="577579B4">
+                  <wp:extent cx="5259705" cy="6351270"/>
+                  <wp:effectExtent l="0" t="0" r="0" b="0"/>
+                  <wp:docPr id="1607975185" name="Picture 1"/>
+                  <wp:cNvGraphicFramePr>
+                    <a:graphicFrameLocks xmlns:a="http://schemas.openxmlformats.org/drawingml/2006/main" noChangeAspect="1"/>
+                  </wp:cNvGraphicFramePr>
+                  <a:graphic xmlns:a="http://schemas.openxmlformats.org/drawingml/2006/main">
+                    <a:graphicData uri="http://schemas.openxmlformats.org/drawingml/2006/picture">
+                      <pic:pic xmlns:pic="http://schemas.openxmlformats.org/drawingml/2006/picture">
+                        <pic:nvPicPr>
+                          <pic:cNvPr id="1607975185" name=""/>
+                          <pic:cNvPicPr/>
+                        </pic:nvPicPr>
+                        <pic:blipFill>
+                          <a:blip r:embed="rId16"/>
+                          <a:stretch>
+                            <a:fillRect/>
+                          </a:stretch>
+                        </pic:blipFill>
+                        <pic:spPr>
+                          <a:xfrm>
+                            <a:off x="0" y="0"/>
+                            <a:ext cx="5259705" cy="6351270"/>
+                          </a:xfrm>
+                          <a:prstGeom prst="rect">
+                            <a:avLst/>
+                          </a:prstGeom>
+                        </pic:spPr>
+                      </pic:pic>
+                    </a:graphicData>
+                  </a:graphic>
+                </wp:inline>
+              </w:drawing>
+            </w:r>
+          </w:p>
+          <w:p>
+            <w:pPr>
+              <w:spacing w:before="60" w:line="360" w:lineRule="auto"/>
+              <w:ind w:firstLine="0"/>
+              <w:jc w:val="left"/>
+              <w:rPr>
+                <w:rFonts w:eastAsia="Times New Roman" w:cs="Times New Roman"/>
+                <w:szCs w:val="24"/>
+                <w:lang w:eastAsia="en-ID"/>
+              </w:rPr>
+            </w:pPr>
+            <w:r>
+              <w:rPr>
+                <w:rFonts w:eastAsia="Times New Roman" w:cs="Times New Roman"/>
+                <w:szCs w:val="24"/>
+                <w:lang w:eastAsia="en-ID"/>
+              </w:rPr>
+              <w:lastRenderedPageBreak/>
+              <w:drawing>
+                <wp:inline distT="0" distB="0" distL="0" distR="0" wp14:anchorId="4A6CF2A3" wp14:editId="50A541FD">
+                  <wp:extent cx="5259705" cy="3696335"/>
+                  <wp:effectExtent l="0" t="0" r="0" b="0"/>
+                  <wp:docPr id="1954613987" name="Picture 1"/>
+                  <wp:cNvGraphicFramePr>
+                    <a:graphicFrameLocks xmlns:a="http://schemas.openxmlformats.org/drawingml/2006/main" noChangeAspect="1"/>
+                  </wp:cNvGraphicFramePr>
+                  <a:graphic xmlns:a="http://schemas.openxmlformats.org/drawingml/2006/main">
+                    <a:graphicData uri="http://schemas.openxmlformats.org/drawingml/2006/picture">
+                      <pic:pic xmlns:pic="http://schemas.openxmlformats.org/drawingml/2006/picture">
+                        <pic:nvPicPr>
+                          <pic:cNvPr id="1954613987" name=""/>
+                          <pic:cNvPicPr/>
+                        </pic:nvPicPr>
+                        <pic:blipFill>
+                          <a:blip r:embed="rId17"/>
+                          <a:stretch>
+                            <a:fillRect/>
+                          </a:stretch>
+                        </pic:blipFill>
+                        <pic:spPr>
+                          <a:xfrm>
+                            <a:off x="0" y="0"/>
+                            <a:ext cx="5259705" cy="3696335"/>
+                          </a:xfrm>
+                          <a:prstGeom prst="rect">
+                            <a:avLst/>
+                          </a:prstGeom>
+                        </pic:spPr>
+                      </pic:pic>
+                    </a:graphicData>
+                  </a:graphic>
+                </wp:inline>
+              </w:drawing>
+            </w:r>
+          </w:p>
+        </w:tc>
+      </w:tr>
+      <w:tr>
+        <w:tc>
+          <w:tcPr>
+            <w:tcW w:w="1129" w:type="dxa"/>
+          </w:tcPr>
+          <w:p>
+            <w:pPr>
+              <w:spacing w:before="60" w:line="360" w:lineRule="auto"/>
+              <w:ind w:firstLine="0"/>
+              <w:jc w:val="left"/>
+              <w:rPr>
+                <w:rFonts w:eastAsia="Times New Roman" w:cs="Times New Roman"/>
+                <w:szCs w:val="24"/>
+                <w:lang w:val="en-US" w:eastAsia="en-ID"/>
+              </w:rPr>
+            </w:pPr>
+            <w:r>
+              <w:rPr>
+                <w:rFonts w:eastAsia="Times New Roman" w:cs="Times New Roman"/>
+                <w:szCs w:val="24"/>
+                <w:lang w:val="en-US" w:eastAsia="en-ID"/>
+              </w:rPr>
+              <w:lastRenderedPageBreak/>
+              <w:t>7</w:t>
+            </w:r>
+          </w:p>
+        </w:tc>
+        <w:tc>
+          <w:tcPr>
+            <w:tcW w:w="8499" w:type="dxa"/>
+          </w:tcPr>
+          <w:p>
+            <w:pPr>
+              <w:spacing w:before="60" w:line="360" w:lineRule="auto"/>
+              <w:ind w:firstLine="0"/>
+              <w:jc w:val="left"/>
+              <w:rPr>
+                <w:rFonts w:eastAsia="Times New Roman" w:cs="Times New Roman"/>
+                <w:szCs w:val="24"/>
+                <w:lang w:eastAsia="en-ID"/>
+              </w:rPr>
+            </w:pPr>
+            <w:r>
+              <w:rPr>
+                <w:rFonts w:eastAsia="Times New Roman" w:cs="Times New Roman"/>
+                <w:szCs w:val="24"/>
+                <w:lang w:eastAsia="en-ID"/>
+              </w:rPr>
+              <w:t>Jalankan Browser</w:t>
+            </w:r>
+          </w:p>
+          <w:p>
+            <w:pPr>
+              <w:spacing w:before="60" w:line="360" w:lineRule="auto"/>
+              <w:ind w:firstLine="0"/>
+              <w:jc w:val="left"/>
+              <w:rPr>
+                <w:rFonts w:eastAsia="Times New Roman" w:cs="Times New Roman"/>
+                <w:szCs w:val="24"/>
+                <w:lang w:eastAsia="en-ID"/>
+              </w:rPr>
+            </w:pPr>
+            <w:r>
+              <w:rPr>
+                <w:rFonts w:eastAsia="Times New Roman" w:cs="Times New Roman"/>
+                <w:szCs w:val="24"/>
+                <w:lang w:eastAsia="en-ID"/>
+              </w:rPr>
+              <w:drawing>
+                <wp:inline distT="0" distB="0" distL="0" distR="0" wp14:anchorId="53DDF2A6" wp14:editId="04B2B1DC">
+                  <wp:extent cx="5259705" cy="2078355"/>
+                  <wp:effectExtent l="0" t="0" r="0" b="0"/>
+                  <wp:docPr id="446672086" name="Picture 1"/>
+                  <wp:cNvGraphicFramePr>
+                    <a:graphicFrameLocks xmlns:a="http://schemas.openxmlformats.org/drawingml/2006/main" noChangeAspect="1"/>
+                  </wp:cNvGraphicFramePr>
+                  <a:graphic xmlns:a="http://schemas.openxmlformats.org/drawingml/2006/main">
+                    <a:graphicData uri="http://schemas.openxmlformats.org/drawingml/2006/picture">
+                      <pic:pic xmlns:pic="http://schemas.openxmlformats.org/drawingml/2006/picture">
+                        <pic:nvPicPr>
+                          <pic:cNvPr id="446672086" name=""/>
+                          <pic:cNvPicPr/>
+                        </pic:nvPicPr>
+                        <pic:blipFill>
+                          <a:blip r:embed="rId18"/>
+                          <a:stretch>
+                            <a:fillRect/>
+                          </a:stretch>
+                        </pic:blipFill>
+                        <pic:spPr>
+                          <a:xfrm>
+                            <a:off x="0" y="0"/>
+                            <a:ext cx="5259705" cy="2078355"/>
+                          </a:xfrm>
+                          <a:prstGeom prst="rect">
+                            <a:avLst/>
+                          </a:prstGeom>
+                        </pic:spPr>
+                      </pic:pic>
+                    </a:graphicData>
+                  </a:graphic>
+                </wp:inline>
+              </w:drawing>
+            </w:r>
           </w:p>
         </w:tc>
       </w:tr>
@@ -1220,7 +2163,86 @@
           <w14:ligatures w14:val="none"/>
         </w:rPr>
       </w:pPr>
-      <w:proofErr w:type="spellStart"/>
+    </w:p>
+    <w:p>
+      <w:pPr>
+        <w:spacing w:before="60" w:line="360" w:lineRule="auto"/>
+        <w:ind w:firstLine="0"/>
+        <w:jc w:val="left"/>
+        <w:rPr>
+          <w:rFonts w:eastAsia="Times New Roman" w:cs="Times New Roman"/>
+          <w:b/>
+          <w:bCs/>
+          <w:kern w:val="0"/>
+          <w:szCs w:val="24"/>
+          <w:lang w:eastAsia="en-ID"/>
+          <w14:ligatures w14:val="none"/>
+        </w:rPr>
+      </w:pPr>
+    </w:p>
+    <w:p>
+      <w:pPr>
+        <w:spacing w:before="60" w:line="360" w:lineRule="auto"/>
+        <w:ind w:firstLine="0"/>
+        <w:jc w:val="left"/>
+        <w:rPr>
+          <w:rFonts w:eastAsia="Times New Roman" w:cs="Times New Roman"/>
+          <w:b/>
+          <w:bCs/>
+          <w:kern w:val="0"/>
+          <w:szCs w:val="24"/>
+          <w:lang w:eastAsia="en-ID"/>
+          <w14:ligatures w14:val="none"/>
+        </w:rPr>
+      </w:pPr>
+    </w:p>
+    <w:p>
+      <w:pPr>
+        <w:spacing w:before="60" w:line="360" w:lineRule="auto"/>
+        <w:ind w:firstLine="0"/>
+        <w:jc w:val="left"/>
+        <w:rPr>
+          <w:rFonts w:eastAsia="Times New Roman" w:cs="Times New Roman"/>
+          <w:b/>
+          <w:bCs/>
+          <w:kern w:val="0"/>
+          <w:szCs w:val="24"/>
+          <w:lang w:eastAsia="en-ID"/>
+          <w14:ligatures w14:val="none"/>
+        </w:rPr>
+      </w:pPr>
+    </w:p>
+    <w:p>
+      <w:pPr>
+        <w:spacing w:before="60" w:line="360" w:lineRule="auto"/>
+        <w:ind w:firstLine="0"/>
+        <w:jc w:val="left"/>
+        <w:rPr>
+          <w:rFonts w:eastAsia="Times New Roman" w:cs="Times New Roman"/>
+          <w:b/>
+          <w:bCs/>
+          <w:kern w:val="0"/>
+          <w:szCs w:val="24"/>
+          <w:lang w:eastAsia="en-ID"/>
+          <w14:ligatures w14:val="none"/>
+        </w:rPr>
+      </w:pPr>
+    </w:p>
+    <w:p>
+      <w:pPr>
+        <w:spacing w:before="60" w:line="360" w:lineRule="auto"/>
+        <w:ind w:firstLine="0"/>
+        <w:jc w:val="left"/>
+        <w:rPr>
+          <w:rFonts w:eastAsia="Times New Roman" w:cs="Times New Roman"/>
+          <w:b/>
+          <w:bCs/>
+          <w:kern w:val="0"/>
+          <w:szCs w:val="24"/>
+          <w:lang w:eastAsia="en-ID"/>
+          <w14:ligatures w14:val="none"/>
+        </w:rPr>
+      </w:pPr>
       <w:r>
         <w:rPr>
           <w:rFonts w:eastAsia="Times New Roman" w:cs="Times New Roman"/>
@@ -1231,20 +2253,8 @@
           <w:lang w:eastAsia="en-ID"/>
           <w14:ligatures w14:val="none"/>
         </w:rPr>
-        <w:t>Praktikum</w:t>
-      </w:r>
-      <w:proofErr w:type="spellEnd"/>
-      <w:r>
-        <w:rPr>
-          <w:rFonts w:eastAsia="Times New Roman" w:cs="Times New Roman"/>
-          <w:b/>
-          <w:bCs/>
-          <w:kern w:val="0"/>
-          <w:szCs w:val="24"/>
-          <w:lang w:eastAsia="en-ID"/>
-          <w14:ligatures w14:val="none"/>
-        </w:rPr>
-        <w:t xml:space="preserve"> Ke-</w:t>
+        <w:lastRenderedPageBreak/>
+        <w:t>Praktikum Ke-</w:t>
       </w:r>
       <w:r>
         <w:rPr>
@@ -1363,6 +2373,253 @@
                 <w:lang w:val="en-US" w:eastAsia="en-ID"/>
               </w:rPr>
             </w:pPr>
+            <w:r>
+              <w:rPr>
+                <w:rFonts w:eastAsia="Times New Roman" w:cs="Times New Roman"/>
+                <w:sz w:val="22"/>
+                <w:lang w:val="en-US" w:eastAsia="en-ID"/>
+              </w:rPr>
+              <w:t>Modfikasi file index.tsx pada folder views/product/index.tsx</w:t>
+            </w:r>
+          </w:p>
+          <w:p>
+            <w:pPr>
+              <w:spacing w:before="60" w:line="360" w:lineRule="auto"/>
+              <w:ind w:firstLine="0"/>
+              <w:jc w:val="left"/>
+              <w:rPr>
+                <w:rFonts w:eastAsia="Times New Roman" w:cs="Times New Roman"/>
+                <w:sz w:val="22"/>
+                <w:lang w:val="en-US" w:eastAsia="en-ID"/>
+              </w:rPr>
+            </w:pPr>
+            <w:r>
+              <w:rPr>
+                <w:rFonts w:eastAsia="Times New Roman" w:cs="Times New Roman"/>
+                <w:sz w:val="22"/>
+                <w:lang w:val="en-US" w:eastAsia="en-ID"/>
+              </w:rPr>
+              <w:drawing>
+                <wp:inline distT="0" distB="0" distL="0" distR="0" wp14:anchorId="652A8087" wp14:editId="2A91AF7C">
+                  <wp:extent cx="5259705" cy="4652645"/>
+                  <wp:effectExtent l="0" t="0" r="0" b="0"/>
+                  <wp:docPr id="1752573294" name="Picture 1"/>
+                  <wp:cNvGraphicFramePr>
+                    <a:graphicFrameLocks xmlns:a="http://schemas.openxmlformats.org/drawingml/2006/main" noChangeAspect="1"/>
+                  </wp:cNvGraphicFramePr>
+                  <a:graphic xmlns:a="http://schemas.openxmlformats.org/drawingml/2006/main">
+                    <a:graphicData uri="http://schemas.openxmlformats.org/drawingml/2006/picture">
+                      <pic:pic xmlns:pic="http://schemas.openxmlformats.org/drawingml/2006/picture">
+                        <pic:nvPicPr>
+                          <pic:cNvPr id="1752573294" name=""/>
+                          <pic:cNvPicPr/>
+                        </pic:nvPicPr>
+                        <pic:blipFill>
+                          <a:blip r:embed="rId19"/>
+                          <a:stretch>
+                            <a:fillRect/>
+                          </a:stretch>
+                        </pic:blipFill>
+                        <pic:spPr>
+                          <a:xfrm>
+                            <a:off x="0" y="0"/>
+                            <a:ext cx="5259705" cy="4652645"/>
+                          </a:xfrm>
+                          <a:prstGeom prst="rect">
+                            <a:avLst/>
+                          </a:prstGeom>
+                        </pic:spPr>
+                      </pic:pic>
+                    </a:graphicData>
+                  </a:graphic>
+                </wp:inline>
+              </w:drawing>
+            </w:r>
+          </w:p>
+          <w:p>
+            <w:pPr>
+              <w:spacing w:before="60" w:line="360" w:lineRule="auto"/>
+              <w:ind w:firstLine="0"/>
+              <w:jc w:val="left"/>
+              <w:rPr>
+                <w:rFonts w:eastAsia="Times New Roman" w:cs="Times New Roman"/>
+                <w:sz w:val="22"/>
+                <w:lang w:val="en-US" w:eastAsia="en-ID"/>
+              </w:rPr>
+            </w:pPr>
+            <w:r>
+              <w:rPr>
+                <w:rFonts w:eastAsia="Times New Roman" w:cs="Times New Roman"/>
+                <w:sz w:val="22"/>
+                <w:lang w:val="en-US" w:eastAsia="en-ID"/>
+              </w:rPr>
+              <w:t>Modifikasi file product.module.scss</w:t>
+            </w:r>
+          </w:p>
+          <w:p>
+            <w:pPr>
+              <w:spacing w:before="60" w:line="360" w:lineRule="auto"/>
+              <w:ind w:firstLine="0"/>
+              <w:jc w:val="left"/>
+              <w:rPr>
+                <w:rFonts w:eastAsia="Times New Roman" w:cs="Times New Roman"/>
+                <w:sz w:val="22"/>
+                <w:lang w:val="en-US" w:eastAsia="en-ID"/>
+              </w:rPr>
+            </w:pPr>
+            <w:r>
+              <w:rPr>
+                <w:rFonts w:eastAsia="Times New Roman" w:cs="Times New Roman"/>
+                <w:sz w:val="22"/>
+                <w:lang w:val="en-US" w:eastAsia="en-ID"/>
+              </w:rPr>
+              <w:lastRenderedPageBreak/>
+              <w:drawing>
+                <wp:inline distT="0" distB="0" distL="0" distR="0" wp14:anchorId="7FEAA16C" wp14:editId="673FB966">
+                  <wp:extent cx="5259705" cy="6767195"/>
+                  <wp:effectExtent l="0" t="0" r="0" b="0"/>
+                  <wp:docPr id="1708193061" name="Picture 1"/>
+                  <wp:cNvGraphicFramePr>
+                    <a:graphicFrameLocks xmlns:a="http://schemas.openxmlformats.org/drawingml/2006/main" noChangeAspect="1"/>
+                  </wp:cNvGraphicFramePr>
+                  <a:graphic xmlns:a="http://schemas.openxmlformats.org/drawingml/2006/main">
+                    <a:graphicData uri="http://schemas.openxmlformats.org/drawingml/2006/picture">
+                      <pic:pic xmlns:pic="http://schemas.openxmlformats.org/drawingml/2006/picture">
+                        <pic:nvPicPr>
+                          <pic:cNvPr id="1708193061" name=""/>
+                          <pic:cNvPicPr/>
+                        </pic:nvPicPr>
+                        <pic:blipFill>
+                          <a:blip r:embed="rId20"/>
+                          <a:stretch>
+                            <a:fillRect/>
+                          </a:stretch>
+                        </pic:blipFill>
+                        <pic:spPr>
+                          <a:xfrm>
+                            <a:off x="0" y="0"/>
+                            <a:ext cx="5259705" cy="6767195"/>
+                          </a:xfrm>
+                          <a:prstGeom prst="rect">
+                            <a:avLst/>
+                          </a:prstGeom>
+                        </pic:spPr>
+                      </pic:pic>
+                    </a:graphicData>
+                  </a:graphic>
+                </wp:inline>
+              </w:drawing>
+            </w:r>
+          </w:p>
+          <w:p>
+            <w:pPr>
+              <w:spacing w:before="60" w:line="360" w:lineRule="auto"/>
+              <w:ind w:firstLine="0"/>
+              <w:jc w:val="left"/>
+              <w:rPr>
+                <w:rFonts w:eastAsia="Times New Roman" w:cs="Times New Roman"/>
+                <w:sz w:val="22"/>
+                <w:lang w:val="en-US" w:eastAsia="en-ID"/>
+              </w:rPr>
+            </w:pPr>
+            <w:r>
+              <w:rPr>
+                <w:rFonts w:eastAsia="Times New Roman" w:cs="Times New Roman"/>
+                <w:sz w:val="22"/>
+                <w:lang w:val="en-US" w:eastAsia="en-ID"/>
+              </w:rPr>
+              <w:lastRenderedPageBreak/>
+              <w:drawing>
+                <wp:inline distT="0" distB="0" distL="0" distR="0" wp14:anchorId="271EAE6F" wp14:editId="5F16ABA5">
+                  <wp:extent cx="4286848" cy="6354062"/>
+                  <wp:effectExtent l="0" t="0" r="0" b="8890"/>
+                  <wp:docPr id="352274882" name="Picture 1"/>
+                  <wp:cNvGraphicFramePr>
+                    <a:graphicFrameLocks xmlns:a="http://schemas.openxmlformats.org/drawingml/2006/main" noChangeAspect="1"/>
+                  </wp:cNvGraphicFramePr>
+                  <a:graphic xmlns:a="http://schemas.openxmlformats.org/drawingml/2006/main">
+                    <a:graphicData uri="http://schemas.openxmlformats.org/drawingml/2006/picture">
+                      <pic:pic xmlns:pic="http://schemas.openxmlformats.org/drawingml/2006/picture">
+                        <pic:nvPicPr>
+                          <pic:cNvPr id="352274882" name=""/>
+                          <pic:cNvPicPr/>
+                        </pic:nvPicPr>
+                        <pic:blipFill>
+                          <a:blip r:embed="rId21"/>
+                          <a:stretch>
+                            <a:fillRect/>
+                          </a:stretch>
+                        </pic:blipFill>
+                        <pic:spPr>
+                          <a:xfrm>
+                            <a:off x="0" y="0"/>
+                            <a:ext cx="4286848" cy="6354062"/>
+                          </a:xfrm>
+                          <a:prstGeom prst="rect">
+                            <a:avLst/>
+                          </a:prstGeom>
+                        </pic:spPr>
+                      </pic:pic>
+                    </a:graphicData>
+                  </a:graphic>
+                </wp:inline>
+              </w:drawing>
+            </w:r>
+          </w:p>
+          <w:p>
+            <w:pPr>
+              <w:spacing w:before="60" w:line="360" w:lineRule="auto"/>
+              <w:ind w:firstLine="0"/>
+              <w:jc w:val="left"/>
+              <w:rPr>
+                <w:rFonts w:eastAsia="Times New Roman" w:cs="Times New Roman"/>
+                <w:sz w:val="22"/>
+                <w:lang w:val="en-US" w:eastAsia="en-ID"/>
+              </w:rPr>
+            </w:pPr>
+            <w:r>
+              <w:rPr>
+                <w:rFonts w:eastAsia="Times New Roman" w:cs="Times New Roman"/>
+                <w:sz w:val="22"/>
+                <w:lang w:val="en-US" w:eastAsia="en-ID"/>
+              </w:rPr>
+              <w:lastRenderedPageBreak/>
+              <w:drawing>
+                <wp:inline distT="0" distB="0" distL="0" distR="0" wp14:anchorId="466D5B9E" wp14:editId="6C608826">
+                  <wp:extent cx="3724795" cy="4639322"/>
+                  <wp:effectExtent l="0" t="0" r="9525" b="0"/>
+                  <wp:docPr id="1845099966" name="Picture 1"/>
+                  <wp:cNvGraphicFramePr>
+                    <a:graphicFrameLocks xmlns:a="http://schemas.openxmlformats.org/drawingml/2006/main" noChangeAspect="1"/>
+                  </wp:cNvGraphicFramePr>
+                  <a:graphic xmlns:a="http://schemas.openxmlformats.org/drawingml/2006/main">
+                    <a:graphicData uri="http://schemas.openxmlformats.org/drawingml/2006/picture">
+                      <pic:pic xmlns:pic="http://schemas.openxmlformats.org/drawingml/2006/picture">
+                        <pic:nvPicPr>
+                          <pic:cNvPr id="1845099966" name=""/>
+                          <pic:cNvPicPr/>
+                        </pic:nvPicPr>
+                        <pic:blipFill>
+                          <a:blip r:embed="rId22"/>
+                          <a:stretch>
+                            <a:fillRect/>
+                          </a:stretch>
+                        </pic:blipFill>
+                        <pic:spPr>
+                          <a:xfrm>
+                            <a:off x="0" y="0"/>
+                            <a:ext cx="3724795" cy="4639322"/>
+                          </a:xfrm>
+                          <a:prstGeom prst="rect">
+                            <a:avLst/>
+                          </a:prstGeom>
+                        </pic:spPr>
+                      </pic:pic>
+                    </a:graphicData>
+                  </a:graphic>
+                </wp:inline>
+              </w:drawing>
+            </w:r>
           </w:p>
         </w:tc>
       </w:tr>
@@ -1388,6 +2645,7 @@
                 <w:sz w:val="22"/>
                 <w:lang w:val="en-US" w:eastAsia="en-ID"/>
               </w:rPr>
+              <w:lastRenderedPageBreak/>
               <w:t>2</w:t>
             </w:r>
           </w:p>
@@ -1407,6 +2665,68 @@
                 <w:lang w:eastAsia="en-ID"/>
               </w:rPr>
             </w:pPr>
+            <w:r>
+              <w:rPr>
+                <w:rFonts w:eastAsia="Times New Roman" w:cs="Times New Roman"/>
+                <w:sz w:val="22"/>
+                <w:lang w:eastAsia="en-ID"/>
+              </w:rPr>
+              <w:t>Jalankan browser maka akan muncul skeleton yang terdapat animasi berkedip</w:t>
+            </w:r>
+          </w:p>
+          <w:p>
+            <w:pPr>
+              <w:spacing w:before="60" w:line="360" w:lineRule="auto"/>
+              <w:ind w:firstLine="0"/>
+              <w:jc w:val="left"/>
+              <w:rPr>
+                <w:rFonts w:eastAsia="Times New Roman" w:cs="Times New Roman"/>
+                <w:sz w:val="22"/>
+                <w:lang w:eastAsia="en-ID"/>
+              </w:rPr>
+            </w:pPr>
+            <w:r>
+              <w:rPr>
+                <w:rFonts w:eastAsia="Times New Roman" w:cs="Times New Roman"/>
+                <w:sz w:val="22"/>
+                <w:lang w:eastAsia="en-ID"/>
+              </w:rPr>
+              <w:drawing>
+                <wp:inline distT="0" distB="0" distL="0" distR="0" wp14:anchorId="520B308A" wp14:editId="1251EDB6">
+                  <wp:extent cx="5259705" cy="2011680"/>
+                  <wp:effectExtent l="0" t="0" r="0" b="7620"/>
+                  <wp:docPr id="956072887" name="Picture 1"/>
+                  <wp:cNvGraphicFramePr>
+                    <a:graphicFrameLocks xmlns:a="http://schemas.openxmlformats.org/drawingml/2006/main" noChangeAspect="1"/>
+                  </wp:cNvGraphicFramePr>
+                  <a:graphic xmlns:a="http://schemas.openxmlformats.org/drawingml/2006/main">
+                    <a:graphicData uri="http://schemas.openxmlformats.org/drawingml/2006/picture">
+                      <pic:pic xmlns:pic="http://schemas.openxmlformats.org/drawingml/2006/picture">
+                        <pic:nvPicPr>
+                          <pic:cNvPr id="956072887" name=""/>
+                          <pic:cNvPicPr/>
+                        </pic:nvPicPr>
+                        <pic:blipFill>
+                          <a:blip r:embed="rId23"/>
+                          <a:stretch>
+                            <a:fillRect/>
+                          </a:stretch>
+                        </pic:blipFill>
+                        <pic:spPr>
+                          <a:xfrm>
+                            <a:off x="0" y="0"/>
+                            <a:ext cx="5259705" cy="2011680"/>
+                          </a:xfrm>
+                          <a:prstGeom prst="rect">
+                            <a:avLst/>
+                          </a:prstGeom>
+                        </pic:spPr>
+                      </pic:pic>
+                    </a:graphicData>
+                  </a:graphic>
+                </wp:inline>
+              </w:drawing>
+            </w:r>
           </w:p>
         </w:tc>
       </w:tr>
@@ -1451,6 +2771,69 @@
                 <w:lang w:val="en-US" w:eastAsia="en-ID"/>
               </w:rPr>
             </w:pPr>
+            <w:r>
+              <w:rPr>
+                <w:rFonts w:eastAsia="Times New Roman" w:cs="Times New Roman"/>
+                <w:sz w:val="22"/>
+                <w:lang w:val="en-US" w:eastAsia="en-ID"/>
+              </w:rPr>
+              <w:t>Modifikasi pada index.tsx pada folder views/product/index.tsx</w:t>
+            </w:r>
+          </w:p>
+          <w:p>
+            <w:pPr>
+              <w:spacing w:before="60" w:line="360" w:lineRule="auto"/>
+              <w:ind w:firstLine="0"/>
+              <w:jc w:val="left"/>
+              <w:rPr>
+                <w:rFonts w:eastAsia="Times New Roman" w:cs="Times New Roman"/>
+                <w:sz w:val="22"/>
+                <w:lang w:val="en-US" w:eastAsia="en-ID"/>
+              </w:rPr>
+            </w:pPr>
+            <w:r>
+              <w:rPr>
+                <w:rFonts w:eastAsia="Times New Roman" w:cs="Times New Roman"/>
+                <w:sz w:val="22"/>
+                <w:lang w:val="en-US" w:eastAsia="en-ID"/>
+              </w:rPr>
+              <w:lastRenderedPageBreak/>
+              <w:drawing>
+                <wp:inline distT="0" distB="0" distL="0" distR="0" wp14:anchorId="5B98608E" wp14:editId="7FBD1F3E">
+                  <wp:extent cx="5259705" cy="3581400"/>
+                  <wp:effectExtent l="0" t="0" r="0" b="0"/>
+                  <wp:docPr id="968703903" name="Picture 1"/>
+                  <wp:cNvGraphicFramePr>
+                    <a:graphicFrameLocks xmlns:a="http://schemas.openxmlformats.org/drawingml/2006/main" noChangeAspect="1"/>
+                  </wp:cNvGraphicFramePr>
+                  <a:graphic xmlns:a="http://schemas.openxmlformats.org/drawingml/2006/main">
+                    <a:graphicData uri="http://schemas.openxmlformats.org/drawingml/2006/picture">
+                      <pic:pic xmlns:pic="http://schemas.openxmlformats.org/drawingml/2006/picture">
+                        <pic:nvPicPr>
+                          <pic:cNvPr id="968703903" name=""/>
+                          <pic:cNvPicPr/>
+                        </pic:nvPicPr>
+                        <pic:blipFill>
+                          <a:blip r:embed="rId24"/>
+                          <a:stretch>
+                            <a:fillRect/>
+                          </a:stretch>
+                        </pic:blipFill>
+                        <pic:spPr>
+                          <a:xfrm>
+                            <a:off x="0" y="0"/>
+                            <a:ext cx="5259705" cy="3581400"/>
+                          </a:xfrm>
+                          <a:prstGeom prst="rect">
+                            <a:avLst/>
+                          </a:prstGeom>
+                        </pic:spPr>
+                      </pic:pic>
+                    </a:graphicData>
+                  </a:graphic>
+                </wp:inline>
+              </w:drawing>
+            </w:r>
           </w:p>
         </w:tc>
       </w:tr>
@@ -1476,6 +2859,7 @@
                 <w:sz w:val="22"/>
                 <w:lang w:val="en-US" w:eastAsia="en-ID"/>
               </w:rPr>
+              <w:lastRenderedPageBreak/>
               <w:t>4</w:t>
             </w:r>
           </w:p>
@@ -1495,6 +2879,108 @@
                 <w:lang w:eastAsia="en-ID"/>
               </w:rPr>
             </w:pPr>
+            <w:r>
+              <w:rPr>
+                <w:rFonts w:eastAsia="Times New Roman" w:cs="Times New Roman"/>
+                <w:sz w:val="22"/>
+                <w:lang w:eastAsia="en-ID"/>
+              </w:rPr>
+              <w:t>Jalankan browser</w:t>
+            </w:r>
+          </w:p>
+          <w:p>
+            <w:pPr>
+              <w:pStyle w:val="ListParagraph"/>
+              <w:numPr>
+                <w:ilvl w:val="0"/>
+                <w:numId w:val="31"/>
+              </w:numPr>
+              <w:spacing w:before="60" w:line="360" w:lineRule="auto"/>
+              <w:jc w:val="left"/>
+              <w:rPr>
+                <w:rFonts w:eastAsia="Times New Roman" w:cs="Times New Roman"/>
+                <w:sz w:val="22"/>
+                <w:lang w:eastAsia="en-ID"/>
+              </w:rPr>
+            </w:pPr>
+            <w:r>
+              <w:rPr>
+                <w:rFonts w:eastAsia="Times New Roman" w:cs="Times New Roman"/>
+                <w:sz w:val="22"/>
+                <w:lang w:eastAsia="en-ID"/>
+              </w:rPr>
+              <w:t>Jika dijalankan akan muncul skeletonnya terlebih dahulu setelah itu muncul gambar</w:t>
+            </w:r>
+            <w:r>
+              <w:rPr>
+                <w:rFonts w:eastAsia="Times New Roman" w:cs="Times New Roman"/>
+                <w:sz w:val="22"/>
+                <w:lang w:eastAsia="en-ID"/>
+              </w:rPr>
+              <w:t xml:space="preserve"> </w:t>
+            </w:r>
+            <w:r>
+              <w:rPr>
+                <w:rFonts w:eastAsia="Times New Roman" w:cs="Times New Roman"/>
+                <w:sz w:val="22"/>
+                <w:lang w:eastAsia="en-ID"/>
+              </w:rPr>
+              <w:t>dan informasinya</w:t>
+            </w:r>
+          </w:p>
+          <w:p>
+            <w:pPr>
+              <w:spacing w:before="60" w:line="360" w:lineRule="auto"/>
+              <w:ind w:firstLine="0"/>
+              <w:jc w:val="left"/>
+              <w:rPr>
+                <w:rFonts w:eastAsia="Times New Roman" w:cs="Times New Roman"/>
+                <w:sz w:val="22"/>
+                <w:lang w:eastAsia="en-ID"/>
+              </w:rPr>
+            </w:pPr>
+            <w:r>
+              <w:rPr>
+                <w:rFonts w:eastAsia="Times New Roman" w:cs="Times New Roman"/>
+                <w:sz w:val="22"/>
+                <w:lang w:eastAsia="en-ID"/>
+              </w:rPr>
+              <w:drawing>
+                <wp:inline distT="0" distB="0" distL="0" distR="0" wp14:anchorId="6C838D01" wp14:editId="0DC55A8C">
+                  <wp:extent cx="5259705" cy="2229485"/>
+                  <wp:effectExtent l="0" t="0" r="0" b="0"/>
+                  <wp:docPr id="1795920772" name="Picture 1"/>
+                  <wp:cNvGraphicFramePr>
+                    <a:graphicFrameLocks xmlns:a="http://schemas.openxmlformats.org/drawingml/2006/main" noChangeAspect="1"/>
+                  </wp:cNvGraphicFramePr>
+                  <a:graphic xmlns:a="http://schemas.openxmlformats.org/drawingml/2006/main">
+                    <a:graphicData uri="http://schemas.openxmlformats.org/drawingml/2006/picture">
+                      <pic:pic xmlns:pic="http://schemas.openxmlformats.org/drawingml/2006/picture">
+                        <pic:nvPicPr>
+                          <pic:cNvPr id="1795920772" name=""/>
+                          <pic:cNvPicPr/>
+                        </pic:nvPicPr>
+                        <pic:blipFill>
+                          <a:blip r:embed="rId25"/>
+                          <a:stretch>
+                            <a:fillRect/>
+                          </a:stretch>
+                        </pic:blipFill>
+                        <pic:spPr>
+                          <a:xfrm>
+                            <a:off x="0" y="0"/>
+                            <a:ext cx="5259705" cy="2229485"/>
+                          </a:xfrm>
+                          <a:prstGeom prst="rect">
+                            <a:avLst/>
+                          </a:prstGeom>
+                        </pic:spPr>
+                      </pic:pic>
+                    </a:graphicData>
+                  </a:graphic>
+                </wp:inline>
+              </w:drawing>
+            </w:r>
           </w:p>
         </w:tc>
       </w:tr>
@@ -1530,6 +3016,48 @@
         <w:jc w:val="left"/>
         <w:rPr>
           <w:rFonts w:eastAsia="Times New Roman" w:cs="Times New Roman"/>
+          <w:kern w:val="0"/>
+          <w:szCs w:val="24"/>
+          <w:lang w:eastAsia="en-ID"/>
+          <w14:ligatures w14:val="none"/>
+        </w:rPr>
+      </w:pPr>
+    </w:p>
+    <w:p>
+      <w:pPr>
+        <w:spacing w:before="60" w:line="360" w:lineRule="auto"/>
+        <w:ind w:firstLine="0"/>
+        <w:jc w:val="left"/>
+        <w:rPr>
+          <w:rFonts w:eastAsia="Times New Roman" w:cs="Times New Roman"/>
+          <w:kern w:val="0"/>
+          <w:szCs w:val="24"/>
+          <w:lang w:eastAsia="en-ID"/>
+          <w14:ligatures w14:val="none"/>
+        </w:rPr>
+      </w:pPr>
+    </w:p>
+    <w:p>
+      <w:pPr>
+        <w:spacing w:before="60" w:line="360" w:lineRule="auto"/>
+        <w:ind w:firstLine="0"/>
+        <w:jc w:val="left"/>
+        <w:rPr>
+          <w:rFonts w:eastAsia="Times New Roman" w:cs="Times New Roman"/>
+          <w:kern w:val="0"/>
+          <w:szCs w:val="24"/>
+          <w:lang w:eastAsia="en-ID"/>
+          <w14:ligatures w14:val="none"/>
+        </w:rPr>
+      </w:pPr>
+    </w:p>
+    <w:p>
+      <w:pPr>
+        <w:spacing w:before="60" w:line="360" w:lineRule="auto"/>
+        <w:ind w:firstLine="0"/>
+        <w:jc w:val="left"/>
+        <w:rPr>
+          <w:rFonts w:eastAsia="Times New Roman" w:cs="Times New Roman"/>
           <w:b/>
           <w:bCs/>
           <w:kern w:val="0"/>
@@ -1538,7 +3066,6 @@
           <w14:ligatures w14:val="none"/>
         </w:rPr>
       </w:pPr>
-      <w:proofErr w:type="spellStart"/>
       <w:r>
         <w:rPr>
           <w:rFonts w:eastAsia="Times New Roman" w:cs="Times New Roman"/>
@@ -1549,20 +3076,8 @@
           <w:lang w:eastAsia="en-ID"/>
           <w14:ligatures w14:val="none"/>
         </w:rPr>
-        <w:t>Praktikum</w:t>
-      </w:r>
-      <w:proofErr w:type="spellEnd"/>
-      <w:r>
-        <w:rPr>
-          <w:rFonts w:eastAsia="Times New Roman" w:cs="Times New Roman"/>
-          <w:b/>
-          <w:bCs/>
-          <w:kern w:val="0"/>
-          <w:szCs w:val="24"/>
-          <w:lang w:eastAsia="en-ID"/>
-          <w14:ligatures w14:val="none"/>
-        </w:rPr>
-        <w:t xml:space="preserve"> Ke-</w:t>
+        <w:lastRenderedPageBreak/>
+        <w:t>Praktikum Ke-</w:t>
       </w:r>
       <w:r>
         <w:rPr>
@@ -1610,7 +3125,6 @@
                 <w:szCs w:val="24"/>
                 <w:lang w:eastAsia="en-ID"/>
               </w:rPr>
-              <w:lastRenderedPageBreak/>
               <w:t>Langkah</w:t>
             </w:r>
           </w:p>
@@ -1682,6 +3196,68 @@
                 <w:lang w:val="en-US" w:eastAsia="en-ID"/>
               </w:rPr>
             </w:pPr>
+            <w:r>
+              <w:rPr>
+                <w:rFonts w:eastAsia="Times New Roman" w:cs="Times New Roman"/>
+                <w:szCs w:val="24"/>
+                <w:lang w:val="en-US" w:eastAsia="en-ID"/>
+              </w:rPr>
+              <w:t>Install SWR</w:t>
+            </w:r>
+          </w:p>
+          <w:p>
+            <w:pPr>
+              <w:spacing w:before="60" w:line="360" w:lineRule="auto"/>
+              <w:ind w:firstLine="0"/>
+              <w:jc w:val="left"/>
+              <w:rPr>
+                <w:rFonts w:eastAsia="Times New Roman" w:cs="Times New Roman"/>
+                <w:szCs w:val="24"/>
+                <w:lang w:val="en-US" w:eastAsia="en-ID"/>
+              </w:rPr>
+            </w:pPr>
+            <w:r>
+              <w:rPr>
+                <w:rFonts w:eastAsia="Times New Roman" w:cs="Times New Roman"/>
+                <w:szCs w:val="24"/>
+                <w:lang w:val="en-US" w:eastAsia="en-ID"/>
+              </w:rPr>
+              <w:drawing>
+                <wp:inline distT="0" distB="0" distL="0" distR="0" wp14:anchorId="585F8306" wp14:editId="6332718B">
+                  <wp:extent cx="4077269" cy="1638529"/>
+                  <wp:effectExtent l="0" t="0" r="0" b="0"/>
+                  <wp:docPr id="1957653181" name="Picture 1"/>
+                  <wp:cNvGraphicFramePr>
+                    <a:graphicFrameLocks xmlns:a="http://schemas.openxmlformats.org/drawingml/2006/main" noChangeAspect="1"/>
+                  </wp:cNvGraphicFramePr>
+                  <a:graphic xmlns:a="http://schemas.openxmlformats.org/drawingml/2006/main">
+                    <a:graphicData uri="http://schemas.openxmlformats.org/drawingml/2006/picture">
+                      <pic:pic xmlns:pic="http://schemas.openxmlformats.org/drawingml/2006/picture">
+                        <pic:nvPicPr>
+                          <pic:cNvPr id="1957653181" name=""/>
+                          <pic:cNvPicPr/>
+                        </pic:nvPicPr>
+                        <pic:blipFill>
+                          <a:blip r:embed="rId26"/>
+                          <a:stretch>
+                            <a:fillRect/>
+                          </a:stretch>
+                        </pic:blipFill>
+                        <pic:spPr>
+                          <a:xfrm>
+                            <a:off x="0" y="0"/>
+                            <a:ext cx="4077269" cy="1638529"/>
+                          </a:xfrm>
+                          <a:prstGeom prst="rect">
+                            <a:avLst/>
+                          </a:prstGeom>
+                        </pic:spPr>
+                      </pic:pic>
+                    </a:graphicData>
+                  </a:graphic>
+                </wp:inline>
+              </w:drawing>
+            </w:r>
           </w:p>
         </w:tc>
       </w:tr>
@@ -1726,6 +3302,68 @@
                 <w:lang w:eastAsia="en-ID"/>
               </w:rPr>
             </w:pPr>
+            <w:r>
+              <w:rPr>
+                <w:rFonts w:eastAsia="Times New Roman" w:cs="Times New Roman"/>
+                <w:szCs w:val="24"/>
+                <w:lang w:eastAsia="en-ID"/>
+              </w:rPr>
+              <w:t>Buka dan modifkasi file index.tsx pada folder pages/product/</w:t>
+            </w:r>
+          </w:p>
+          <w:p>
+            <w:pPr>
+              <w:spacing w:before="60" w:line="360" w:lineRule="auto"/>
+              <w:ind w:firstLine="0"/>
+              <w:jc w:val="left"/>
+              <w:rPr>
+                <w:rFonts w:eastAsia="Times New Roman" w:cs="Times New Roman"/>
+                <w:szCs w:val="24"/>
+                <w:lang w:eastAsia="en-ID"/>
+              </w:rPr>
+            </w:pPr>
+            <w:r>
+              <w:rPr>
+                <w:rFonts w:eastAsia="Times New Roman" w:cs="Times New Roman"/>
+                <w:szCs w:val="24"/>
+                <w:lang w:eastAsia="en-ID"/>
+              </w:rPr>
+              <w:drawing>
+                <wp:inline distT="0" distB="0" distL="0" distR="0" wp14:anchorId="5EDCED6C" wp14:editId="0155F194">
+                  <wp:extent cx="4392145" cy="3244132"/>
+                  <wp:effectExtent l="0" t="0" r="8890" b="0"/>
+                  <wp:docPr id="1110230356" name="Picture 1"/>
+                  <wp:cNvGraphicFramePr>
+                    <a:graphicFrameLocks xmlns:a="http://schemas.openxmlformats.org/drawingml/2006/main" noChangeAspect="1"/>
+                  </wp:cNvGraphicFramePr>
+                  <a:graphic xmlns:a="http://schemas.openxmlformats.org/drawingml/2006/main">
+                    <a:graphicData uri="http://schemas.openxmlformats.org/drawingml/2006/picture">
+                      <pic:pic xmlns:pic="http://schemas.openxmlformats.org/drawingml/2006/picture">
+                        <pic:nvPicPr>
+                          <pic:cNvPr id="1110230356" name=""/>
+                          <pic:cNvPicPr/>
+                        </pic:nvPicPr>
+                        <pic:blipFill>
+                          <a:blip r:embed="rId27"/>
+                          <a:stretch>
+                            <a:fillRect/>
+                          </a:stretch>
+                        </pic:blipFill>
+                        <pic:spPr>
+                          <a:xfrm>
+                            <a:off x="0" y="0"/>
+                            <a:ext cx="4424080" cy="3267720"/>
+                          </a:xfrm>
+                          <a:prstGeom prst="rect">
+                            <a:avLst/>
+                          </a:prstGeom>
+                        </pic:spPr>
+                      </pic:pic>
+                    </a:graphicData>
+                  </a:graphic>
+                </wp:inline>
+              </w:drawing>
+            </w:r>
           </w:p>
         </w:tc>
       </w:tr>
@@ -1770,14 +3408,15 @@
                 <w:lang w:val="en-US" w:eastAsia="en-ID"/>
               </w:rPr>
             </w:pPr>
-          </w:p>
-        </w:tc>
-      </w:tr>
-      <w:tr>
-        <w:tc>
-          <w:tcPr>
-            <w:tcW w:w="1129" w:type="dxa"/>
-          </w:tcPr>
+            <w:r>
+              <w:rPr>
+                <w:rFonts w:eastAsia="Times New Roman" w:cs="Times New Roman"/>
+                <w:szCs w:val="24"/>
+                <w:lang w:val="en-US" w:eastAsia="en-ID"/>
+              </w:rPr>
+              <w:t>Buat folder swr pada utils dan tambahkan file dengan nama fetcher.js</w:t>
+            </w:r>
+          </w:p>
           <w:p>
             <w:pPr>
               <w:spacing w:before="60" w:line="360" w:lineRule="auto"/>
@@ -1795,14 +3434,43 @@
                 <w:szCs w:val="24"/>
                 <w:lang w:val="en-US" w:eastAsia="en-ID"/>
               </w:rPr>
-              <w:t>4</w:t>
-            </w:r>
-          </w:p>
-        </w:tc>
-        <w:tc>
-          <w:tcPr>
-            <w:tcW w:w="8499" w:type="dxa"/>
-          </w:tcPr>
+              <w:drawing>
+                <wp:inline distT="0" distB="0" distL="0" distR="0" wp14:anchorId="25653CEF" wp14:editId="3EA29A0A">
+                  <wp:extent cx="2178657" cy="1295926"/>
+                  <wp:effectExtent l="0" t="0" r="0" b="0"/>
+                  <wp:docPr id="1506736650" name="Picture 1"/>
+                  <wp:cNvGraphicFramePr>
+                    <a:graphicFrameLocks xmlns:a="http://schemas.openxmlformats.org/drawingml/2006/main" noChangeAspect="1"/>
+                  </wp:cNvGraphicFramePr>
+                  <a:graphic xmlns:a="http://schemas.openxmlformats.org/drawingml/2006/main">
+                    <a:graphicData uri="http://schemas.openxmlformats.org/drawingml/2006/picture">
+                      <pic:pic xmlns:pic="http://schemas.openxmlformats.org/drawingml/2006/picture">
+                        <pic:nvPicPr>
+                          <pic:cNvPr id="1506736650" name=""/>
+                          <pic:cNvPicPr/>
+                        </pic:nvPicPr>
+                        <pic:blipFill>
+                          <a:blip r:embed="rId28"/>
+                          <a:stretch>
+                            <a:fillRect/>
+                          </a:stretch>
+                        </pic:blipFill>
+                        <pic:spPr>
+                          <a:xfrm>
+                            <a:off x="0" y="0"/>
+                            <a:ext cx="2189966" cy="1302653"/>
+                          </a:xfrm>
+                          <a:prstGeom prst="rect">
+                            <a:avLst/>
+                          </a:prstGeom>
+                        </pic:spPr>
+                      </pic:pic>
+                    </a:graphicData>
+                  </a:graphic>
+                </wp:inline>
+              </w:drawing>
+            </w:r>
+          </w:p>
           <w:p>
             <w:pPr>
               <w:spacing w:before="60" w:line="360" w:lineRule="auto"/>
@@ -1811,9 +3479,146 @@
               <w:rPr>
                 <w:rFonts w:eastAsia="Times New Roman" w:cs="Times New Roman"/>
                 <w:szCs w:val="24"/>
-                <w:lang w:eastAsia="en-ID"/>
-              </w:rPr>
-            </w:pPr>
+                <w:lang w:val="en-US" w:eastAsia="en-ID"/>
+              </w:rPr>
+            </w:pPr>
+            <w:r>
+              <w:rPr>
+                <w:rFonts w:eastAsia="Times New Roman" w:cs="Times New Roman"/>
+                <w:szCs w:val="24"/>
+                <w:lang w:val="en-US" w:eastAsia="en-ID"/>
+              </w:rPr>
+              <w:lastRenderedPageBreak/>
+              <w:t>Modifikasi file fetcher.ts</w:t>
+            </w:r>
+          </w:p>
+          <w:p>
+            <w:pPr>
+              <w:spacing w:before="60" w:line="360" w:lineRule="auto"/>
+              <w:ind w:firstLine="0"/>
+              <w:jc w:val="left"/>
+              <w:rPr>
+                <w:rFonts w:eastAsia="Times New Roman" w:cs="Times New Roman"/>
+                <w:szCs w:val="24"/>
+                <w:lang w:val="en-US" w:eastAsia="en-ID"/>
+              </w:rPr>
+            </w:pPr>
+            <w:r>
+              <w:rPr>
+                <w:rFonts w:eastAsia="Times New Roman" w:cs="Times New Roman"/>
+                <w:szCs w:val="24"/>
+                <w:lang w:val="en-US" w:eastAsia="en-ID"/>
+              </w:rPr>
+              <w:drawing>
+                <wp:inline distT="0" distB="0" distL="0" distR="0" wp14:anchorId="336A89B0" wp14:editId="18096F0D">
+                  <wp:extent cx="4261899" cy="727039"/>
+                  <wp:effectExtent l="0" t="0" r="5715" b="0"/>
+                  <wp:docPr id="1642180834" name="Picture 1"/>
+                  <wp:cNvGraphicFramePr>
+                    <a:graphicFrameLocks xmlns:a="http://schemas.openxmlformats.org/drawingml/2006/main" noChangeAspect="1"/>
+                  </wp:cNvGraphicFramePr>
+                  <a:graphic xmlns:a="http://schemas.openxmlformats.org/drawingml/2006/main">
+                    <a:graphicData uri="http://schemas.openxmlformats.org/drawingml/2006/picture">
+                      <pic:pic xmlns:pic="http://schemas.openxmlformats.org/drawingml/2006/picture">
+                        <pic:nvPicPr>
+                          <pic:cNvPr id="1642180834" name=""/>
+                          <pic:cNvPicPr/>
+                        </pic:nvPicPr>
+                        <pic:blipFill>
+                          <a:blip r:embed="rId29"/>
+                          <a:stretch>
+                            <a:fillRect/>
+                          </a:stretch>
+                        </pic:blipFill>
+                        <pic:spPr>
+                          <a:xfrm>
+                            <a:off x="0" y="0"/>
+                            <a:ext cx="4287830" cy="731463"/>
+                          </a:xfrm>
+                          <a:prstGeom prst="rect">
+                            <a:avLst/>
+                          </a:prstGeom>
+                        </pic:spPr>
+                      </pic:pic>
+                    </a:graphicData>
+                  </a:graphic>
+                </wp:inline>
+              </w:drawing>
+            </w:r>
+          </w:p>
+          <w:p>
+            <w:pPr>
+              <w:spacing w:before="60" w:line="360" w:lineRule="auto"/>
+              <w:ind w:firstLine="0"/>
+              <w:jc w:val="left"/>
+              <w:rPr>
+                <w:rFonts w:eastAsia="Times New Roman" w:cs="Times New Roman"/>
+                <w:szCs w:val="24"/>
+                <w:lang w:val="en-US" w:eastAsia="en-ID"/>
+              </w:rPr>
+            </w:pPr>
+            <w:r>
+              <w:rPr>
+                <w:rFonts w:eastAsia="Times New Roman" w:cs="Times New Roman"/>
+                <w:szCs w:val="24"/>
+                <w:lang w:val="en-US" w:eastAsia="en-ID"/>
+              </w:rPr>
+              <w:t>Modifikasi file index.tsx pada folder pages/produk</w:t>
+            </w:r>
+          </w:p>
+          <w:p>
+            <w:pPr>
+              <w:spacing w:before="60" w:line="360" w:lineRule="auto"/>
+              <w:ind w:firstLine="0"/>
+              <w:jc w:val="left"/>
+              <w:rPr>
+                <w:rFonts w:eastAsia="Times New Roman" w:cs="Times New Roman"/>
+                <w:szCs w:val="24"/>
+                <w:lang w:val="en-US" w:eastAsia="en-ID"/>
+              </w:rPr>
+            </w:pPr>
+            <w:r>
+              <w:rPr>
+                <w:rFonts w:eastAsia="Times New Roman" w:cs="Times New Roman"/>
+                <w:szCs w:val="24"/>
+                <w:lang w:val="en-US" w:eastAsia="en-ID"/>
+              </w:rPr>
+              <w:drawing>
+                <wp:inline distT="0" distB="0" distL="0" distR="0" wp14:anchorId="2FD9E341" wp14:editId="2067AF28">
+                  <wp:extent cx="4787253" cy="3180521"/>
+                  <wp:effectExtent l="0" t="0" r="0" b="1270"/>
+                  <wp:docPr id="1642637660" name="Picture 1"/>
+                  <wp:cNvGraphicFramePr>
+                    <a:graphicFrameLocks xmlns:a="http://schemas.openxmlformats.org/drawingml/2006/main" noChangeAspect="1"/>
+                  </wp:cNvGraphicFramePr>
+                  <a:graphic xmlns:a="http://schemas.openxmlformats.org/drawingml/2006/main">
+                    <a:graphicData uri="http://schemas.openxmlformats.org/drawingml/2006/picture">
+                      <pic:pic xmlns:pic="http://schemas.openxmlformats.org/drawingml/2006/picture">
+                        <pic:nvPicPr>
+                          <pic:cNvPr id="1642637660" name=""/>
+                          <pic:cNvPicPr/>
+                        </pic:nvPicPr>
+                        <pic:blipFill>
+                          <a:blip r:embed="rId30"/>
+                          <a:stretch>
+                            <a:fillRect/>
+                          </a:stretch>
+                        </pic:blipFill>
+                        <pic:spPr>
+                          <a:xfrm>
+                            <a:off x="0" y="0"/>
+                            <a:ext cx="4791757" cy="3183513"/>
+                          </a:xfrm>
+                          <a:prstGeom prst="rect">
+                            <a:avLst/>
+                          </a:prstGeom>
+                        </pic:spPr>
+                      </pic:pic>
+                    </a:graphicData>
+                  </a:graphic>
+                </wp:inline>
+              </w:drawing>
+            </w:r>
           </w:p>
         </w:tc>
       </w:tr>
@@ -1849,7 +3654,6 @@
           <w14:ligatures w14:val="none"/>
         </w:rPr>
       </w:pPr>
-      <w:proofErr w:type="spellStart"/>
       <w:r>
         <w:rPr>
           <w:rFonts w:eastAsia="Times New Roman" w:cs="Times New Roman"/>
@@ -1860,32 +3664,7 @@
           <w:lang w:eastAsia="en-ID"/>
           <w14:ligatures w14:val="none"/>
         </w:rPr>
-        <w:t>Praktikum</w:t>
-      </w:r>
-      <w:proofErr w:type="spellEnd"/>
-      <w:r>
-        <w:rPr>
-          <w:rFonts w:eastAsia="Times New Roman" w:cs="Times New Roman"/>
-          <w:b/>
-          <w:bCs/>
-          <w:kern w:val="0"/>
-          <w:szCs w:val="24"/>
-          <w:lang w:eastAsia="en-ID"/>
-          <w14:ligatures w14:val="none"/>
-        </w:rPr>
-        <w:t xml:space="preserve"> Ke-</w:t>
-      </w:r>
-      <w:r>
-        <w:rPr>
-          <w:rFonts w:eastAsia="Times New Roman" w:cs="Times New Roman"/>
-          <w:b/>
-          <w:bCs/>
-          <w:kern w:val="0"/>
-          <w:szCs w:val="24"/>
-          <w:lang w:eastAsia="en-ID"/>
-          <w14:ligatures w14:val="none"/>
-        </w:rPr>
-        <w:t>5</w:t>
+        <w:t>Tugas 1</w:t>
       </w:r>
     </w:p>
     <w:tbl>
@@ -1992,14 +3771,87 @@
                 <w:lang w:val="en-US" w:eastAsia="en-ID"/>
               </w:rPr>
             </w:pPr>
-          </w:p>
-        </w:tc>
-      </w:tr>
-      <w:tr>
-        <w:tc>
-          <w:tcPr>
-            <w:tcW w:w="1129" w:type="dxa"/>
-          </w:tcPr>
+            <w:r>
+              <w:rPr>
+                <w:rFonts w:eastAsia="Times New Roman" w:cs="Times New Roman"/>
+                <w:szCs w:val="24"/>
+                <w:lang w:val="en-US" w:eastAsia="en-ID"/>
+              </w:rPr>
+              <w:t>Jelaskan perbedaan:</w:t>
+            </w:r>
+          </w:p>
+          <w:p>
+            <w:pPr>
+              <w:pStyle w:val="ListParagraph"/>
+              <w:numPr>
+                <w:ilvl w:val="0"/>
+                <w:numId w:val="31"/>
+              </w:numPr>
+              <w:spacing w:before="60" w:line="360" w:lineRule="auto"/>
+              <w:jc w:val="left"/>
+              <w:rPr>
+                <w:rFonts w:eastAsia="Times New Roman" w:cs="Times New Roman"/>
+                <w:szCs w:val="24"/>
+                <w:lang w:val="en-US" w:eastAsia="en-ID"/>
+              </w:rPr>
+            </w:pPr>
+            <w:r>
+              <w:rPr>
+                <w:rFonts w:eastAsia="Times New Roman" w:cs="Times New Roman"/>
+                <w:szCs w:val="24"/>
+                <w:lang w:val="en-US" w:eastAsia="en-ID"/>
+              </w:rPr>
+              <w:t>Client Side Rendering</w:t>
+            </w:r>
+          </w:p>
+          <w:p>
+            <w:pPr>
+              <w:pStyle w:val="ListParagraph"/>
+              <w:numPr>
+                <w:ilvl w:val="0"/>
+                <w:numId w:val="31"/>
+              </w:numPr>
+              <w:spacing w:before="60" w:line="360" w:lineRule="auto"/>
+              <w:jc w:val="left"/>
+              <w:rPr>
+                <w:rFonts w:eastAsia="Times New Roman" w:cs="Times New Roman"/>
+                <w:szCs w:val="24"/>
+                <w:lang w:val="en-US" w:eastAsia="en-ID"/>
+              </w:rPr>
+            </w:pPr>
+            <w:r>
+              <w:rPr>
+                <w:rFonts w:eastAsia="Times New Roman" w:cs="Times New Roman"/>
+                <w:szCs w:val="24"/>
+                <w:lang w:val="en-US" w:eastAsia="en-ID"/>
+              </w:rPr>
+              <w:t>Server Side Rendering</w:t>
+            </w:r>
+          </w:p>
+          <w:p>
+            <w:pPr>
+              <w:pStyle w:val="ListParagraph"/>
+              <w:numPr>
+                <w:ilvl w:val="0"/>
+                <w:numId w:val="31"/>
+              </w:numPr>
+              <w:spacing w:before="60" w:line="360" w:lineRule="auto"/>
+              <w:jc w:val="left"/>
+              <w:rPr>
+                <w:rFonts w:eastAsia="Times New Roman" w:cs="Times New Roman"/>
+                <w:szCs w:val="24"/>
+                <w:lang w:val="en-US" w:eastAsia="en-ID"/>
+              </w:rPr>
+            </w:pPr>
+            <w:r>
+              <w:rPr>
+                <w:rFonts w:eastAsia="Times New Roman" w:cs="Times New Roman"/>
+                <w:szCs w:val="24"/>
+                <w:lang w:val="en-US" w:eastAsia="en-ID"/>
+              </w:rPr>
+              <w:t>Static Site Generation</w:t>
+            </w:r>
+          </w:p>
           <w:p>
             <w:pPr>
               <w:spacing w:before="60" w:line="360" w:lineRule="auto"/>
@@ -2017,37 +3869,50 @@
                 <w:szCs w:val="24"/>
                 <w:lang w:val="en-US" w:eastAsia="en-ID"/>
               </w:rPr>
-              <w:t>2</w:t>
-            </w:r>
-          </w:p>
-        </w:tc>
-        <w:tc>
-          <w:tcPr>
-            <w:tcW w:w="8499" w:type="dxa"/>
-          </w:tcPr>
-          <w:p>
-            <w:pPr>
-              <w:spacing w:before="60" w:line="360" w:lineRule="auto"/>
-              <w:ind w:firstLine="0"/>
+              <w:t xml:space="preserve">Jawab : </w:t>
+            </w:r>
+          </w:p>
+          <w:p>
+            <w:pPr>
+              <w:pStyle w:val="ListParagraph"/>
+              <w:numPr>
+                <w:ilvl w:val="0"/>
+                <w:numId w:val="31"/>
+              </w:numPr>
+              <w:spacing w:before="60" w:line="360" w:lineRule="auto"/>
               <w:jc w:val="left"/>
               <w:rPr>
                 <w:rFonts w:eastAsia="Times New Roman" w:cs="Times New Roman"/>
                 <w:szCs w:val="24"/>
-                <w:lang w:eastAsia="en-ID"/>
-              </w:rPr>
-            </w:pPr>
-          </w:p>
-        </w:tc>
-      </w:tr>
-      <w:tr>
-        <w:tc>
-          <w:tcPr>
-            <w:tcW w:w="1129" w:type="dxa"/>
-          </w:tcPr>
-          <w:p>
-            <w:pPr>
-              <w:spacing w:before="60" w:line="360" w:lineRule="auto"/>
-              <w:ind w:firstLine="0"/>
+                <w:lang w:val="en-US" w:eastAsia="en-ID"/>
+              </w:rPr>
+            </w:pPr>
+            <w:r>
+              <w:rPr>
+                <w:rFonts w:eastAsia="Times New Roman" w:cs="Times New Roman"/>
+                <w:szCs w:val="24"/>
+                <w:lang w:val="en-US" w:eastAsia="en-ID"/>
+              </w:rPr>
+              <w:t xml:space="preserve">Client Side Rendering (CSR): Browser (HP/Laptop) yang bekerja merender tampilan menggunakan JavaScript setelah menerima data dari server. </w:t>
+            </w:r>
+            <w:r>
+              <w:rPr>
+                <w:rFonts w:eastAsia="Times New Roman" w:cs="Times New Roman"/>
+                <w:szCs w:val="24"/>
+                <w:lang w:val="en-US" w:eastAsia="en-ID"/>
+              </w:rPr>
+              <w:lastRenderedPageBreak/>
+              <w:t>Contohnya adalah penggunaan useEffect untuk mengambil data API di sisi frontend.</w:t>
+            </w:r>
+          </w:p>
+          <w:p>
+            <w:pPr>
+              <w:pStyle w:val="ListParagraph"/>
+              <w:numPr>
+                <w:ilvl w:val="0"/>
+                <w:numId w:val="31"/>
+              </w:numPr>
+              <w:spacing w:before="60" w:line="360" w:lineRule="auto"/>
               <w:jc w:val="left"/>
               <w:rPr>
                 <w:rFonts w:eastAsia="Times New Roman" w:cs="Times New Roman"/>
@@ -2061,18 +3926,17 @@
                 <w:szCs w:val="24"/>
                 <w:lang w:val="en-US" w:eastAsia="en-ID"/>
               </w:rPr>
-              <w:t>3</w:t>
-            </w:r>
-          </w:p>
-        </w:tc>
-        <w:tc>
-          <w:tcPr>
-            <w:tcW w:w="8499" w:type="dxa"/>
-          </w:tcPr>
-          <w:p>
-            <w:pPr>
-              <w:spacing w:before="60" w:line="360" w:lineRule="auto"/>
-              <w:ind w:firstLine="0"/>
+              <w:t>Server Side Rendering (SSR): Server yang bekerja menyusun halaman menjadi HTML utuh setiap kali ada permintaan, sehingga saat sampai di browser, halaman sudah siap tampil.</w:t>
+            </w:r>
+          </w:p>
+          <w:p>
+            <w:pPr>
+              <w:pStyle w:val="ListParagraph"/>
+              <w:numPr>
+                <w:ilvl w:val="0"/>
+                <w:numId w:val="31"/>
+              </w:numPr>
+              <w:spacing w:before="60" w:line="360" w:lineRule="auto"/>
               <w:jc w:val="left"/>
               <w:rPr>
                 <w:rFonts w:eastAsia="Times New Roman" w:cs="Times New Roman"/>
@@ -2080,50 +3944,14 @@
                 <w:lang w:val="en-US" w:eastAsia="en-ID"/>
               </w:rPr>
             </w:pPr>
-          </w:p>
-        </w:tc>
-      </w:tr>
-      <w:tr>
-        <w:tc>
-          <w:tcPr>
-            <w:tcW w:w="1129" w:type="dxa"/>
-          </w:tcPr>
-          <w:p>
-            <w:pPr>
-              <w:spacing w:before="60" w:line="360" w:lineRule="auto"/>
-              <w:ind w:firstLine="0"/>
-              <w:jc w:val="left"/>
-              <w:rPr>
-                <w:rFonts w:eastAsia="Times New Roman" w:cs="Times New Roman"/>
-                <w:szCs w:val="24"/>
-                <w:lang w:val="en-US" w:eastAsia="en-ID"/>
-              </w:rPr>
-            </w:pPr>
-            <w:r>
-              <w:rPr>
-                <w:rFonts w:eastAsia="Times New Roman" w:cs="Times New Roman"/>
-                <w:szCs w:val="24"/>
-                <w:lang w:val="en-US" w:eastAsia="en-ID"/>
-              </w:rPr>
-              <w:t>4</w:t>
-            </w:r>
-          </w:p>
-        </w:tc>
-        <w:tc>
-          <w:tcPr>
-            <w:tcW w:w="8499" w:type="dxa"/>
-          </w:tcPr>
-          <w:p>
-            <w:pPr>
-              <w:spacing w:before="60" w:line="360" w:lineRule="auto"/>
-              <w:ind w:firstLine="0"/>
-              <w:jc w:val="left"/>
-              <w:rPr>
-                <w:rFonts w:eastAsia="Times New Roman" w:cs="Times New Roman"/>
-                <w:szCs w:val="24"/>
-                <w:lang w:eastAsia="en-ID"/>
-              </w:rPr>
-            </w:pPr>
+            <w:r>
+              <w:rPr>
+                <w:rFonts w:eastAsia="Times New Roman" w:cs="Times New Roman"/>
+                <w:szCs w:val="24"/>
+                <w:lang w:val="en-US" w:eastAsia="en-ID"/>
+              </w:rPr>
+              <w:t>Static Site Generation (SSG): Halaman dibuat menjadi file statis sekali saja saat proses build. Karena sudah jadi, file ini sangat cepat saat diakses pengguna karena tidak perlu diproses ulang</w:t>
+            </w:r>
           </w:p>
         </w:tc>
       </w:tr>
@@ -2159,7 +3987,6 @@
           <w14:ligatures w14:val="none"/>
         </w:rPr>
       </w:pPr>
-      <w:proofErr w:type="spellStart"/>
       <w:r>
         <w:rPr>
           <w:rFonts w:eastAsia="Times New Roman" w:cs="Times New Roman"/>
@@ -2170,938 +3997,7 @@
           <w:lang w:eastAsia="en-ID"/>
           <w14:ligatures w14:val="none"/>
         </w:rPr>
-        <w:t>Praktikum</w:t>
-      </w:r>
-      <w:proofErr w:type="spellEnd"/>
-      <w:r>
-        <w:rPr>
-          <w:rFonts w:eastAsia="Times New Roman" w:cs="Times New Roman"/>
-          <w:b/>
-          <w:bCs/>
-          <w:kern w:val="0"/>
-          <w:szCs w:val="24"/>
-          <w:lang w:eastAsia="en-ID"/>
-          <w14:ligatures w14:val="none"/>
-        </w:rPr>
-        <w:t xml:space="preserve"> Ke-</w:t>
-      </w:r>
-      <w:r>
-        <w:rPr>
-          <w:rFonts w:eastAsia="Times New Roman" w:cs="Times New Roman"/>
-          <w:b/>
-          <w:bCs/>
-          <w:kern w:val="0"/>
-          <w:szCs w:val="24"/>
-          <w:lang w:eastAsia="en-ID"/>
-          <w14:ligatures w14:val="none"/>
-        </w:rPr>
-        <w:t>6</w:t>
-      </w:r>
-    </w:p>
-    <w:tbl>
-      <w:tblPr>
-        <w:tblStyle w:val="TableGrid"/>
-        <w:tblW w:w="5000" w:type="pct"/>
-        <w:tblLayout w:type="fixed"/>
-        <w:tblLook w:val="04A0" w:firstRow="1" w:lastRow="0" w:firstColumn="1" w:lastColumn="0" w:noHBand="0" w:noVBand="1"/>
-      </w:tblPr>
-      <w:tblGrid>
-        <w:gridCol w:w="1129"/>
-        <w:gridCol w:w="8499"/>
-      </w:tblGrid>
-      <w:tr>
-        <w:tc>
-          <w:tcPr>
-            <w:tcW w:w="1129" w:type="dxa"/>
-          </w:tcPr>
-          <w:p>
-            <w:pPr>
-              <w:spacing w:before="60" w:line="360" w:lineRule="auto"/>
-              <w:ind w:firstLine="0"/>
-              <w:jc w:val="left"/>
-              <w:rPr>
-                <w:rFonts w:eastAsia="Times New Roman" w:cs="Times New Roman"/>
-                <w:szCs w:val="24"/>
-                <w:lang w:eastAsia="en-ID"/>
-              </w:rPr>
-            </w:pPr>
-            <w:r>
-              <w:rPr>
-                <w:rFonts w:eastAsia="Times New Roman" w:cs="Times New Roman"/>
-                <w:szCs w:val="24"/>
-                <w:lang w:eastAsia="en-ID"/>
-              </w:rPr>
-              <w:t>Langkah</w:t>
-            </w:r>
-          </w:p>
-        </w:tc>
-        <w:tc>
-          <w:tcPr>
-            <w:tcW w:w="8499" w:type="dxa"/>
-          </w:tcPr>
-          <w:p>
-            <w:pPr>
-              <w:spacing w:before="60" w:line="360" w:lineRule="auto"/>
-              <w:ind w:firstLine="0"/>
-              <w:jc w:val="left"/>
-              <w:rPr>
-                <w:rFonts w:eastAsia="Times New Roman" w:cs="Times New Roman"/>
-                <w:szCs w:val="24"/>
-                <w:lang w:eastAsia="en-ID"/>
-              </w:rPr>
-            </w:pPr>
-            <w:r>
-              <w:rPr>
-                <w:rFonts w:eastAsia="Times New Roman" w:cs="Times New Roman"/>
-                <w:szCs w:val="24"/>
-                <w:lang w:eastAsia="en-ID"/>
-              </w:rPr>
-              <w:t>Jawaban/Deskripsi</w:t>
-            </w:r>
-          </w:p>
-        </w:tc>
-      </w:tr>
-      <w:tr>
-        <w:tc>
-          <w:tcPr>
-            <w:tcW w:w="1129" w:type="dxa"/>
-          </w:tcPr>
-          <w:p>
-            <w:pPr>
-              <w:spacing w:before="60" w:line="360" w:lineRule="auto"/>
-              <w:ind w:firstLine="0"/>
-              <w:jc w:val="left"/>
-              <w:rPr>
-                <w:rFonts w:eastAsia="Times New Roman" w:cs="Times New Roman"/>
-                <w:szCs w:val="24"/>
-                <w:lang w:val="en-US" w:eastAsia="en-ID"/>
-              </w:rPr>
-            </w:pPr>
-            <w:r>
-              <w:rPr>
-                <w:rFonts w:eastAsia="Times New Roman" w:cs="Times New Roman"/>
-                <w:szCs w:val="24"/>
-                <w:lang w:val="en-US" w:eastAsia="en-ID"/>
-              </w:rPr>
-              <w:t>1</w:t>
-            </w:r>
-          </w:p>
-        </w:tc>
-        <w:tc>
-          <w:tcPr>
-            <w:tcW w:w="8499" w:type="dxa"/>
-          </w:tcPr>
-          <w:p>
-            <w:pPr>
-              <w:spacing w:before="60" w:line="360" w:lineRule="auto"/>
-              <w:ind w:firstLine="0"/>
-              <w:jc w:val="left"/>
-              <w:rPr>
-                <w:rFonts w:eastAsia="Times New Roman" w:cs="Times New Roman"/>
-                <w:szCs w:val="24"/>
-                <w:lang w:val="en-US" w:eastAsia="en-ID"/>
-              </w:rPr>
-            </w:pPr>
-          </w:p>
-        </w:tc>
-      </w:tr>
-      <w:tr>
-        <w:tc>
-          <w:tcPr>
-            <w:tcW w:w="1129" w:type="dxa"/>
-          </w:tcPr>
-          <w:p>
-            <w:pPr>
-              <w:spacing w:before="60" w:line="360" w:lineRule="auto"/>
-              <w:ind w:firstLine="0"/>
-              <w:jc w:val="left"/>
-              <w:rPr>
-                <w:rFonts w:eastAsia="Times New Roman" w:cs="Times New Roman"/>
-                <w:szCs w:val="24"/>
-                <w:lang w:val="en-US" w:eastAsia="en-ID"/>
-              </w:rPr>
-            </w:pPr>
-            <w:r>
-              <w:rPr>
-                <w:rFonts w:eastAsia="Times New Roman" w:cs="Times New Roman"/>
-                <w:szCs w:val="24"/>
-                <w:lang w:val="en-US" w:eastAsia="en-ID"/>
-              </w:rPr>
-              <w:t>2</w:t>
-            </w:r>
-          </w:p>
-        </w:tc>
-        <w:tc>
-          <w:tcPr>
-            <w:tcW w:w="8499" w:type="dxa"/>
-          </w:tcPr>
-          <w:p>
-            <w:pPr>
-              <w:spacing w:before="60" w:line="360" w:lineRule="auto"/>
-              <w:ind w:firstLine="0"/>
-              <w:jc w:val="left"/>
-              <w:rPr>
-                <w:rFonts w:eastAsia="Times New Roman" w:cs="Times New Roman"/>
-                <w:szCs w:val="24"/>
-                <w:lang w:eastAsia="en-ID"/>
-              </w:rPr>
-            </w:pPr>
-          </w:p>
-        </w:tc>
-      </w:tr>
-      <w:tr>
-        <w:tc>
-          <w:tcPr>
-            <w:tcW w:w="1129" w:type="dxa"/>
-          </w:tcPr>
-          <w:p>
-            <w:pPr>
-              <w:spacing w:before="60" w:line="360" w:lineRule="auto"/>
-              <w:ind w:firstLine="0"/>
-              <w:jc w:val="left"/>
-              <w:rPr>
-                <w:rFonts w:eastAsia="Times New Roman" w:cs="Times New Roman"/>
-                <w:szCs w:val="24"/>
-                <w:lang w:val="en-US" w:eastAsia="en-ID"/>
-              </w:rPr>
-            </w:pPr>
-            <w:r>
-              <w:rPr>
-                <w:rFonts w:eastAsia="Times New Roman" w:cs="Times New Roman"/>
-                <w:szCs w:val="24"/>
-                <w:lang w:val="en-US" w:eastAsia="en-ID"/>
-              </w:rPr>
-              <w:t>3</w:t>
-            </w:r>
-          </w:p>
-        </w:tc>
-        <w:tc>
-          <w:tcPr>
-            <w:tcW w:w="8499" w:type="dxa"/>
-          </w:tcPr>
-          <w:p>
-            <w:pPr>
-              <w:spacing w:before="60" w:line="360" w:lineRule="auto"/>
-              <w:ind w:firstLine="0"/>
-              <w:jc w:val="left"/>
-              <w:rPr>
-                <w:rFonts w:eastAsia="Times New Roman" w:cs="Times New Roman"/>
-                <w:szCs w:val="24"/>
-                <w:lang w:val="en-US" w:eastAsia="en-ID"/>
-              </w:rPr>
-            </w:pPr>
-          </w:p>
-        </w:tc>
-      </w:tr>
-      <w:tr>
-        <w:tc>
-          <w:tcPr>
-            <w:tcW w:w="1129" w:type="dxa"/>
-          </w:tcPr>
-          <w:p>
-            <w:pPr>
-              <w:spacing w:before="60" w:line="360" w:lineRule="auto"/>
-              <w:ind w:firstLine="0"/>
-              <w:jc w:val="left"/>
-              <w:rPr>
-                <w:rFonts w:eastAsia="Times New Roman" w:cs="Times New Roman"/>
-                <w:szCs w:val="24"/>
-                <w:lang w:val="en-US" w:eastAsia="en-ID"/>
-              </w:rPr>
-            </w:pPr>
-            <w:r>
-              <w:rPr>
-                <w:rFonts w:eastAsia="Times New Roman" w:cs="Times New Roman"/>
-                <w:szCs w:val="24"/>
-                <w:lang w:val="en-US" w:eastAsia="en-ID"/>
-              </w:rPr>
-              <w:t>4</w:t>
-            </w:r>
-          </w:p>
-        </w:tc>
-        <w:tc>
-          <w:tcPr>
-            <w:tcW w:w="8499" w:type="dxa"/>
-          </w:tcPr>
-          <w:p>
-            <w:pPr>
-              <w:spacing w:before="60" w:line="360" w:lineRule="auto"/>
-              <w:ind w:firstLine="0"/>
-              <w:jc w:val="left"/>
-              <w:rPr>
-                <w:rFonts w:eastAsia="Times New Roman" w:cs="Times New Roman"/>
-                <w:szCs w:val="24"/>
-                <w:lang w:eastAsia="en-ID"/>
-              </w:rPr>
-            </w:pPr>
-          </w:p>
-        </w:tc>
-      </w:tr>
-    </w:tbl>
-    <w:p>
-      <w:pPr>
-        <w:spacing w:after="160" w:line="259" w:lineRule="auto"/>
-        <w:ind w:firstLine="0"/>
-        <w:jc w:val="left"/>
-        <w:rPr>
-          <w:rFonts w:eastAsia="Times New Roman" w:cs="Times New Roman"/>
-          <w:b/>
-          <w:bCs/>
-          <w:kern w:val="0"/>
-          <w:szCs w:val="24"/>
-          <w:lang w:eastAsia="en-ID"/>
-          <w14:ligatures w14:val="none"/>
-        </w:rPr>
-      </w:pPr>
-    </w:p>
-    <w:p>
-      <w:pPr>
-        <w:spacing w:before="60" w:line="360" w:lineRule="auto"/>
-        <w:ind w:firstLine="0"/>
-        <w:jc w:val="left"/>
-        <w:rPr>
-          <w:rFonts w:eastAsia="Times New Roman" w:cs="Times New Roman"/>
-          <w:b/>
-          <w:bCs/>
-          <w:kern w:val="0"/>
-          <w:szCs w:val="24"/>
-          <w:lang w:eastAsia="en-ID"/>
-          <w14:ligatures w14:val="none"/>
-        </w:rPr>
-      </w:pPr>
-      <w:proofErr w:type="spellStart"/>
-      <w:r>
-        <w:rPr>
-          <w:rFonts w:eastAsia="Times New Roman" w:cs="Times New Roman"/>
-          <w:b/>
-          <w:bCs/>
-          <w:kern w:val="0"/>
-          <w:szCs w:val="24"/>
-          <w:lang w:eastAsia="en-ID"/>
-          <w14:ligatures w14:val="none"/>
-        </w:rPr>
-        <w:t>Praktikum</w:t>
-      </w:r>
-      <w:proofErr w:type="spellEnd"/>
-      <w:r>
-        <w:rPr>
-          <w:rFonts w:eastAsia="Times New Roman" w:cs="Times New Roman"/>
-          <w:b/>
-          <w:bCs/>
-          <w:kern w:val="0"/>
-          <w:szCs w:val="24"/>
-          <w:lang w:eastAsia="en-ID"/>
-          <w14:ligatures w14:val="none"/>
-        </w:rPr>
-        <w:t xml:space="preserve"> Ke-</w:t>
-      </w:r>
-      <w:r>
-        <w:rPr>
-          <w:rFonts w:eastAsia="Times New Roman" w:cs="Times New Roman"/>
-          <w:b/>
-          <w:bCs/>
-          <w:kern w:val="0"/>
-          <w:szCs w:val="24"/>
-          <w:lang w:eastAsia="en-ID"/>
-          <w14:ligatures w14:val="none"/>
-        </w:rPr>
-        <w:t>7</w:t>
-      </w:r>
-    </w:p>
-    <w:tbl>
-      <w:tblPr>
-        <w:tblStyle w:val="TableGrid"/>
-        <w:tblW w:w="5000" w:type="pct"/>
-        <w:tblLayout w:type="fixed"/>
-        <w:tblLook w:val="04A0" w:firstRow="1" w:lastRow="0" w:firstColumn="1" w:lastColumn="0" w:noHBand="0" w:noVBand="1"/>
-      </w:tblPr>
-      <w:tblGrid>
-        <w:gridCol w:w="1129"/>
-        <w:gridCol w:w="8499"/>
-      </w:tblGrid>
-      <w:tr>
-        <w:tc>
-          <w:tcPr>
-            <w:tcW w:w="1129" w:type="dxa"/>
-          </w:tcPr>
-          <w:p>
-            <w:pPr>
-              <w:spacing w:before="60" w:line="360" w:lineRule="auto"/>
-              <w:ind w:firstLine="0"/>
-              <w:jc w:val="left"/>
-              <w:rPr>
-                <w:rFonts w:eastAsia="Times New Roman" w:cs="Times New Roman"/>
-                <w:szCs w:val="24"/>
-                <w:lang w:eastAsia="en-ID"/>
-              </w:rPr>
-            </w:pPr>
-            <w:r>
-              <w:rPr>
-                <w:rFonts w:eastAsia="Times New Roman" w:cs="Times New Roman"/>
-                <w:szCs w:val="24"/>
-                <w:lang w:eastAsia="en-ID"/>
-              </w:rPr>
-              <w:t>Langkah</w:t>
-            </w:r>
-          </w:p>
-        </w:tc>
-        <w:tc>
-          <w:tcPr>
-            <w:tcW w:w="8499" w:type="dxa"/>
-          </w:tcPr>
-          <w:p>
-            <w:pPr>
-              <w:spacing w:before="60" w:line="360" w:lineRule="auto"/>
-              <w:ind w:firstLine="0"/>
-              <w:jc w:val="left"/>
-              <w:rPr>
-                <w:rFonts w:eastAsia="Times New Roman" w:cs="Times New Roman"/>
-                <w:szCs w:val="24"/>
-                <w:lang w:eastAsia="en-ID"/>
-              </w:rPr>
-            </w:pPr>
-            <w:r>
-              <w:rPr>
-                <w:rFonts w:eastAsia="Times New Roman" w:cs="Times New Roman"/>
-                <w:szCs w:val="24"/>
-                <w:lang w:eastAsia="en-ID"/>
-              </w:rPr>
-              <w:t>Jawaban/Deskripsi</w:t>
-            </w:r>
-          </w:p>
-        </w:tc>
-      </w:tr>
-      <w:tr>
-        <w:tc>
-          <w:tcPr>
-            <w:tcW w:w="1129" w:type="dxa"/>
-          </w:tcPr>
-          <w:p>
-            <w:pPr>
-              <w:spacing w:before="60" w:line="360" w:lineRule="auto"/>
-              <w:ind w:firstLine="0"/>
-              <w:jc w:val="left"/>
-              <w:rPr>
-                <w:rFonts w:eastAsia="Times New Roman" w:cs="Times New Roman"/>
-                <w:szCs w:val="24"/>
-                <w:lang w:val="en-US" w:eastAsia="en-ID"/>
-              </w:rPr>
-            </w:pPr>
-            <w:r>
-              <w:rPr>
-                <w:rFonts w:eastAsia="Times New Roman" w:cs="Times New Roman"/>
-                <w:szCs w:val="24"/>
-                <w:lang w:val="en-US" w:eastAsia="en-ID"/>
-              </w:rPr>
-              <w:t>1</w:t>
-            </w:r>
-          </w:p>
-        </w:tc>
-        <w:tc>
-          <w:tcPr>
-            <w:tcW w:w="8499" w:type="dxa"/>
-          </w:tcPr>
-          <w:p>
-            <w:pPr>
-              <w:spacing w:before="60" w:line="360" w:lineRule="auto"/>
-              <w:ind w:firstLine="0"/>
-              <w:jc w:val="left"/>
-              <w:rPr>
-                <w:rFonts w:eastAsia="Times New Roman" w:cs="Times New Roman"/>
-                <w:szCs w:val="24"/>
-                <w:lang w:val="en-US" w:eastAsia="en-ID"/>
-              </w:rPr>
-            </w:pPr>
-          </w:p>
-        </w:tc>
-      </w:tr>
-      <w:tr>
-        <w:tc>
-          <w:tcPr>
-            <w:tcW w:w="1129" w:type="dxa"/>
-          </w:tcPr>
-          <w:p>
-            <w:pPr>
-              <w:spacing w:before="60" w:line="360" w:lineRule="auto"/>
-              <w:ind w:firstLine="0"/>
-              <w:jc w:val="left"/>
-              <w:rPr>
-                <w:rFonts w:eastAsia="Times New Roman" w:cs="Times New Roman"/>
-                <w:szCs w:val="24"/>
-                <w:lang w:val="en-US" w:eastAsia="en-ID"/>
-              </w:rPr>
-            </w:pPr>
-            <w:r>
-              <w:rPr>
-                <w:rFonts w:eastAsia="Times New Roman" w:cs="Times New Roman"/>
-                <w:szCs w:val="24"/>
-                <w:lang w:val="en-US" w:eastAsia="en-ID"/>
-              </w:rPr>
-              <w:t>2</w:t>
-            </w:r>
-          </w:p>
-        </w:tc>
-        <w:tc>
-          <w:tcPr>
-            <w:tcW w:w="8499" w:type="dxa"/>
-          </w:tcPr>
-          <w:p>
-            <w:pPr>
-              <w:spacing w:before="60" w:line="360" w:lineRule="auto"/>
-              <w:ind w:firstLine="0"/>
-              <w:jc w:val="left"/>
-              <w:rPr>
-                <w:rFonts w:eastAsia="Times New Roman" w:cs="Times New Roman"/>
-                <w:szCs w:val="24"/>
-                <w:lang w:eastAsia="en-ID"/>
-              </w:rPr>
-            </w:pPr>
-          </w:p>
-        </w:tc>
-      </w:tr>
-      <w:tr>
-        <w:tc>
-          <w:tcPr>
-            <w:tcW w:w="1129" w:type="dxa"/>
-          </w:tcPr>
-          <w:p>
-            <w:pPr>
-              <w:spacing w:before="60" w:line="360" w:lineRule="auto"/>
-              <w:ind w:firstLine="0"/>
-              <w:jc w:val="left"/>
-              <w:rPr>
-                <w:rFonts w:eastAsia="Times New Roman" w:cs="Times New Roman"/>
-                <w:szCs w:val="24"/>
-                <w:lang w:val="en-US" w:eastAsia="en-ID"/>
-              </w:rPr>
-            </w:pPr>
-            <w:r>
-              <w:rPr>
-                <w:rFonts w:eastAsia="Times New Roman" w:cs="Times New Roman"/>
-                <w:szCs w:val="24"/>
-                <w:lang w:val="en-US" w:eastAsia="en-ID"/>
-              </w:rPr>
-              <w:t>3</w:t>
-            </w:r>
-          </w:p>
-        </w:tc>
-        <w:tc>
-          <w:tcPr>
-            <w:tcW w:w="8499" w:type="dxa"/>
-          </w:tcPr>
-          <w:p>
-            <w:pPr>
-              <w:spacing w:before="60" w:line="360" w:lineRule="auto"/>
-              <w:ind w:firstLine="0"/>
-              <w:jc w:val="left"/>
-              <w:rPr>
-                <w:rFonts w:eastAsia="Times New Roman" w:cs="Times New Roman"/>
-                <w:szCs w:val="24"/>
-                <w:lang w:val="en-US" w:eastAsia="en-ID"/>
-              </w:rPr>
-            </w:pPr>
-          </w:p>
-        </w:tc>
-      </w:tr>
-      <w:tr>
-        <w:tc>
-          <w:tcPr>
-            <w:tcW w:w="1129" w:type="dxa"/>
-          </w:tcPr>
-          <w:p>
-            <w:pPr>
-              <w:spacing w:before="60" w:line="360" w:lineRule="auto"/>
-              <w:ind w:firstLine="0"/>
-              <w:jc w:val="left"/>
-              <w:rPr>
-                <w:rFonts w:eastAsia="Times New Roman" w:cs="Times New Roman"/>
-                <w:szCs w:val="24"/>
-                <w:lang w:val="en-US" w:eastAsia="en-ID"/>
-              </w:rPr>
-            </w:pPr>
-            <w:r>
-              <w:rPr>
-                <w:rFonts w:eastAsia="Times New Roman" w:cs="Times New Roman"/>
-                <w:szCs w:val="24"/>
-                <w:lang w:val="en-US" w:eastAsia="en-ID"/>
-              </w:rPr>
-              <w:t>4</w:t>
-            </w:r>
-          </w:p>
-        </w:tc>
-        <w:tc>
-          <w:tcPr>
-            <w:tcW w:w="8499" w:type="dxa"/>
-          </w:tcPr>
-          <w:p>
-            <w:pPr>
-              <w:spacing w:before="60" w:line="360" w:lineRule="auto"/>
-              <w:ind w:firstLine="0"/>
-              <w:jc w:val="left"/>
-              <w:rPr>
-                <w:rFonts w:eastAsia="Times New Roman" w:cs="Times New Roman"/>
-                <w:szCs w:val="24"/>
-                <w:lang w:eastAsia="en-ID"/>
-              </w:rPr>
-            </w:pPr>
-          </w:p>
-        </w:tc>
-      </w:tr>
-    </w:tbl>
-    <w:p>
-      <w:pPr>
-        <w:spacing w:before="60" w:line="360" w:lineRule="auto"/>
-        <w:ind w:firstLine="0"/>
-        <w:jc w:val="left"/>
-        <w:rPr>
-          <w:rFonts w:eastAsia="Times New Roman" w:cs="Times New Roman"/>
-          <w:b/>
-          <w:bCs/>
-          <w:kern w:val="0"/>
-          <w:szCs w:val="24"/>
-          <w:lang w:eastAsia="en-ID"/>
-          <w14:ligatures w14:val="none"/>
-        </w:rPr>
-      </w:pPr>
-    </w:p>
-    <w:p>
-      <w:pPr>
-        <w:spacing w:before="60" w:line="360" w:lineRule="auto"/>
-        <w:ind w:firstLine="0"/>
-        <w:jc w:val="left"/>
-        <w:rPr>
-          <w:rFonts w:eastAsia="Times New Roman" w:cs="Times New Roman"/>
-          <w:b/>
-          <w:bCs/>
-          <w:kern w:val="0"/>
-          <w:szCs w:val="24"/>
-          <w:lang w:eastAsia="en-ID"/>
-          <w14:ligatures w14:val="none"/>
-        </w:rPr>
-      </w:pPr>
-      <w:proofErr w:type="spellStart"/>
-      <w:r>
-        <w:rPr>
-          <w:rFonts w:eastAsia="Times New Roman" w:cs="Times New Roman"/>
-          <w:b/>
-          <w:bCs/>
-          <w:kern w:val="0"/>
-          <w:szCs w:val="24"/>
-          <w:lang w:eastAsia="en-ID"/>
-          <w14:ligatures w14:val="none"/>
-        </w:rPr>
-        <w:t>Tugas</w:t>
-      </w:r>
-      <w:proofErr w:type="spellEnd"/>
-      <w:r>
-        <w:rPr>
-          <w:rFonts w:eastAsia="Times New Roman" w:cs="Times New Roman"/>
-          <w:b/>
-          <w:bCs/>
-          <w:kern w:val="0"/>
-          <w:szCs w:val="24"/>
-          <w:lang w:eastAsia="en-ID"/>
-          <w14:ligatures w14:val="none"/>
-        </w:rPr>
-        <w:t xml:space="preserve"> 1</w:t>
-      </w:r>
-    </w:p>
-    <w:tbl>
-      <w:tblPr>
-        <w:tblStyle w:val="TableGrid"/>
-        <w:tblW w:w="5000" w:type="pct"/>
-        <w:tblLayout w:type="fixed"/>
-        <w:tblLook w:val="04A0" w:firstRow="1" w:lastRow="0" w:firstColumn="1" w:lastColumn="0" w:noHBand="0" w:noVBand="1"/>
-      </w:tblPr>
-      <w:tblGrid>
-        <w:gridCol w:w="1129"/>
-        <w:gridCol w:w="8499"/>
-      </w:tblGrid>
-      <w:tr>
-        <w:tc>
-          <w:tcPr>
-            <w:tcW w:w="1129" w:type="dxa"/>
-          </w:tcPr>
-          <w:p>
-            <w:pPr>
-              <w:spacing w:before="60" w:line="360" w:lineRule="auto"/>
-              <w:ind w:firstLine="0"/>
-              <w:jc w:val="left"/>
-              <w:rPr>
-                <w:rFonts w:eastAsia="Times New Roman" w:cs="Times New Roman"/>
-                <w:szCs w:val="24"/>
-                <w:lang w:eastAsia="en-ID"/>
-              </w:rPr>
-            </w:pPr>
-            <w:r>
-              <w:rPr>
-                <w:rFonts w:eastAsia="Times New Roman" w:cs="Times New Roman"/>
-                <w:szCs w:val="24"/>
-                <w:lang w:eastAsia="en-ID"/>
-              </w:rPr>
-              <w:t>Langkah</w:t>
-            </w:r>
-          </w:p>
-        </w:tc>
-        <w:tc>
-          <w:tcPr>
-            <w:tcW w:w="8499" w:type="dxa"/>
-          </w:tcPr>
-          <w:p>
-            <w:pPr>
-              <w:spacing w:before="60" w:line="360" w:lineRule="auto"/>
-              <w:ind w:firstLine="0"/>
-              <w:jc w:val="left"/>
-              <w:rPr>
-                <w:rFonts w:eastAsia="Times New Roman" w:cs="Times New Roman"/>
-                <w:szCs w:val="24"/>
-                <w:lang w:eastAsia="en-ID"/>
-              </w:rPr>
-            </w:pPr>
-            <w:r>
-              <w:rPr>
-                <w:rFonts w:eastAsia="Times New Roman" w:cs="Times New Roman"/>
-                <w:szCs w:val="24"/>
-                <w:lang w:eastAsia="en-ID"/>
-              </w:rPr>
-              <w:t>Jawaban/Deskripsi</w:t>
-            </w:r>
-          </w:p>
-        </w:tc>
-      </w:tr>
-      <w:tr>
-        <w:tc>
-          <w:tcPr>
-            <w:tcW w:w="1129" w:type="dxa"/>
-          </w:tcPr>
-          <w:p>
-            <w:pPr>
-              <w:spacing w:before="60" w:line="360" w:lineRule="auto"/>
-              <w:ind w:firstLine="0"/>
-              <w:jc w:val="left"/>
-              <w:rPr>
-                <w:rFonts w:eastAsia="Times New Roman" w:cs="Times New Roman"/>
-                <w:szCs w:val="24"/>
-                <w:lang w:val="en-US" w:eastAsia="en-ID"/>
-              </w:rPr>
-            </w:pPr>
-            <w:r>
-              <w:rPr>
-                <w:rFonts w:eastAsia="Times New Roman" w:cs="Times New Roman"/>
-                <w:szCs w:val="24"/>
-                <w:lang w:val="en-US" w:eastAsia="en-ID"/>
-              </w:rPr>
-              <w:t>1</w:t>
-            </w:r>
-          </w:p>
-        </w:tc>
-        <w:tc>
-          <w:tcPr>
-            <w:tcW w:w="8499" w:type="dxa"/>
-          </w:tcPr>
-          <w:p>
-            <w:pPr>
-              <w:spacing w:before="60" w:line="360" w:lineRule="auto"/>
-              <w:ind w:firstLine="0"/>
-              <w:jc w:val="left"/>
-              <w:rPr>
-                <w:rFonts w:eastAsia="Times New Roman" w:cs="Times New Roman"/>
-                <w:szCs w:val="24"/>
-                <w:lang w:val="en-US" w:eastAsia="en-ID"/>
-              </w:rPr>
-            </w:pPr>
-          </w:p>
-        </w:tc>
-      </w:tr>
-      <w:tr>
-        <w:tc>
-          <w:tcPr>
-            <w:tcW w:w="1129" w:type="dxa"/>
-          </w:tcPr>
-          <w:p>
-            <w:pPr>
-              <w:spacing w:before="60" w:line="360" w:lineRule="auto"/>
-              <w:ind w:firstLine="0"/>
-              <w:jc w:val="left"/>
-              <w:rPr>
-                <w:rFonts w:eastAsia="Times New Roman" w:cs="Times New Roman"/>
-                <w:szCs w:val="24"/>
-                <w:lang w:val="en-US" w:eastAsia="en-ID"/>
-              </w:rPr>
-            </w:pPr>
-            <w:r>
-              <w:rPr>
-                <w:rFonts w:eastAsia="Times New Roman" w:cs="Times New Roman"/>
-                <w:szCs w:val="24"/>
-                <w:lang w:val="en-US" w:eastAsia="en-ID"/>
-              </w:rPr>
-              <w:t>2</w:t>
-            </w:r>
-          </w:p>
-        </w:tc>
-        <w:tc>
-          <w:tcPr>
-            <w:tcW w:w="8499" w:type="dxa"/>
-          </w:tcPr>
-          <w:p>
-            <w:pPr>
-              <w:spacing w:before="60" w:line="360" w:lineRule="auto"/>
-              <w:ind w:firstLine="0"/>
-              <w:jc w:val="left"/>
-              <w:rPr>
-                <w:rFonts w:eastAsia="Times New Roman" w:cs="Times New Roman"/>
-                <w:szCs w:val="24"/>
-                <w:lang w:eastAsia="en-ID"/>
-              </w:rPr>
-            </w:pPr>
-          </w:p>
-        </w:tc>
-      </w:tr>
-      <w:tr>
-        <w:tc>
-          <w:tcPr>
-            <w:tcW w:w="1129" w:type="dxa"/>
-          </w:tcPr>
-          <w:p>
-            <w:pPr>
-              <w:spacing w:before="60" w:line="360" w:lineRule="auto"/>
-              <w:ind w:firstLine="0"/>
-              <w:jc w:val="left"/>
-              <w:rPr>
-                <w:rFonts w:eastAsia="Times New Roman" w:cs="Times New Roman"/>
-                <w:szCs w:val="24"/>
-                <w:lang w:val="en-US" w:eastAsia="en-ID"/>
-              </w:rPr>
-            </w:pPr>
-            <w:r>
-              <w:rPr>
-                <w:rFonts w:eastAsia="Times New Roman" w:cs="Times New Roman"/>
-                <w:szCs w:val="24"/>
-                <w:lang w:val="en-US" w:eastAsia="en-ID"/>
-              </w:rPr>
-              <w:t>3</w:t>
-            </w:r>
-          </w:p>
-        </w:tc>
-        <w:tc>
-          <w:tcPr>
-            <w:tcW w:w="8499" w:type="dxa"/>
-          </w:tcPr>
-          <w:p>
-            <w:pPr>
-              <w:spacing w:before="60" w:line="360" w:lineRule="auto"/>
-              <w:ind w:firstLine="0"/>
-              <w:jc w:val="left"/>
-              <w:rPr>
-                <w:rFonts w:eastAsia="Times New Roman" w:cs="Times New Roman"/>
-                <w:szCs w:val="24"/>
-                <w:lang w:val="en-US" w:eastAsia="en-ID"/>
-              </w:rPr>
-            </w:pPr>
-          </w:p>
-        </w:tc>
-      </w:tr>
-      <w:tr>
-        <w:tc>
-          <w:tcPr>
-            <w:tcW w:w="1129" w:type="dxa"/>
-          </w:tcPr>
-          <w:p>
-            <w:pPr>
-              <w:spacing w:before="60" w:line="360" w:lineRule="auto"/>
-              <w:ind w:firstLine="0"/>
-              <w:jc w:val="left"/>
-              <w:rPr>
-                <w:rFonts w:eastAsia="Times New Roman" w:cs="Times New Roman"/>
-                <w:szCs w:val="24"/>
-                <w:lang w:val="en-US" w:eastAsia="en-ID"/>
-              </w:rPr>
-            </w:pPr>
-            <w:r>
-              <w:rPr>
-                <w:rFonts w:eastAsia="Times New Roman" w:cs="Times New Roman"/>
-                <w:szCs w:val="24"/>
-                <w:lang w:val="en-US" w:eastAsia="en-ID"/>
-              </w:rPr>
-              <w:t>4</w:t>
-            </w:r>
-          </w:p>
-        </w:tc>
-        <w:tc>
-          <w:tcPr>
-            <w:tcW w:w="8499" w:type="dxa"/>
-          </w:tcPr>
-          <w:p>
-            <w:pPr>
-              <w:spacing w:before="60" w:line="360" w:lineRule="auto"/>
-              <w:ind w:firstLine="0"/>
-              <w:jc w:val="left"/>
-              <w:rPr>
-                <w:rFonts w:eastAsia="Times New Roman" w:cs="Times New Roman"/>
-                <w:szCs w:val="24"/>
-                <w:lang w:eastAsia="en-ID"/>
-              </w:rPr>
-            </w:pPr>
-          </w:p>
-        </w:tc>
-      </w:tr>
-    </w:tbl>
-    <w:p>
-      <w:pPr>
-        <w:spacing w:before="60" w:line="360" w:lineRule="auto"/>
-        <w:ind w:firstLine="0"/>
-        <w:jc w:val="left"/>
-        <w:rPr>
-          <w:rFonts w:eastAsia="Times New Roman" w:cs="Times New Roman"/>
-          <w:b/>
-          <w:bCs/>
-          <w:kern w:val="0"/>
-          <w:szCs w:val="24"/>
-          <w:lang w:eastAsia="en-ID"/>
-          <w14:ligatures w14:val="none"/>
-        </w:rPr>
-      </w:pPr>
-    </w:p>
-    <w:p>
-      <w:pPr>
-        <w:spacing w:before="60" w:line="360" w:lineRule="auto"/>
-        <w:ind w:firstLine="0"/>
-        <w:jc w:val="left"/>
-        <w:rPr>
-          <w:rFonts w:eastAsia="Times New Roman" w:cs="Times New Roman"/>
-          <w:b/>
-          <w:bCs/>
-          <w:kern w:val="0"/>
-          <w:szCs w:val="24"/>
-          <w:lang w:eastAsia="en-ID"/>
-          <w14:ligatures w14:val="none"/>
-        </w:rPr>
-      </w:pPr>
-      <w:proofErr w:type="spellStart"/>
-      <w:r>
-        <w:rPr>
-          <w:rFonts w:eastAsia="Times New Roman" w:cs="Times New Roman"/>
-          <w:b/>
-          <w:bCs/>
-          <w:kern w:val="0"/>
-          <w:szCs w:val="24"/>
-          <w:lang w:eastAsia="en-ID"/>
-          <w14:ligatures w14:val="none"/>
-        </w:rPr>
-        <w:t>Tugas</w:t>
-      </w:r>
-      <w:proofErr w:type="spellEnd"/>
-      <w:r>
-        <w:rPr>
-          <w:rFonts w:eastAsia="Times New Roman" w:cs="Times New Roman"/>
-          <w:b/>
-          <w:bCs/>
-          <w:kern w:val="0"/>
-          <w:szCs w:val="24"/>
-          <w:lang w:eastAsia="en-ID"/>
-          <w14:ligatures w14:val="none"/>
-        </w:rPr>
-        <w:t xml:space="preserve"> </w:t>
+        <w:t xml:space="preserve">Tugas </w:t>
       </w:r>
       <w:r>
         <w:rPr>
@@ -3211,6 +4107,9 @@
           </w:tcPr>
           <w:p>
             <w:pPr>
+              <w:tabs>
+                <w:tab w:val="left" w:pos="1966"/>
+              </w:tabs>
               <w:spacing w:before="60" w:line="360" w:lineRule="auto"/>
               <w:ind w:firstLine="0"/>
               <w:jc w:val="left"/>
@@ -3220,16 +4119,74 @@
                 <w:lang w:val="en-US" w:eastAsia="en-ID"/>
               </w:rPr>
             </w:pPr>
-          </w:p>
-        </w:tc>
-      </w:tr>
-      <w:tr>
-        <w:tc>
-          <w:tcPr>
-            <w:tcW w:w="1129" w:type="dxa"/>
-          </w:tcPr>
-          <w:p>
-            <w:pPr>
+            <w:r>
+              <w:rPr>
+                <w:rFonts w:eastAsia="Times New Roman" w:cs="Times New Roman"/>
+                <w:szCs w:val="24"/>
+                <w:lang w:val="en-US" w:eastAsia="en-ID"/>
+              </w:rPr>
+              <w:t>Buat halaman produk dengan:</w:t>
+            </w:r>
+          </w:p>
+          <w:p>
+            <w:pPr>
+              <w:pStyle w:val="ListParagraph"/>
+              <w:numPr>
+                <w:ilvl w:val="0"/>
+                <w:numId w:val="31"/>
+              </w:numPr>
+              <w:tabs>
+                <w:tab w:val="left" w:pos="1966"/>
+              </w:tabs>
+              <w:spacing w:before="60" w:line="360" w:lineRule="auto"/>
+              <w:jc w:val="left"/>
+              <w:rPr>
+                <w:rFonts w:eastAsia="Times New Roman" w:cs="Times New Roman"/>
+                <w:szCs w:val="24"/>
+                <w:lang w:val="en-US" w:eastAsia="en-ID"/>
+              </w:rPr>
+            </w:pPr>
+            <w:r>
+              <w:rPr>
+                <w:rFonts w:eastAsia="Times New Roman" w:cs="Times New Roman"/>
+                <w:szCs w:val="24"/>
+                <w:lang w:val="en-US" w:eastAsia="en-ID"/>
+              </w:rPr>
+              <w:t>Skeleton loading</w:t>
+            </w:r>
+          </w:p>
+          <w:p>
+            <w:pPr>
+              <w:pStyle w:val="ListParagraph"/>
+              <w:numPr>
+                <w:ilvl w:val="0"/>
+                <w:numId w:val="31"/>
+              </w:numPr>
+              <w:tabs>
+                <w:tab w:val="left" w:pos="1966"/>
+              </w:tabs>
+              <w:spacing w:before="60" w:line="360" w:lineRule="auto"/>
+              <w:jc w:val="left"/>
+              <w:rPr>
+                <w:rFonts w:eastAsia="Times New Roman" w:cs="Times New Roman"/>
+                <w:szCs w:val="24"/>
+                <w:lang w:val="en-US" w:eastAsia="en-ID"/>
+              </w:rPr>
+            </w:pPr>
+            <w:r>
+              <w:rPr>
+                <w:rFonts w:eastAsia="Times New Roman" w:cs="Times New Roman"/>
+                <w:szCs w:val="24"/>
+                <w:lang w:val="en-US" w:eastAsia="en-ID"/>
+              </w:rPr>
+              <w:t>Animasi</w:t>
+            </w:r>
+          </w:p>
+          <w:p>
+            <w:pPr>
+              <w:tabs>
+                <w:tab w:val="left" w:pos="1966"/>
+              </w:tabs>
               <w:spacing w:before="60" w:line="360" w:lineRule="auto"/>
               <w:ind w:firstLine="0"/>
               <w:jc w:val="left"/>
@@ -3245,113 +4202,90 @@
                 <w:szCs w:val="24"/>
                 <w:lang w:val="en-US" w:eastAsia="en-ID"/>
               </w:rPr>
-              <w:t>2</w:t>
-            </w:r>
-          </w:p>
-        </w:tc>
-        <w:tc>
-          <w:tcPr>
-            <w:tcW w:w="8499" w:type="dxa"/>
-          </w:tcPr>
-          <w:p>
-            <w:pPr>
-              <w:spacing w:before="60" w:line="360" w:lineRule="auto"/>
-              <w:ind w:firstLine="0"/>
-              <w:jc w:val="left"/>
-              <w:rPr>
-                <w:rFonts w:eastAsia="Times New Roman" w:cs="Times New Roman"/>
-                <w:szCs w:val="24"/>
-                <w:lang w:eastAsia="en-ID"/>
-              </w:rPr>
-            </w:pPr>
-          </w:p>
-        </w:tc>
-      </w:tr>
-      <w:tr>
-        <w:tc>
-          <w:tcPr>
-            <w:tcW w:w="1129" w:type="dxa"/>
-          </w:tcPr>
-          <w:p>
-            <w:pPr>
-              <w:spacing w:before="60" w:line="360" w:lineRule="auto"/>
-              <w:ind w:firstLine="0"/>
-              <w:jc w:val="left"/>
-              <w:rPr>
-                <w:rFonts w:eastAsia="Times New Roman" w:cs="Times New Roman"/>
-                <w:szCs w:val="24"/>
-                <w:lang w:val="en-US" w:eastAsia="en-ID"/>
-              </w:rPr>
-            </w:pPr>
-            <w:r>
-              <w:rPr>
-                <w:rFonts w:eastAsia="Times New Roman" w:cs="Times New Roman"/>
-                <w:szCs w:val="24"/>
-                <w:lang w:val="en-US" w:eastAsia="en-ID"/>
-              </w:rPr>
-              <w:t>3</w:t>
-            </w:r>
-          </w:p>
-        </w:tc>
-        <w:tc>
-          <w:tcPr>
-            <w:tcW w:w="8499" w:type="dxa"/>
-          </w:tcPr>
-          <w:p>
-            <w:pPr>
-              <w:spacing w:before="60" w:line="360" w:lineRule="auto"/>
-              <w:ind w:firstLine="0"/>
-              <w:jc w:val="left"/>
-              <w:rPr>
-                <w:rFonts w:eastAsia="Times New Roman" w:cs="Times New Roman"/>
-                <w:szCs w:val="24"/>
-                <w:lang w:val="en-US" w:eastAsia="en-ID"/>
-              </w:rPr>
-            </w:pPr>
-          </w:p>
-        </w:tc>
-      </w:tr>
-      <w:tr>
-        <w:tc>
-          <w:tcPr>
-            <w:tcW w:w="1129" w:type="dxa"/>
-          </w:tcPr>
-          <w:p>
-            <w:pPr>
-              <w:spacing w:before="60" w:line="360" w:lineRule="auto"/>
-              <w:ind w:firstLine="0"/>
-              <w:jc w:val="left"/>
-              <w:rPr>
-                <w:rFonts w:eastAsia="Times New Roman" w:cs="Times New Roman"/>
-                <w:szCs w:val="24"/>
-                <w:lang w:val="en-US" w:eastAsia="en-ID"/>
-              </w:rPr>
-            </w:pPr>
-            <w:r>
-              <w:rPr>
-                <w:rFonts w:eastAsia="Times New Roman" w:cs="Times New Roman"/>
-                <w:szCs w:val="24"/>
-                <w:lang w:val="en-US" w:eastAsia="en-ID"/>
-              </w:rPr>
-              <w:t>4</w:t>
-            </w:r>
-          </w:p>
-        </w:tc>
-        <w:tc>
-          <w:tcPr>
-            <w:tcW w:w="8499" w:type="dxa"/>
-          </w:tcPr>
-          <w:p>
-            <w:pPr>
-              <w:spacing w:before="60" w:line="360" w:lineRule="auto"/>
-              <w:ind w:firstLine="0"/>
-              <w:jc w:val="left"/>
-              <w:rPr>
-                <w:rFonts w:eastAsia="Times New Roman" w:cs="Times New Roman"/>
-                <w:szCs w:val="24"/>
-                <w:lang w:eastAsia="en-ID"/>
-              </w:rPr>
-            </w:pPr>
+              <w:drawing>
+                <wp:inline distT="0" distB="0" distL="0" distR="0" wp14:anchorId="7D8D5ED7" wp14:editId="337C4A3A">
+                  <wp:extent cx="5259705" cy="1781175"/>
+                  <wp:effectExtent l="0" t="0" r="0" b="9525"/>
+                  <wp:docPr id="1110083512" name="Picture 1"/>
+                  <wp:cNvGraphicFramePr>
+                    <a:graphicFrameLocks xmlns:a="http://schemas.openxmlformats.org/drawingml/2006/main" noChangeAspect="1"/>
+                  </wp:cNvGraphicFramePr>
+                  <a:graphic xmlns:a="http://schemas.openxmlformats.org/drawingml/2006/main">
+                    <a:graphicData uri="http://schemas.openxmlformats.org/drawingml/2006/picture">
+                      <pic:pic xmlns:pic="http://schemas.openxmlformats.org/drawingml/2006/picture">
+                        <pic:nvPicPr>
+                          <pic:cNvPr id="1110083512" name=""/>
+                          <pic:cNvPicPr/>
+                        </pic:nvPicPr>
+                        <pic:blipFill>
+                          <a:blip r:embed="rId31"/>
+                          <a:stretch>
+                            <a:fillRect/>
+                          </a:stretch>
+                        </pic:blipFill>
+                        <pic:spPr>
+                          <a:xfrm>
+                            <a:off x="0" y="0"/>
+                            <a:ext cx="5259705" cy="1781175"/>
+                          </a:xfrm>
+                          <a:prstGeom prst="rect">
+                            <a:avLst/>
+                          </a:prstGeom>
+                        </pic:spPr>
+                      </pic:pic>
+                    </a:graphicData>
+                  </a:graphic>
+                </wp:inline>
+              </w:drawing>
+            </w:r>
+            <w:r>
+              <w:rPr>
+                <w:noProof/>
+              </w:rPr>
+              <w:t xml:space="preserve"> </w:t>
+            </w:r>
+            <w:r>
+              <w:rPr>
+                <w:rFonts w:eastAsia="Times New Roman" w:cs="Times New Roman"/>
+                <w:szCs w:val="24"/>
+                <w:lang w:val="en-US" w:eastAsia="en-ID"/>
+              </w:rPr>
+              <w:drawing>
+                <wp:inline distT="0" distB="0" distL="0" distR="0" wp14:anchorId="1A2D9512" wp14:editId="61BC99BF">
+                  <wp:extent cx="5259705" cy="1824990"/>
+                  <wp:effectExtent l="0" t="0" r="0" b="3810"/>
+                  <wp:docPr id="700624810" name="Picture 1"/>
+                  <wp:cNvGraphicFramePr>
+                    <a:graphicFrameLocks xmlns:a="http://schemas.openxmlformats.org/drawingml/2006/main" noChangeAspect="1"/>
+                  </wp:cNvGraphicFramePr>
+                  <a:graphic xmlns:a="http://schemas.openxmlformats.org/drawingml/2006/main">
+                    <a:graphicData uri="http://schemas.openxmlformats.org/drawingml/2006/picture">
+                      <pic:pic xmlns:pic="http://schemas.openxmlformats.org/drawingml/2006/picture">
+                        <pic:nvPicPr>
+                          <pic:cNvPr id="700624810" name=""/>
+                          <pic:cNvPicPr/>
+                        </pic:nvPicPr>
+                        <pic:blipFill>
+                          <a:blip r:embed="rId32"/>
+                          <a:stretch>
+                            <a:fillRect/>
+                          </a:stretch>
+                        </pic:blipFill>
+                        <pic:spPr>
+                          <a:xfrm>
+                            <a:off x="0" y="0"/>
+                            <a:ext cx="5259705" cy="1824990"/>
+                          </a:xfrm>
+                          <a:prstGeom prst="rect">
+                            <a:avLst/>
+                          </a:prstGeom>
+                        </pic:spPr>
+                      </pic:pic>
+                    </a:graphicData>
+                  </a:graphic>
+                </wp:inline>
+              </w:drawing>
+            </w:r>
           </w:p>
         </w:tc>
       </w:tr>
@@ -3387,7 +4321,6 @@
           <w14:ligatures w14:val="none"/>
         </w:rPr>
       </w:pPr>
-      <w:proofErr w:type="spellStart"/>
       <w:r>
         <w:rPr>
           <w:rFonts w:eastAsia="Times New Roman" w:cs="Times New Roman"/>
@@ -3398,20 +4331,8 @@
           <w:lang w:eastAsia="en-ID"/>
           <w14:ligatures w14:val="none"/>
         </w:rPr>
-        <w:t>Tugas</w:t>
-      </w:r>
-      <w:proofErr w:type="spellEnd"/>
-      <w:r>
-        <w:rPr>
-          <w:rFonts w:eastAsia="Times New Roman" w:cs="Times New Roman"/>
-          <w:b/>
-          <w:bCs/>
-          <w:kern w:val="0"/>
-          <w:szCs w:val="24"/>
-          <w:lang w:eastAsia="en-ID"/>
-          <w14:ligatures w14:val="none"/>
-        </w:rPr>
-        <w:t xml:space="preserve"> </w:t>
+        <w:lastRenderedPageBreak/>
+        <w:t xml:space="preserve">Tugas </w:t>
       </w:r>
       <w:r>
         <w:rPr>
@@ -3530,14 +4451,15 @@
                 <w:lang w:val="en-US" w:eastAsia="en-ID"/>
               </w:rPr>
             </w:pPr>
-          </w:p>
-        </w:tc>
-      </w:tr>
-      <w:tr>
-        <w:tc>
-          <w:tcPr>
-            <w:tcW w:w="1129" w:type="dxa"/>
-          </w:tcPr>
+            <w:r>
+              <w:rPr>
+                <w:rFonts w:eastAsia="Times New Roman" w:cs="Times New Roman"/>
+                <w:szCs w:val="24"/>
+                <w:lang w:val="en-US" w:eastAsia="en-ID"/>
+              </w:rPr>
+              <w:t>Refactor kode dari useEffect menjadi SWR.</w:t>
+            </w:r>
+          </w:p>
           <w:p>
             <w:pPr>
               <w:spacing w:before="60" w:line="360" w:lineRule="auto"/>
@@ -3555,113 +4477,42 @@
                 <w:szCs w:val="24"/>
                 <w:lang w:val="en-US" w:eastAsia="en-ID"/>
               </w:rPr>
-              <w:t>2</w:t>
-            </w:r>
-          </w:p>
-        </w:tc>
-        <w:tc>
-          <w:tcPr>
-            <w:tcW w:w="8499" w:type="dxa"/>
-          </w:tcPr>
-          <w:p>
-            <w:pPr>
-              <w:spacing w:before="60" w:line="360" w:lineRule="auto"/>
-              <w:ind w:firstLine="0"/>
-              <w:jc w:val="left"/>
-              <w:rPr>
-                <w:rFonts w:eastAsia="Times New Roman" w:cs="Times New Roman"/>
-                <w:szCs w:val="24"/>
-                <w:lang w:eastAsia="en-ID"/>
-              </w:rPr>
-            </w:pPr>
-          </w:p>
-        </w:tc>
-      </w:tr>
-      <w:tr>
-        <w:tc>
-          <w:tcPr>
-            <w:tcW w:w="1129" w:type="dxa"/>
-          </w:tcPr>
-          <w:p>
-            <w:pPr>
-              <w:spacing w:before="60" w:line="360" w:lineRule="auto"/>
-              <w:ind w:firstLine="0"/>
-              <w:jc w:val="left"/>
-              <w:rPr>
-                <w:rFonts w:eastAsia="Times New Roman" w:cs="Times New Roman"/>
-                <w:szCs w:val="24"/>
-                <w:lang w:val="en-US" w:eastAsia="en-ID"/>
-              </w:rPr>
-            </w:pPr>
-            <w:r>
-              <w:rPr>
-                <w:rFonts w:eastAsia="Times New Roman" w:cs="Times New Roman"/>
-                <w:szCs w:val="24"/>
-                <w:lang w:val="en-US" w:eastAsia="en-ID"/>
-              </w:rPr>
-              <w:t>3</w:t>
-            </w:r>
-          </w:p>
-        </w:tc>
-        <w:tc>
-          <w:tcPr>
-            <w:tcW w:w="8499" w:type="dxa"/>
-          </w:tcPr>
-          <w:p>
-            <w:pPr>
-              <w:spacing w:before="60" w:line="360" w:lineRule="auto"/>
-              <w:ind w:firstLine="0"/>
-              <w:jc w:val="left"/>
-              <w:rPr>
-                <w:rFonts w:eastAsia="Times New Roman" w:cs="Times New Roman"/>
-                <w:szCs w:val="24"/>
-                <w:lang w:val="en-US" w:eastAsia="en-ID"/>
-              </w:rPr>
-            </w:pPr>
-          </w:p>
-        </w:tc>
-      </w:tr>
-      <w:tr>
-        <w:tc>
-          <w:tcPr>
-            <w:tcW w:w="1129" w:type="dxa"/>
-          </w:tcPr>
-          <w:p>
-            <w:pPr>
-              <w:spacing w:before="60" w:line="360" w:lineRule="auto"/>
-              <w:ind w:firstLine="0"/>
-              <w:jc w:val="left"/>
-              <w:rPr>
-                <w:rFonts w:eastAsia="Times New Roman" w:cs="Times New Roman"/>
-                <w:szCs w:val="24"/>
-                <w:lang w:val="en-US" w:eastAsia="en-ID"/>
-              </w:rPr>
-            </w:pPr>
-            <w:r>
-              <w:rPr>
-                <w:rFonts w:eastAsia="Times New Roman" w:cs="Times New Roman"/>
-                <w:szCs w:val="24"/>
-                <w:lang w:val="en-US" w:eastAsia="en-ID"/>
-              </w:rPr>
-              <w:t>4</w:t>
-            </w:r>
-          </w:p>
-        </w:tc>
-        <w:tc>
-          <w:tcPr>
-            <w:tcW w:w="8499" w:type="dxa"/>
-          </w:tcPr>
-          <w:p>
-            <w:pPr>
-              <w:spacing w:before="60" w:line="360" w:lineRule="auto"/>
-              <w:ind w:firstLine="0"/>
-              <w:jc w:val="left"/>
-              <w:rPr>
-                <w:rFonts w:eastAsia="Times New Roman" w:cs="Times New Roman"/>
-                <w:szCs w:val="24"/>
-                <w:lang w:eastAsia="en-ID"/>
-              </w:rPr>
-            </w:pPr>
+              <w:drawing>
+                <wp:inline distT="0" distB="0" distL="0" distR="0" wp14:anchorId="22F46FCE" wp14:editId="1671E610">
+                  <wp:extent cx="5259705" cy="4239895"/>
+                  <wp:effectExtent l="0" t="0" r="0" b="8255"/>
+                  <wp:docPr id="1570634631" name="Picture 1"/>
+                  <wp:cNvGraphicFramePr>
+                    <a:graphicFrameLocks xmlns:a="http://schemas.openxmlformats.org/drawingml/2006/main" noChangeAspect="1"/>
+                  </wp:cNvGraphicFramePr>
+                  <a:graphic xmlns:a="http://schemas.openxmlformats.org/drawingml/2006/main">
+                    <a:graphicData uri="http://schemas.openxmlformats.org/drawingml/2006/picture">
+                      <pic:pic xmlns:pic="http://schemas.openxmlformats.org/drawingml/2006/picture">
+                        <pic:nvPicPr>
+                          <pic:cNvPr id="1570634631" name=""/>
+                          <pic:cNvPicPr/>
+                        </pic:nvPicPr>
+                        <pic:blipFill>
+                          <a:blip r:embed="rId33"/>
+                          <a:stretch>
+                            <a:fillRect/>
+                          </a:stretch>
+                        </pic:blipFill>
+                        <pic:spPr>
+                          <a:xfrm>
+                            <a:off x="0" y="0"/>
+                            <a:ext cx="5259705" cy="4239895"/>
+                          </a:xfrm>
+                          <a:prstGeom prst="rect">
+                            <a:avLst/>
+                          </a:prstGeom>
+                        </pic:spPr>
+                      </pic:pic>
+                    </a:graphicData>
+                  </a:graphic>
+                </wp:inline>
+              </w:drawing>
+            </w:r>
           </w:p>
         </w:tc>
       </w:tr>
@@ -3682,1190 +4533,9 @@
         </w:rPr>
       </w:pPr>
     </w:p>
-    <w:p>
-      <w:pPr>
-        <w:spacing w:before="60" w:line="360" w:lineRule="auto"/>
-        <w:ind w:firstLine="0"/>
-        <w:jc w:val="left"/>
-        <w:rPr>
-          <w:rFonts w:eastAsia="Times New Roman" w:cs="Times New Roman"/>
-          <w:b/>
-          <w:bCs/>
-          <w:kern w:val="0"/>
-          <w:szCs w:val="24"/>
-          <w:lang w:eastAsia="en-ID"/>
-          <w14:ligatures w14:val="none"/>
-        </w:rPr>
-      </w:pPr>
-      <w:proofErr w:type="spellStart"/>
-      <w:r>
-        <w:rPr>
-          <w:rFonts w:eastAsia="Times New Roman" w:cs="Times New Roman"/>
-          <w:b/>
-          <w:bCs/>
-          <w:kern w:val="0"/>
-          <w:szCs w:val="24"/>
-          <w:lang w:eastAsia="en-ID"/>
-          <w14:ligatures w14:val="none"/>
-        </w:rPr>
-        <w:t>Pertanyaan</w:t>
-      </w:r>
-      <w:proofErr w:type="spellEnd"/>
-    </w:p>
-    <w:tbl>
-      <w:tblPr>
-        <w:tblStyle w:val="TableGrid"/>
-        <w:tblW w:w="5000" w:type="pct"/>
-        <w:tblLayout w:type="fixed"/>
-        <w:tblLook w:val="04A0" w:firstRow="1" w:lastRow="0" w:firstColumn="1" w:lastColumn="0" w:noHBand="0" w:noVBand="1"/>
-      </w:tblPr>
-      <w:tblGrid>
-        <w:gridCol w:w="1129"/>
-        <w:gridCol w:w="8499"/>
-      </w:tblGrid>
-      <w:tr>
-        <w:tc>
-          <w:tcPr>
-            <w:tcW w:w="1129" w:type="dxa"/>
-          </w:tcPr>
-          <w:p>
-            <w:pPr>
-              <w:spacing w:before="60" w:line="360" w:lineRule="auto"/>
-              <w:ind w:firstLine="0"/>
-              <w:jc w:val="left"/>
-              <w:rPr>
-                <w:rFonts w:eastAsia="Times New Roman" w:cs="Times New Roman"/>
-                <w:szCs w:val="24"/>
-                <w:lang w:eastAsia="en-ID"/>
-              </w:rPr>
-            </w:pPr>
-            <w:r>
-              <w:rPr>
-                <w:rFonts w:eastAsia="Times New Roman" w:cs="Times New Roman"/>
-                <w:szCs w:val="24"/>
-                <w:lang w:eastAsia="en-ID"/>
-              </w:rPr>
-              <w:t>Langkah</w:t>
-            </w:r>
-          </w:p>
-        </w:tc>
-        <w:tc>
-          <w:tcPr>
-            <w:tcW w:w="8499" w:type="dxa"/>
-          </w:tcPr>
-          <w:p>
-            <w:pPr>
-              <w:spacing w:before="60" w:line="360" w:lineRule="auto"/>
-              <w:ind w:firstLine="0"/>
-              <w:jc w:val="left"/>
-              <w:rPr>
-                <w:rFonts w:eastAsia="Times New Roman" w:cs="Times New Roman"/>
-                <w:szCs w:val="24"/>
-                <w:lang w:eastAsia="en-ID"/>
-              </w:rPr>
-            </w:pPr>
-            <w:r>
-              <w:rPr>
-                <w:rFonts w:eastAsia="Times New Roman" w:cs="Times New Roman"/>
-                <w:szCs w:val="24"/>
-                <w:lang w:eastAsia="en-ID"/>
-              </w:rPr>
-              <w:t>Jawaban/Deskripsi</w:t>
-            </w:r>
-          </w:p>
-        </w:tc>
-      </w:tr>
-      <w:tr>
-        <w:tc>
-          <w:tcPr>
-            <w:tcW w:w="1129" w:type="dxa"/>
-          </w:tcPr>
-          <w:p>
-            <w:pPr>
-              <w:spacing w:before="60" w:line="360" w:lineRule="auto"/>
-              <w:ind w:firstLine="0"/>
-              <w:jc w:val="left"/>
-              <w:rPr>
-                <w:rFonts w:eastAsia="Times New Roman" w:cs="Times New Roman"/>
-                <w:szCs w:val="24"/>
-                <w:lang w:val="en-US" w:eastAsia="en-ID"/>
-              </w:rPr>
-            </w:pPr>
-            <w:r>
-              <w:rPr>
-                <w:rFonts w:eastAsia="Times New Roman" w:cs="Times New Roman"/>
-                <w:szCs w:val="24"/>
-                <w:lang w:val="en-US" w:eastAsia="en-ID"/>
-              </w:rPr>
-              <w:t>1</w:t>
-            </w:r>
-          </w:p>
-        </w:tc>
-        <w:tc>
-          <w:tcPr>
-            <w:tcW w:w="8499" w:type="dxa"/>
-          </w:tcPr>
-          <w:p>
-            <w:pPr>
-              <w:spacing w:before="60" w:line="360" w:lineRule="auto"/>
-              <w:ind w:firstLine="0"/>
-              <w:jc w:val="left"/>
-              <w:rPr>
-                <w:rFonts w:eastAsia="Times New Roman" w:cs="Times New Roman"/>
-                <w:szCs w:val="24"/>
-                <w:lang w:val="en-US" w:eastAsia="en-ID"/>
-              </w:rPr>
-            </w:pPr>
-          </w:p>
-        </w:tc>
-      </w:tr>
-      <w:tr>
-        <w:tc>
-          <w:tcPr>
-            <w:tcW w:w="1129" w:type="dxa"/>
-          </w:tcPr>
-          <w:p>
-            <w:pPr>
-              <w:spacing w:before="60" w:line="360" w:lineRule="auto"/>
-              <w:ind w:firstLine="0"/>
-              <w:jc w:val="left"/>
-              <w:rPr>
-                <w:rFonts w:eastAsia="Times New Roman" w:cs="Times New Roman"/>
-                <w:szCs w:val="24"/>
-                <w:lang w:val="en-US" w:eastAsia="en-ID"/>
-              </w:rPr>
-            </w:pPr>
-            <w:r>
-              <w:rPr>
-                <w:rFonts w:eastAsia="Times New Roman" w:cs="Times New Roman"/>
-                <w:szCs w:val="24"/>
-                <w:lang w:val="en-US" w:eastAsia="en-ID"/>
-              </w:rPr>
-              <w:t>2</w:t>
-            </w:r>
-          </w:p>
-        </w:tc>
-        <w:tc>
-          <w:tcPr>
-            <w:tcW w:w="8499" w:type="dxa"/>
-          </w:tcPr>
-          <w:p>
-            <w:pPr>
-              <w:spacing w:before="60" w:line="360" w:lineRule="auto"/>
-              <w:ind w:firstLine="0"/>
-              <w:jc w:val="left"/>
-              <w:rPr>
-                <w:rFonts w:eastAsia="Times New Roman" w:cs="Times New Roman"/>
-                <w:szCs w:val="24"/>
-                <w:lang w:eastAsia="en-ID"/>
-              </w:rPr>
-            </w:pPr>
-          </w:p>
-        </w:tc>
-      </w:tr>
-      <w:tr>
-        <w:tc>
-          <w:tcPr>
-            <w:tcW w:w="1129" w:type="dxa"/>
-          </w:tcPr>
-          <w:p>
-            <w:pPr>
-              <w:spacing w:before="60" w:line="360" w:lineRule="auto"/>
-              <w:ind w:firstLine="0"/>
-              <w:jc w:val="left"/>
-              <w:rPr>
-                <w:rFonts w:eastAsia="Times New Roman" w:cs="Times New Roman"/>
-                <w:szCs w:val="24"/>
-                <w:lang w:val="en-US" w:eastAsia="en-ID"/>
-              </w:rPr>
-            </w:pPr>
-            <w:r>
-              <w:rPr>
-                <w:rFonts w:eastAsia="Times New Roman" w:cs="Times New Roman"/>
-                <w:szCs w:val="24"/>
-                <w:lang w:val="en-US" w:eastAsia="en-ID"/>
-              </w:rPr>
-              <w:lastRenderedPageBreak/>
-              <w:t>3</w:t>
-            </w:r>
-          </w:p>
-        </w:tc>
-        <w:tc>
-          <w:tcPr>
-            <w:tcW w:w="8499" w:type="dxa"/>
-          </w:tcPr>
-          <w:p>
-            <w:pPr>
-              <w:spacing w:before="60" w:line="360" w:lineRule="auto"/>
-              <w:ind w:firstLine="0"/>
-              <w:jc w:val="left"/>
-              <w:rPr>
-                <w:rFonts w:eastAsia="Times New Roman" w:cs="Times New Roman"/>
-                <w:szCs w:val="24"/>
-                <w:lang w:val="en-US" w:eastAsia="en-ID"/>
-              </w:rPr>
-            </w:pPr>
-          </w:p>
-        </w:tc>
-      </w:tr>
-      <w:tr>
-        <w:tc>
-          <w:tcPr>
-            <w:tcW w:w="1129" w:type="dxa"/>
-          </w:tcPr>
-          <w:p>
-            <w:pPr>
-              <w:spacing w:before="60" w:line="360" w:lineRule="auto"/>
-              <w:ind w:firstLine="0"/>
-              <w:jc w:val="left"/>
-              <w:rPr>
-                <w:rFonts w:eastAsia="Times New Roman" w:cs="Times New Roman"/>
-                <w:szCs w:val="24"/>
-                <w:lang w:val="en-US" w:eastAsia="en-ID"/>
-              </w:rPr>
-            </w:pPr>
-            <w:r>
-              <w:rPr>
-                <w:rFonts w:eastAsia="Times New Roman" w:cs="Times New Roman"/>
-                <w:szCs w:val="24"/>
-                <w:lang w:val="en-US" w:eastAsia="en-ID"/>
-              </w:rPr>
-              <w:t>4</w:t>
-            </w:r>
-          </w:p>
-        </w:tc>
-        <w:tc>
-          <w:tcPr>
-            <w:tcW w:w="8499" w:type="dxa"/>
-          </w:tcPr>
-          <w:p>
-            <w:pPr>
-              <w:spacing w:before="60" w:line="360" w:lineRule="auto"/>
-              <w:ind w:firstLine="0"/>
-              <w:jc w:val="left"/>
-              <w:rPr>
-                <w:rFonts w:eastAsia="Times New Roman" w:cs="Times New Roman"/>
-                <w:szCs w:val="24"/>
-                <w:lang w:eastAsia="en-ID"/>
-              </w:rPr>
-            </w:pPr>
-          </w:p>
-        </w:tc>
-      </w:tr>
-    </w:tbl>
-    <w:p>
-      <w:pPr>
-        <w:spacing w:before="60" w:line="360" w:lineRule="auto"/>
-        <w:ind w:firstLine="0"/>
-        <w:jc w:val="left"/>
-        <w:rPr>
-          <w:rFonts w:eastAsia="Times New Roman" w:cs="Times New Roman"/>
-          <w:b/>
-          <w:bCs/>
-          <w:kern w:val="0"/>
-          <w:szCs w:val="24"/>
-          <w:lang w:eastAsia="en-ID"/>
-          <w14:ligatures w14:val="none"/>
-        </w:rPr>
-      </w:pPr>
-    </w:p>
-    <w:p>
-      <w:pPr>
-        <w:spacing w:before="60" w:line="360" w:lineRule="auto"/>
-        <w:ind w:firstLine="0"/>
-        <w:jc w:val="left"/>
-        <w:rPr>
-          <w:rFonts w:eastAsia="Times New Roman" w:cs="Times New Roman"/>
-          <w:b/>
-          <w:bCs/>
-          <w:kern w:val="0"/>
-          <w:szCs w:val="24"/>
-          <w:lang w:eastAsia="en-ID"/>
-          <w14:ligatures w14:val="none"/>
-        </w:rPr>
-      </w:pPr>
-      <w:proofErr w:type="spellStart"/>
-      <w:r>
-        <w:rPr>
-          <w:rFonts w:eastAsia="Times New Roman" w:cs="Times New Roman"/>
-          <w:b/>
-          <w:bCs/>
-          <w:kern w:val="0"/>
-          <w:szCs w:val="24"/>
-          <w:lang w:eastAsia="en-ID"/>
-          <w14:ligatures w14:val="none"/>
-        </w:rPr>
-        <w:t>Praktikum</w:t>
-      </w:r>
-      <w:proofErr w:type="spellEnd"/>
-      <w:r>
-        <w:rPr>
-          <w:rFonts w:eastAsia="Times New Roman" w:cs="Times New Roman"/>
-          <w:b/>
-          <w:bCs/>
-          <w:kern w:val="0"/>
-          <w:szCs w:val="24"/>
-          <w:lang w:eastAsia="en-ID"/>
-          <w14:ligatures w14:val="none"/>
-        </w:rPr>
-        <w:t xml:space="preserve"> Ke-3</w:t>
-      </w:r>
-    </w:p>
-    <w:tbl>
-      <w:tblPr>
-        <w:tblStyle w:val="TableGrid"/>
-        <w:tblW w:w="5000" w:type="pct"/>
-        <w:tblLayout w:type="fixed"/>
-        <w:tblLook w:val="04A0" w:firstRow="1" w:lastRow="0" w:firstColumn="1" w:lastColumn="0" w:noHBand="0" w:noVBand="1"/>
-      </w:tblPr>
-      <w:tblGrid>
-        <w:gridCol w:w="1129"/>
-        <w:gridCol w:w="8499"/>
-      </w:tblGrid>
-      <w:tr>
-        <w:tc>
-          <w:tcPr>
-            <w:tcW w:w="1129" w:type="dxa"/>
-          </w:tcPr>
-          <w:p>
-            <w:pPr>
-              <w:spacing w:before="60" w:line="360" w:lineRule="auto"/>
-              <w:ind w:firstLine="0"/>
-              <w:jc w:val="left"/>
-              <w:rPr>
-                <w:rFonts w:eastAsia="Times New Roman" w:cs="Times New Roman"/>
-                <w:szCs w:val="24"/>
-                <w:lang w:eastAsia="en-ID"/>
-              </w:rPr>
-            </w:pPr>
-            <w:r>
-              <w:rPr>
-                <w:rFonts w:eastAsia="Times New Roman" w:cs="Times New Roman"/>
-                <w:szCs w:val="24"/>
-                <w:lang w:eastAsia="en-ID"/>
-              </w:rPr>
-              <w:t>Langkah</w:t>
-            </w:r>
-          </w:p>
-        </w:tc>
-        <w:tc>
-          <w:tcPr>
-            <w:tcW w:w="8499" w:type="dxa"/>
-          </w:tcPr>
-          <w:p>
-            <w:pPr>
-              <w:spacing w:before="60" w:line="360" w:lineRule="auto"/>
-              <w:ind w:firstLine="0"/>
-              <w:jc w:val="left"/>
-              <w:rPr>
-                <w:rFonts w:eastAsia="Times New Roman" w:cs="Times New Roman"/>
-                <w:szCs w:val="24"/>
-                <w:lang w:eastAsia="en-ID"/>
-              </w:rPr>
-            </w:pPr>
-            <w:r>
-              <w:rPr>
-                <w:rFonts w:eastAsia="Times New Roman" w:cs="Times New Roman"/>
-                <w:szCs w:val="24"/>
-                <w:lang w:eastAsia="en-ID"/>
-              </w:rPr>
-              <w:t>Jawaban/Deskripsi</w:t>
-            </w:r>
-          </w:p>
-        </w:tc>
-      </w:tr>
-      <w:tr>
-        <w:tc>
-          <w:tcPr>
-            <w:tcW w:w="1129" w:type="dxa"/>
-          </w:tcPr>
-          <w:p>
-            <w:pPr>
-              <w:spacing w:before="60" w:line="360" w:lineRule="auto"/>
-              <w:ind w:firstLine="0"/>
-              <w:jc w:val="left"/>
-              <w:rPr>
-                <w:rFonts w:eastAsia="Times New Roman" w:cs="Times New Roman"/>
-                <w:szCs w:val="24"/>
-                <w:lang w:val="en-US" w:eastAsia="en-ID"/>
-              </w:rPr>
-            </w:pPr>
-            <w:r>
-              <w:rPr>
-                <w:rFonts w:eastAsia="Times New Roman" w:cs="Times New Roman"/>
-                <w:szCs w:val="24"/>
-                <w:lang w:val="en-US" w:eastAsia="en-ID"/>
-              </w:rPr>
-              <w:t>1</w:t>
-            </w:r>
-          </w:p>
-        </w:tc>
-        <w:tc>
-          <w:tcPr>
-            <w:tcW w:w="8499" w:type="dxa"/>
-          </w:tcPr>
-          <w:p>
-            <w:pPr>
-              <w:spacing w:before="60" w:line="360" w:lineRule="auto"/>
-              <w:ind w:firstLine="0"/>
-              <w:jc w:val="left"/>
-              <w:rPr>
-                <w:rFonts w:eastAsia="Times New Roman" w:cs="Times New Roman"/>
-                <w:szCs w:val="24"/>
-                <w:lang w:val="en-US" w:eastAsia="en-ID"/>
-              </w:rPr>
-            </w:pPr>
-          </w:p>
-        </w:tc>
-      </w:tr>
-      <w:tr>
-        <w:tc>
-          <w:tcPr>
-            <w:tcW w:w="1129" w:type="dxa"/>
-          </w:tcPr>
-          <w:p>
-            <w:pPr>
-              <w:spacing w:before="60" w:line="360" w:lineRule="auto"/>
-              <w:ind w:firstLine="0"/>
-              <w:jc w:val="left"/>
-              <w:rPr>
-                <w:rFonts w:eastAsia="Times New Roman" w:cs="Times New Roman"/>
-                <w:szCs w:val="24"/>
-                <w:lang w:val="en-US" w:eastAsia="en-ID"/>
-              </w:rPr>
-            </w:pPr>
-            <w:r>
-              <w:rPr>
-                <w:rFonts w:eastAsia="Times New Roman" w:cs="Times New Roman"/>
-                <w:szCs w:val="24"/>
-                <w:lang w:val="en-US" w:eastAsia="en-ID"/>
-              </w:rPr>
-              <w:t>2</w:t>
-            </w:r>
-          </w:p>
-        </w:tc>
-        <w:tc>
-          <w:tcPr>
-            <w:tcW w:w="8499" w:type="dxa"/>
-          </w:tcPr>
-          <w:p>
-            <w:pPr>
-              <w:spacing w:before="60" w:line="360" w:lineRule="auto"/>
-              <w:ind w:firstLine="0"/>
-              <w:jc w:val="left"/>
-              <w:rPr>
-                <w:rFonts w:eastAsia="Times New Roman" w:cs="Times New Roman"/>
-                <w:szCs w:val="24"/>
-                <w:lang w:eastAsia="en-ID"/>
-              </w:rPr>
-            </w:pPr>
-          </w:p>
-        </w:tc>
-      </w:tr>
-      <w:tr>
-        <w:tc>
-          <w:tcPr>
-            <w:tcW w:w="1129" w:type="dxa"/>
-          </w:tcPr>
-          <w:p>
-            <w:pPr>
-              <w:spacing w:before="60" w:line="360" w:lineRule="auto"/>
-              <w:ind w:firstLine="0"/>
-              <w:jc w:val="left"/>
-              <w:rPr>
-                <w:rFonts w:eastAsia="Times New Roman" w:cs="Times New Roman"/>
-                <w:szCs w:val="24"/>
-                <w:lang w:val="en-US" w:eastAsia="en-ID"/>
-              </w:rPr>
-            </w:pPr>
-            <w:r>
-              <w:rPr>
-                <w:rFonts w:eastAsia="Times New Roman" w:cs="Times New Roman"/>
-                <w:szCs w:val="24"/>
-                <w:lang w:val="en-US" w:eastAsia="en-ID"/>
-              </w:rPr>
-              <w:t>3</w:t>
-            </w:r>
-          </w:p>
-        </w:tc>
-        <w:tc>
-          <w:tcPr>
-            <w:tcW w:w="8499" w:type="dxa"/>
-          </w:tcPr>
-          <w:p>
-            <w:pPr>
-              <w:spacing w:before="60" w:line="360" w:lineRule="auto"/>
-              <w:ind w:firstLine="0"/>
-              <w:jc w:val="left"/>
-              <w:rPr>
-                <w:rFonts w:eastAsia="Times New Roman" w:cs="Times New Roman"/>
-                <w:szCs w:val="24"/>
-                <w:lang w:val="en-US" w:eastAsia="en-ID"/>
-              </w:rPr>
-            </w:pPr>
-          </w:p>
-        </w:tc>
-      </w:tr>
-      <w:tr>
-        <w:tc>
-          <w:tcPr>
-            <w:tcW w:w="1129" w:type="dxa"/>
-          </w:tcPr>
-          <w:p>
-            <w:pPr>
-              <w:spacing w:before="60" w:line="360" w:lineRule="auto"/>
-              <w:ind w:firstLine="0"/>
-              <w:jc w:val="left"/>
-              <w:rPr>
-                <w:rFonts w:eastAsia="Times New Roman" w:cs="Times New Roman"/>
-                <w:szCs w:val="24"/>
-                <w:lang w:val="en-US" w:eastAsia="en-ID"/>
-              </w:rPr>
-            </w:pPr>
-            <w:r>
-              <w:rPr>
-                <w:rFonts w:eastAsia="Times New Roman" w:cs="Times New Roman"/>
-                <w:szCs w:val="24"/>
-                <w:lang w:val="en-US" w:eastAsia="en-ID"/>
-              </w:rPr>
-              <w:t>4</w:t>
-            </w:r>
-          </w:p>
-        </w:tc>
-        <w:tc>
-          <w:tcPr>
-            <w:tcW w:w="8499" w:type="dxa"/>
-          </w:tcPr>
-          <w:p>
-            <w:pPr>
-              <w:spacing w:before="60" w:line="360" w:lineRule="auto"/>
-              <w:ind w:firstLine="0"/>
-              <w:jc w:val="left"/>
-              <w:rPr>
-                <w:rFonts w:eastAsia="Times New Roman" w:cs="Times New Roman"/>
-                <w:szCs w:val="24"/>
-                <w:lang w:eastAsia="en-ID"/>
-              </w:rPr>
-            </w:pPr>
-          </w:p>
-        </w:tc>
-      </w:tr>
-    </w:tbl>
-    <w:p>
-      <w:pPr>
-        <w:spacing w:before="60" w:line="360" w:lineRule="auto"/>
-        <w:ind w:firstLine="0"/>
-        <w:jc w:val="left"/>
-        <w:rPr>
-          <w:rFonts w:eastAsia="Times New Roman" w:cs="Times New Roman"/>
-          <w:b/>
-          <w:bCs/>
-          <w:kern w:val="0"/>
-          <w:szCs w:val="24"/>
-          <w:lang w:eastAsia="en-ID"/>
-          <w14:ligatures w14:val="none"/>
-        </w:rPr>
-      </w:pPr>
-    </w:p>
-    <w:p>
-      <w:pPr>
-        <w:spacing w:before="60" w:line="360" w:lineRule="auto"/>
-        <w:ind w:firstLine="0"/>
-        <w:jc w:val="left"/>
-        <w:rPr>
-          <w:rFonts w:eastAsia="Times New Roman" w:cs="Times New Roman"/>
-          <w:b/>
-          <w:bCs/>
-          <w:kern w:val="0"/>
-          <w:szCs w:val="24"/>
-          <w:lang w:eastAsia="en-ID"/>
-          <w14:ligatures w14:val="none"/>
-        </w:rPr>
-      </w:pPr>
-      <w:proofErr w:type="spellStart"/>
-      <w:r>
-        <w:rPr>
-          <w:rFonts w:eastAsia="Times New Roman" w:cs="Times New Roman"/>
-          <w:b/>
-          <w:bCs/>
-          <w:kern w:val="0"/>
-          <w:szCs w:val="24"/>
-          <w:lang w:eastAsia="en-ID"/>
-          <w14:ligatures w14:val="none"/>
-        </w:rPr>
-        <w:t>Praktikum</w:t>
-      </w:r>
-      <w:proofErr w:type="spellEnd"/>
-      <w:r>
-        <w:rPr>
-          <w:rFonts w:eastAsia="Times New Roman" w:cs="Times New Roman"/>
-          <w:b/>
-          <w:bCs/>
-          <w:kern w:val="0"/>
-          <w:szCs w:val="24"/>
-          <w:lang w:eastAsia="en-ID"/>
-          <w14:ligatures w14:val="none"/>
-        </w:rPr>
-        <w:t xml:space="preserve"> Ke-3</w:t>
-      </w:r>
-    </w:p>
-    <w:tbl>
-      <w:tblPr>
-        <w:tblStyle w:val="TableGrid"/>
-        <w:tblW w:w="5000" w:type="pct"/>
-        <w:tblLayout w:type="fixed"/>
-        <w:tblLook w:val="04A0" w:firstRow="1" w:lastRow="0" w:firstColumn="1" w:lastColumn="0" w:noHBand="0" w:noVBand="1"/>
-      </w:tblPr>
-      <w:tblGrid>
-        <w:gridCol w:w="1129"/>
-        <w:gridCol w:w="8499"/>
-      </w:tblGrid>
-      <w:tr>
-        <w:tc>
-          <w:tcPr>
-            <w:tcW w:w="1129" w:type="dxa"/>
-          </w:tcPr>
-          <w:p>
-            <w:pPr>
-              <w:spacing w:before="60" w:line="360" w:lineRule="auto"/>
-              <w:ind w:firstLine="0"/>
-              <w:jc w:val="left"/>
-              <w:rPr>
-                <w:rFonts w:eastAsia="Times New Roman" w:cs="Times New Roman"/>
-                <w:szCs w:val="24"/>
-                <w:lang w:eastAsia="en-ID"/>
-              </w:rPr>
-            </w:pPr>
-            <w:r>
-              <w:rPr>
-                <w:rFonts w:eastAsia="Times New Roman" w:cs="Times New Roman"/>
-                <w:szCs w:val="24"/>
-                <w:lang w:eastAsia="en-ID"/>
-              </w:rPr>
-              <w:t>Langkah</w:t>
-            </w:r>
-          </w:p>
-        </w:tc>
-        <w:tc>
-          <w:tcPr>
-            <w:tcW w:w="8499" w:type="dxa"/>
-          </w:tcPr>
-          <w:p>
-            <w:pPr>
-              <w:spacing w:before="60" w:line="360" w:lineRule="auto"/>
-              <w:ind w:firstLine="0"/>
-              <w:jc w:val="left"/>
-              <w:rPr>
-                <w:rFonts w:eastAsia="Times New Roman" w:cs="Times New Roman"/>
-                <w:szCs w:val="24"/>
-                <w:lang w:eastAsia="en-ID"/>
-              </w:rPr>
-            </w:pPr>
-            <w:r>
-              <w:rPr>
-                <w:rFonts w:eastAsia="Times New Roman" w:cs="Times New Roman"/>
-                <w:szCs w:val="24"/>
-                <w:lang w:eastAsia="en-ID"/>
-              </w:rPr>
-              <w:t>Jawaban/Deskripsi</w:t>
-            </w:r>
-          </w:p>
-        </w:tc>
-      </w:tr>
-      <w:tr>
-        <w:tc>
-          <w:tcPr>
-            <w:tcW w:w="1129" w:type="dxa"/>
-          </w:tcPr>
-          <w:p>
-            <w:pPr>
-              <w:spacing w:before="60" w:line="360" w:lineRule="auto"/>
-              <w:ind w:firstLine="0"/>
-              <w:jc w:val="left"/>
-              <w:rPr>
-                <w:rFonts w:eastAsia="Times New Roman" w:cs="Times New Roman"/>
-                <w:szCs w:val="24"/>
-                <w:lang w:val="en-US" w:eastAsia="en-ID"/>
-              </w:rPr>
-            </w:pPr>
-            <w:r>
-              <w:rPr>
-                <w:rFonts w:eastAsia="Times New Roman" w:cs="Times New Roman"/>
-                <w:szCs w:val="24"/>
-                <w:lang w:val="en-US" w:eastAsia="en-ID"/>
-              </w:rPr>
-              <w:t>1</w:t>
-            </w:r>
-          </w:p>
-        </w:tc>
-        <w:tc>
-          <w:tcPr>
-            <w:tcW w:w="8499" w:type="dxa"/>
-          </w:tcPr>
-          <w:p>
-            <w:pPr>
-              <w:spacing w:before="60" w:line="360" w:lineRule="auto"/>
-              <w:ind w:firstLine="0"/>
-              <w:jc w:val="left"/>
-              <w:rPr>
-                <w:rFonts w:eastAsia="Times New Roman" w:cs="Times New Roman"/>
-                <w:szCs w:val="24"/>
-                <w:lang w:val="en-US" w:eastAsia="en-ID"/>
-              </w:rPr>
-            </w:pPr>
-          </w:p>
-        </w:tc>
-      </w:tr>
-      <w:tr>
-        <w:tc>
-          <w:tcPr>
-            <w:tcW w:w="1129" w:type="dxa"/>
-          </w:tcPr>
-          <w:p>
-            <w:pPr>
-              <w:spacing w:before="60" w:line="360" w:lineRule="auto"/>
-              <w:ind w:firstLine="0"/>
-              <w:jc w:val="left"/>
-              <w:rPr>
-                <w:rFonts w:eastAsia="Times New Roman" w:cs="Times New Roman"/>
-                <w:szCs w:val="24"/>
-                <w:lang w:val="en-US" w:eastAsia="en-ID"/>
-              </w:rPr>
-            </w:pPr>
-            <w:r>
-              <w:rPr>
-                <w:rFonts w:eastAsia="Times New Roman" w:cs="Times New Roman"/>
-                <w:szCs w:val="24"/>
-                <w:lang w:val="en-US" w:eastAsia="en-ID"/>
-              </w:rPr>
-              <w:t>2</w:t>
-            </w:r>
-          </w:p>
-        </w:tc>
-        <w:tc>
-          <w:tcPr>
-            <w:tcW w:w="8499" w:type="dxa"/>
-          </w:tcPr>
-          <w:p>
-            <w:pPr>
-              <w:spacing w:before="60" w:line="360" w:lineRule="auto"/>
-              <w:ind w:firstLine="0"/>
-              <w:jc w:val="left"/>
-              <w:rPr>
-                <w:rFonts w:eastAsia="Times New Roman" w:cs="Times New Roman"/>
-                <w:szCs w:val="24"/>
-                <w:lang w:eastAsia="en-ID"/>
-              </w:rPr>
-            </w:pPr>
-          </w:p>
-        </w:tc>
-      </w:tr>
-      <w:tr>
-        <w:tc>
-          <w:tcPr>
-            <w:tcW w:w="1129" w:type="dxa"/>
-          </w:tcPr>
-          <w:p>
-            <w:pPr>
-              <w:spacing w:before="60" w:line="360" w:lineRule="auto"/>
-              <w:ind w:firstLine="0"/>
-              <w:jc w:val="left"/>
-              <w:rPr>
-                <w:rFonts w:eastAsia="Times New Roman" w:cs="Times New Roman"/>
-                <w:szCs w:val="24"/>
-                <w:lang w:val="en-US" w:eastAsia="en-ID"/>
-              </w:rPr>
-            </w:pPr>
-            <w:r>
-              <w:rPr>
-                <w:rFonts w:eastAsia="Times New Roman" w:cs="Times New Roman"/>
-                <w:szCs w:val="24"/>
-                <w:lang w:val="en-US" w:eastAsia="en-ID"/>
-              </w:rPr>
-              <w:t>3</w:t>
-            </w:r>
-          </w:p>
-        </w:tc>
-        <w:tc>
-          <w:tcPr>
-            <w:tcW w:w="8499" w:type="dxa"/>
-          </w:tcPr>
-          <w:p>
-            <w:pPr>
-              <w:spacing w:before="60" w:line="360" w:lineRule="auto"/>
-              <w:ind w:firstLine="0"/>
-              <w:jc w:val="left"/>
-              <w:rPr>
-                <w:rFonts w:eastAsia="Times New Roman" w:cs="Times New Roman"/>
-                <w:szCs w:val="24"/>
-                <w:lang w:val="en-US" w:eastAsia="en-ID"/>
-              </w:rPr>
-            </w:pPr>
-          </w:p>
-        </w:tc>
-      </w:tr>
-      <w:tr>
-        <w:tc>
-          <w:tcPr>
-            <w:tcW w:w="1129" w:type="dxa"/>
-          </w:tcPr>
-          <w:p>
-            <w:pPr>
-              <w:spacing w:before="60" w:line="360" w:lineRule="auto"/>
-              <w:ind w:firstLine="0"/>
-              <w:jc w:val="left"/>
-              <w:rPr>
-                <w:rFonts w:eastAsia="Times New Roman" w:cs="Times New Roman"/>
-                <w:szCs w:val="24"/>
-                <w:lang w:val="en-US" w:eastAsia="en-ID"/>
-              </w:rPr>
-            </w:pPr>
-            <w:r>
-              <w:rPr>
-                <w:rFonts w:eastAsia="Times New Roman" w:cs="Times New Roman"/>
-                <w:szCs w:val="24"/>
-                <w:lang w:val="en-US" w:eastAsia="en-ID"/>
-              </w:rPr>
-              <w:t>4</w:t>
-            </w:r>
-          </w:p>
-        </w:tc>
-        <w:tc>
-          <w:tcPr>
-            <w:tcW w:w="8499" w:type="dxa"/>
-          </w:tcPr>
-          <w:p>
-            <w:pPr>
-              <w:spacing w:before="60" w:line="360" w:lineRule="auto"/>
-              <w:ind w:firstLine="0"/>
-              <w:jc w:val="left"/>
-              <w:rPr>
-                <w:rFonts w:eastAsia="Times New Roman" w:cs="Times New Roman"/>
-                <w:szCs w:val="24"/>
-                <w:lang w:eastAsia="en-ID"/>
-              </w:rPr>
-            </w:pPr>
-          </w:p>
-        </w:tc>
-      </w:tr>
-    </w:tbl>
-    <w:p>
-      <w:pPr>
-        <w:spacing w:before="60" w:line="360" w:lineRule="auto"/>
-        <w:ind w:firstLine="0"/>
-        <w:jc w:val="left"/>
-        <w:rPr>
-          <w:rFonts w:eastAsia="Times New Roman" w:cs="Times New Roman"/>
-          <w:b/>
-          <w:bCs/>
-          <w:kern w:val="0"/>
-          <w:szCs w:val="24"/>
-          <w:lang w:eastAsia="en-ID"/>
-          <w14:ligatures w14:val="none"/>
-        </w:rPr>
-      </w:pPr>
-    </w:p>
-    <w:p>
-      <w:pPr>
-        <w:spacing w:before="60" w:line="360" w:lineRule="auto"/>
-        <w:ind w:firstLine="0"/>
-        <w:jc w:val="left"/>
-        <w:rPr>
-          <w:rFonts w:eastAsia="Times New Roman" w:cs="Times New Roman"/>
-          <w:b/>
-          <w:bCs/>
-          <w:kern w:val="0"/>
-          <w:szCs w:val="24"/>
-          <w:lang w:eastAsia="en-ID"/>
-          <w14:ligatures w14:val="none"/>
-        </w:rPr>
-      </w:pPr>
-      <w:proofErr w:type="spellStart"/>
-      <w:r>
-        <w:rPr>
-          <w:rFonts w:eastAsia="Times New Roman" w:cs="Times New Roman"/>
-          <w:b/>
-          <w:bCs/>
-          <w:kern w:val="0"/>
-          <w:szCs w:val="24"/>
-          <w:lang w:eastAsia="en-ID"/>
-          <w14:ligatures w14:val="none"/>
-        </w:rPr>
-        <w:t>Praktikum</w:t>
-      </w:r>
-      <w:proofErr w:type="spellEnd"/>
-      <w:r>
-        <w:rPr>
-          <w:rFonts w:eastAsia="Times New Roman" w:cs="Times New Roman"/>
-          <w:b/>
-          <w:bCs/>
-          <w:kern w:val="0"/>
-          <w:szCs w:val="24"/>
-          <w:lang w:eastAsia="en-ID"/>
-          <w14:ligatures w14:val="none"/>
-        </w:rPr>
-        <w:t xml:space="preserve"> Ke-3</w:t>
-      </w:r>
-    </w:p>
-    <w:tbl>
-      <w:tblPr>
-        <w:tblStyle w:val="TableGrid"/>
-        <w:tblW w:w="5000" w:type="pct"/>
-        <w:tblLayout w:type="fixed"/>
-        <w:tblLook w:val="04A0" w:firstRow="1" w:lastRow="0" w:firstColumn="1" w:lastColumn="0" w:noHBand="0" w:noVBand="1"/>
-      </w:tblPr>
-      <w:tblGrid>
-        <w:gridCol w:w="1129"/>
-        <w:gridCol w:w="8499"/>
-      </w:tblGrid>
-      <w:tr>
-        <w:tc>
-          <w:tcPr>
-            <w:tcW w:w="1129" w:type="dxa"/>
-          </w:tcPr>
-          <w:p>
-            <w:pPr>
-              <w:spacing w:before="60" w:line="360" w:lineRule="auto"/>
-              <w:ind w:firstLine="0"/>
-              <w:jc w:val="left"/>
-              <w:rPr>
-                <w:rFonts w:eastAsia="Times New Roman" w:cs="Times New Roman"/>
-                <w:szCs w:val="24"/>
-                <w:lang w:eastAsia="en-ID"/>
-              </w:rPr>
-            </w:pPr>
-            <w:r>
-              <w:rPr>
-                <w:rFonts w:eastAsia="Times New Roman" w:cs="Times New Roman"/>
-                <w:szCs w:val="24"/>
-                <w:lang w:eastAsia="en-ID"/>
-              </w:rPr>
-              <w:t>Langkah</w:t>
-            </w:r>
-          </w:p>
-        </w:tc>
-        <w:tc>
-          <w:tcPr>
-            <w:tcW w:w="8499" w:type="dxa"/>
-          </w:tcPr>
-          <w:p>
-            <w:pPr>
-              <w:spacing w:before="60" w:line="360" w:lineRule="auto"/>
-              <w:ind w:firstLine="0"/>
-              <w:jc w:val="left"/>
-              <w:rPr>
-                <w:rFonts w:eastAsia="Times New Roman" w:cs="Times New Roman"/>
-                <w:szCs w:val="24"/>
-                <w:lang w:eastAsia="en-ID"/>
-              </w:rPr>
-            </w:pPr>
-            <w:r>
-              <w:rPr>
-                <w:rFonts w:eastAsia="Times New Roman" w:cs="Times New Roman"/>
-                <w:szCs w:val="24"/>
-                <w:lang w:eastAsia="en-ID"/>
-              </w:rPr>
-              <w:t>Jawaban/Deskripsi</w:t>
-            </w:r>
-          </w:p>
-        </w:tc>
-      </w:tr>
-      <w:tr>
-        <w:tc>
-          <w:tcPr>
-            <w:tcW w:w="1129" w:type="dxa"/>
-          </w:tcPr>
-          <w:p>
-            <w:pPr>
-              <w:spacing w:before="60" w:line="360" w:lineRule="auto"/>
-              <w:ind w:firstLine="0"/>
-              <w:jc w:val="left"/>
-              <w:rPr>
-                <w:rFonts w:eastAsia="Times New Roman" w:cs="Times New Roman"/>
-                <w:szCs w:val="24"/>
-                <w:lang w:val="en-US" w:eastAsia="en-ID"/>
-              </w:rPr>
-            </w:pPr>
-            <w:r>
-              <w:rPr>
-                <w:rFonts w:eastAsia="Times New Roman" w:cs="Times New Roman"/>
-                <w:szCs w:val="24"/>
-                <w:lang w:val="en-US" w:eastAsia="en-ID"/>
-              </w:rPr>
-              <w:t>1</w:t>
-            </w:r>
-          </w:p>
-        </w:tc>
-        <w:tc>
-          <w:tcPr>
-            <w:tcW w:w="8499" w:type="dxa"/>
-          </w:tcPr>
-          <w:p>
-            <w:pPr>
-              <w:spacing w:before="60" w:line="360" w:lineRule="auto"/>
-              <w:ind w:firstLine="0"/>
-              <w:jc w:val="left"/>
-              <w:rPr>
-                <w:rFonts w:eastAsia="Times New Roman" w:cs="Times New Roman"/>
-                <w:szCs w:val="24"/>
-                <w:lang w:val="en-US" w:eastAsia="en-ID"/>
-              </w:rPr>
-            </w:pPr>
-          </w:p>
-        </w:tc>
-      </w:tr>
-      <w:tr>
-        <w:tc>
-          <w:tcPr>
-            <w:tcW w:w="1129" w:type="dxa"/>
-          </w:tcPr>
-          <w:p>
-            <w:pPr>
-              <w:spacing w:before="60" w:line="360" w:lineRule="auto"/>
-              <w:ind w:firstLine="0"/>
-              <w:jc w:val="left"/>
-              <w:rPr>
-                <w:rFonts w:eastAsia="Times New Roman" w:cs="Times New Roman"/>
-                <w:szCs w:val="24"/>
-                <w:lang w:val="en-US" w:eastAsia="en-ID"/>
-              </w:rPr>
-            </w:pPr>
-            <w:r>
-              <w:rPr>
-                <w:rFonts w:eastAsia="Times New Roman" w:cs="Times New Roman"/>
-                <w:szCs w:val="24"/>
-                <w:lang w:val="en-US" w:eastAsia="en-ID"/>
-              </w:rPr>
-              <w:t>2</w:t>
-            </w:r>
-          </w:p>
-        </w:tc>
-        <w:tc>
-          <w:tcPr>
-            <w:tcW w:w="8499" w:type="dxa"/>
-          </w:tcPr>
-          <w:p>
-            <w:pPr>
-              <w:spacing w:before="60" w:line="360" w:lineRule="auto"/>
-              <w:ind w:firstLine="0"/>
-              <w:jc w:val="left"/>
-              <w:rPr>
-                <w:rFonts w:eastAsia="Times New Roman" w:cs="Times New Roman"/>
-                <w:szCs w:val="24"/>
-                <w:lang w:eastAsia="en-ID"/>
-              </w:rPr>
-            </w:pPr>
-          </w:p>
-        </w:tc>
-      </w:tr>
-      <w:tr>
-        <w:tc>
-          <w:tcPr>
-            <w:tcW w:w="1129" w:type="dxa"/>
-          </w:tcPr>
-          <w:p>
-            <w:pPr>
-              <w:spacing w:before="60" w:line="360" w:lineRule="auto"/>
-              <w:ind w:firstLine="0"/>
-              <w:jc w:val="left"/>
-              <w:rPr>
-                <w:rFonts w:eastAsia="Times New Roman" w:cs="Times New Roman"/>
-                <w:szCs w:val="24"/>
-                <w:lang w:val="en-US" w:eastAsia="en-ID"/>
-              </w:rPr>
-            </w:pPr>
-            <w:r>
-              <w:rPr>
-                <w:rFonts w:eastAsia="Times New Roman" w:cs="Times New Roman"/>
-                <w:szCs w:val="24"/>
-                <w:lang w:val="en-US" w:eastAsia="en-ID"/>
-              </w:rPr>
-              <w:t>3</w:t>
-            </w:r>
-          </w:p>
-        </w:tc>
-        <w:tc>
-          <w:tcPr>
-            <w:tcW w:w="8499" w:type="dxa"/>
-          </w:tcPr>
-          <w:p>
-            <w:pPr>
-              <w:spacing w:before="60" w:line="360" w:lineRule="auto"/>
-              <w:ind w:firstLine="0"/>
-              <w:jc w:val="left"/>
-              <w:rPr>
-                <w:rFonts w:eastAsia="Times New Roman" w:cs="Times New Roman"/>
-                <w:szCs w:val="24"/>
-                <w:lang w:val="en-US" w:eastAsia="en-ID"/>
-              </w:rPr>
-            </w:pPr>
-          </w:p>
-        </w:tc>
-      </w:tr>
-      <w:tr>
-        <w:tc>
-          <w:tcPr>
-            <w:tcW w:w="1129" w:type="dxa"/>
-          </w:tcPr>
-          <w:p>
-            <w:pPr>
-              <w:spacing w:before="60" w:line="360" w:lineRule="auto"/>
-              <w:ind w:firstLine="0"/>
-              <w:jc w:val="left"/>
-              <w:rPr>
-                <w:rFonts w:eastAsia="Times New Roman" w:cs="Times New Roman"/>
-                <w:szCs w:val="24"/>
-                <w:lang w:val="en-US" w:eastAsia="en-ID"/>
-              </w:rPr>
-            </w:pPr>
-            <w:r>
-              <w:rPr>
-                <w:rFonts w:eastAsia="Times New Roman" w:cs="Times New Roman"/>
-                <w:szCs w:val="24"/>
-                <w:lang w:val="en-US" w:eastAsia="en-ID"/>
-              </w:rPr>
-              <w:t>4</w:t>
-            </w:r>
-          </w:p>
-        </w:tc>
-        <w:tc>
-          <w:tcPr>
-            <w:tcW w:w="8499" w:type="dxa"/>
-          </w:tcPr>
-          <w:p>
-            <w:pPr>
-              <w:spacing w:before="60" w:line="360" w:lineRule="auto"/>
-              <w:ind w:firstLine="0"/>
-              <w:jc w:val="left"/>
-              <w:rPr>
-                <w:rFonts w:eastAsia="Times New Roman" w:cs="Times New Roman"/>
-                <w:szCs w:val="24"/>
-                <w:lang w:eastAsia="en-ID"/>
-              </w:rPr>
-            </w:pPr>
-          </w:p>
-        </w:tc>
-      </w:tr>
-    </w:tbl>
-    <w:p>
-      <w:pPr>
-        <w:spacing w:before="60" w:line="360" w:lineRule="auto"/>
-        <w:ind w:firstLine="0"/>
-        <w:jc w:val="left"/>
-        <w:rPr>
-          <w:rFonts w:eastAsia="Times New Roman" w:cs="Times New Roman"/>
-          <w:b/>
-          <w:bCs/>
-          <w:kern w:val="0"/>
-          <w:szCs w:val="24"/>
-          <w:lang w:eastAsia="en-ID"/>
-          <w14:ligatures w14:val="none"/>
-        </w:rPr>
-      </w:pPr>
-    </w:p>
     <w:sectPr>
-      <w:headerReference w:type="default" r:id="rId7"/>
-      <w:footerReference w:type="default" r:id="rId8"/>
+      <w:headerReference w:type="default" r:id="rId34"/>
+      <w:footerReference w:type="default" r:id="rId35"/>
       <w:pgSz w:w="11906" w:h="16838" w:code="9"/>
       <w:pgMar w:top="1134" w:right="1134" w:bottom="1134" w:left="1134" w:header="567" w:footer="567" w:gutter="0"/>
       <w:cols w:space="708"/>
@@ -4959,41 +4629,37 @@
                 <w:szCs w:val="20"/>
               </w:rPr>
             </w:pPr>
-            <w:proofErr w:type="spellStart"/>
             <w:r>
               <w:rPr>
                 <w:rFonts w:ascii="Book Antiqua" w:hAnsi="Book Antiqua"/>
                 <w:sz w:val="20"/>
                 <w:szCs w:val="20"/>
               </w:rPr>
-              <w:t>Laporan</w:t>
-            </w:r>
-            <w:proofErr w:type="spellEnd"/>
+              <w:t xml:space="preserve">Laporan </w:t>
+            </w:r>
             <w:r>
               <w:rPr>
                 <w:rFonts w:ascii="Book Antiqua" w:hAnsi="Book Antiqua"/>
                 <w:sz w:val="20"/>
                 <w:szCs w:val="20"/>
               </w:rPr>
-              <w:t xml:space="preserve"> </w:t>
-            </w:r>
-            <w:proofErr w:type="spellStart"/>
+              <w:t>jobsheet ke-</w:t>
+            </w:r>
             <w:r>
               <w:rPr>
                 <w:rFonts w:ascii="Book Antiqua" w:hAnsi="Book Antiqua"/>
                 <w:sz w:val="20"/>
                 <w:szCs w:val="20"/>
               </w:rPr>
-              <w:t>jobsheet</w:t>
-            </w:r>
-            <w:proofErr w:type="spellEnd"/>
+              <w:t>8</w:t>
+            </w:r>
             <w:r>
               <w:rPr>
                 <w:rFonts w:ascii="Book Antiqua" w:hAnsi="Book Antiqua"/>
                 <w:sz w:val="20"/>
                 <w:szCs w:val="20"/>
               </w:rPr>
-              <w:t xml:space="preserve"> ke-</w:t>
+              <w:t xml:space="preserve"> </w:t>
             </w:r>
             <w:r>
               <w:rPr>
@@ -5001,7 +4667,7 @@
                 <w:sz w:val="20"/>
                 <w:szCs w:val="20"/>
               </w:rPr>
-              <w:t>8</w:t>
+              <w:t>-</w:t>
             </w:r>
             <w:r>
               <w:rPr>
@@ -5017,33 +4683,7 @@
                 <w:sz w:val="20"/>
                 <w:szCs w:val="20"/>
               </w:rPr>
-              <w:t>-</w:t>
-            </w:r>
-            <w:r>
-              <w:rPr>
-                <w:rFonts w:ascii="Book Antiqua" w:hAnsi="Book Antiqua"/>
-                <w:sz w:val="20"/>
-                <w:szCs w:val="20"/>
-              </w:rPr>
-              <w:t xml:space="preserve"> </w:t>
-            </w:r>
-            <w:proofErr w:type="spellStart"/>
-            <w:r>
-              <w:rPr>
-                <w:rFonts w:ascii="Book Antiqua" w:hAnsi="Book Antiqua"/>
-                <w:sz w:val="20"/>
-                <w:szCs w:val="20"/>
-              </w:rPr>
-              <w:t>Pemograman</w:t>
-            </w:r>
-            <w:proofErr w:type="spellEnd"/>
-            <w:r>
-              <w:rPr>
-                <w:rFonts w:ascii="Book Antiqua" w:hAnsi="Book Antiqua"/>
-                <w:sz w:val="20"/>
-                <w:szCs w:val="20"/>
-              </w:rPr>
-              <w:t xml:space="preserve"> Framework</w:t>
+              <w:t>Pemograman Framework</w:t>
             </w:r>
             <w:r>
               <w:rPr>
@@ -5434,43 +5074,7 @@
               <w:szCs w:val="20"/>
               <w:lang w:val="en-ID"/>
             </w:rPr>
-            <w:t xml:space="preserve">Jl. Soekarno Hatta No. 9, </w:t>
-          </w:r>
-          <w:proofErr w:type="spellStart"/>
-          <w:r>
-            <w:rPr>
-              <w:sz w:val="20"/>
-              <w:szCs w:val="20"/>
-              <w:lang w:val="en-ID"/>
-            </w:rPr>
-            <w:t>Jatimulyo</w:t>
-          </w:r>
-          <w:proofErr w:type="spellEnd"/>
-          <w:r>
-            <w:rPr>
-              <w:sz w:val="20"/>
-              <w:szCs w:val="20"/>
-              <w:lang w:val="en-ID"/>
-            </w:rPr>
-            <w:t xml:space="preserve">, </w:t>
-          </w:r>
-          <w:proofErr w:type="spellStart"/>
-          <w:r>
-            <w:rPr>
-              <w:sz w:val="20"/>
-              <w:szCs w:val="20"/>
-              <w:lang w:val="en-ID"/>
-            </w:rPr>
-            <w:t>Lowokwaru</w:t>
-          </w:r>
-          <w:proofErr w:type="spellEnd"/>
-          <w:r>
-            <w:rPr>
-              <w:sz w:val="20"/>
-              <w:szCs w:val="20"/>
-              <w:lang w:val="en-ID"/>
-            </w:rPr>
-            <w:t>, Malang 65141</w:t>
+            <w:t>Jl. Soekarno Hatta No. 9, Jatimulyo, Lowokwaru, Malang 65141</w:t>
           </w:r>
         </w:p>
         <w:p>
@@ -6042,6 +5646,118 @@
     </w:lvl>
   </w:abstractNum>
   <w:abstractNum w:abstractNumId="5" w15:restartNumberingAfterBreak="0">
+    <w:nsid w:val="14C04598"/>
+    <w:multiLevelType w:val="hybridMultilevel"/>
+    <w:tmpl w:val="F7F634E0"/>
+    <w:lvl w:ilvl="0" w:tplc="25B86B76">
+      <w:numFmt w:val="bullet"/>
+      <w:lvlText w:val="-"/>
+      <w:lvlJc w:val="left"/>
+      <w:pPr>
+        <w:ind w:left="720" w:hanging="360"/>
+      </w:pPr>
+      <w:rPr>
+        <w:rFonts w:ascii="Times New Roman" w:eastAsia="Times New Roman" w:hAnsi="Times New Roman" w:cs="Times New Roman" w:hint="default"/>
+      </w:rPr>
+    </w:lvl>
+    <w:lvl w:ilvl="1" w:tplc="38090003" w:tentative="1">
+      <w:start w:val="1"/>
+      <w:numFmt w:val="bullet"/>
+      <w:lvlText w:val="o"/>
+      <w:lvlJc w:val="left"/>
+      <w:pPr>
+        <w:ind w:left="1440" w:hanging="360"/>
+      </w:pPr>
+      <w:rPr>
+        <w:rFonts w:ascii="Courier New" w:hAnsi="Courier New" w:cs="Courier New" w:hint="default"/>
+      </w:rPr>
+    </w:lvl>
+    <w:lvl w:ilvl="2" w:tplc="38090005" w:tentative="1">
+      <w:start w:val="1"/>
+      <w:numFmt w:val="bullet"/>
+      <w:lvlText w:val=""/>
+      <w:lvlJc w:val="left"/>
+      <w:pPr>
+        <w:ind w:left="2160" w:hanging="360"/>
+      </w:pPr>
+      <w:rPr>
+        <w:rFonts w:ascii="Wingdings" w:hAnsi="Wingdings" w:hint="default"/>
+      </w:rPr>
+    </w:lvl>
+    <w:lvl w:ilvl="3" w:tplc="38090001" w:tentative="1">
+      <w:start w:val="1"/>
+      <w:numFmt w:val="bullet"/>
+      <w:lvlText w:val=""/>
+      <w:lvlJc w:val="left"/>
+      <w:pPr>
+        <w:ind w:left="2880" w:hanging="360"/>
+      </w:pPr>
+      <w:rPr>
+        <w:rFonts w:ascii="Symbol" w:hAnsi="Symbol" w:hint="default"/>
+      </w:rPr>
+    </w:lvl>
+    <w:lvl w:ilvl="4" w:tplc="38090003" w:tentative="1">
+      <w:start w:val="1"/>
+      <w:numFmt w:val="bullet"/>
+      <w:lvlText w:val="o"/>
+      <w:lvlJc w:val="left"/>
+      <w:pPr>
+        <w:ind w:left="3600" w:hanging="360"/>
+      </w:pPr>
+      <w:rPr>
+        <w:rFonts w:ascii="Courier New" w:hAnsi="Courier New" w:cs="Courier New" w:hint="default"/>
+      </w:rPr>
+    </w:lvl>
+    <w:lvl w:ilvl="5" w:tplc="38090005" w:tentative="1">
+      <w:start w:val="1"/>
+      <w:numFmt w:val="bullet"/>
+      <w:lvlText w:val=""/>
+      <w:lvlJc w:val="left"/>
+      <w:pPr>
+        <w:ind w:left="4320" w:hanging="360"/>
+      </w:pPr>
+      <w:rPr>
+        <w:rFonts w:ascii="Wingdings" w:hAnsi="Wingdings" w:hint="default"/>
+      </w:rPr>
+    </w:lvl>
+    <w:lvl w:ilvl="6" w:tplc="38090001" w:tentative="1">
+      <w:start w:val="1"/>
+      <w:numFmt w:val="bullet"/>
+      <w:lvlText w:val=""/>
+      <w:lvlJc w:val="left"/>
+      <w:pPr>
+        <w:ind w:left="5040" w:hanging="360"/>
+      </w:pPr>
+      <w:rPr>
+        <w:rFonts w:ascii="Symbol" w:hAnsi="Symbol" w:hint="default"/>
+      </w:rPr>
+    </w:lvl>
+    <w:lvl w:ilvl="7" w:tplc="38090003" w:tentative="1">
+      <w:start w:val="1"/>
+      <w:numFmt w:val="bullet"/>
+      <w:lvlText w:val="o"/>
+      <w:lvlJc w:val="left"/>
+      <w:pPr>
+        <w:ind w:left="5760" w:hanging="360"/>
+      </w:pPr>
+      <w:rPr>
+        <w:rFonts w:ascii="Courier New" w:hAnsi="Courier New" w:cs="Courier New" w:hint="default"/>
+      </w:rPr>
+    </w:lvl>
+    <w:lvl w:ilvl="8" w:tplc="38090005" w:tentative="1">
+      <w:start w:val="1"/>
+      <w:numFmt w:val="bullet"/>
+      <w:lvlText w:val=""/>
+      <w:lvlJc w:val="left"/>
+      <w:pPr>
+        <w:ind w:left="6480" w:hanging="360"/>
+      </w:pPr>
+      <w:rPr>
+        <w:rFonts w:ascii="Wingdings" w:hAnsi="Wingdings" w:hint="default"/>
+      </w:rPr>
+    </w:lvl>
+  </w:abstractNum>
+  <w:abstractNum w:abstractNumId="6" w15:restartNumberingAfterBreak="0">
     <w:nsid w:val="1771778F"/>
     <w:multiLevelType w:val="multilevel"/>
     <w:tmpl w:val="0A745D50"/>
@@ -6154,7 +5870,7 @@
       </w:rPr>
     </w:lvl>
   </w:abstractNum>
-  <w:abstractNum w:abstractNumId="6" w15:restartNumberingAfterBreak="0">
+  <w:abstractNum w:abstractNumId="7" w15:restartNumberingAfterBreak="0">
     <w:nsid w:val="18A775C4"/>
     <w:multiLevelType w:val="hybridMultilevel"/>
     <w:tmpl w:val="0F405D3A"/>
@@ -6240,7 +5956,7 @@
       </w:pPr>
     </w:lvl>
   </w:abstractNum>
-  <w:abstractNum w:abstractNumId="7" w15:restartNumberingAfterBreak="0">
+  <w:abstractNum w:abstractNumId="8" w15:restartNumberingAfterBreak="0">
     <w:nsid w:val="225251D2"/>
     <w:multiLevelType w:val="hybridMultilevel"/>
     <w:tmpl w:val="F5D0D90A"/>
@@ -6329,7 +6045,7 @@
       </w:pPr>
     </w:lvl>
   </w:abstractNum>
-  <w:abstractNum w:abstractNumId="8" w15:restartNumberingAfterBreak="0">
+  <w:abstractNum w:abstractNumId="9" w15:restartNumberingAfterBreak="0">
     <w:nsid w:val="24982345"/>
     <w:multiLevelType w:val="hybridMultilevel"/>
     <w:tmpl w:val="6E5C3024"/>
@@ -6415,7 +6131,7 @@
       </w:pPr>
     </w:lvl>
   </w:abstractNum>
-  <w:abstractNum w:abstractNumId="9" w15:restartNumberingAfterBreak="0">
+  <w:abstractNum w:abstractNumId="10" w15:restartNumberingAfterBreak="0">
     <w:nsid w:val="256D6E75"/>
     <w:multiLevelType w:val="hybridMultilevel"/>
     <w:tmpl w:val="D480BA6A"/>
@@ -6501,7 +6217,7 @@
       </w:pPr>
     </w:lvl>
   </w:abstractNum>
-  <w:abstractNum w:abstractNumId="10" w15:restartNumberingAfterBreak="0">
+  <w:abstractNum w:abstractNumId="11" w15:restartNumberingAfterBreak="0">
     <w:nsid w:val="27006929"/>
     <w:multiLevelType w:val="hybridMultilevel"/>
     <w:tmpl w:val="54941DF4"/>
@@ -6590,7 +6306,7 @@
       </w:pPr>
     </w:lvl>
   </w:abstractNum>
-  <w:abstractNum w:abstractNumId="11" w15:restartNumberingAfterBreak="0">
+  <w:abstractNum w:abstractNumId="12" w15:restartNumberingAfterBreak="0">
     <w:nsid w:val="2BE704BB"/>
     <w:multiLevelType w:val="hybridMultilevel"/>
     <w:tmpl w:val="DB68CBC6"/>
@@ -6679,7 +6395,7 @@
       </w:pPr>
     </w:lvl>
   </w:abstractNum>
-  <w:abstractNum w:abstractNumId="12" w15:restartNumberingAfterBreak="0">
+  <w:abstractNum w:abstractNumId="13" w15:restartNumberingAfterBreak="0">
     <w:nsid w:val="2F9A526C"/>
     <w:multiLevelType w:val="multilevel"/>
     <w:tmpl w:val="0A745D50"/>
@@ -6792,7 +6508,7 @@
       </w:rPr>
     </w:lvl>
   </w:abstractNum>
-  <w:abstractNum w:abstractNumId="13" w15:restartNumberingAfterBreak="0">
+  <w:abstractNum w:abstractNumId="14" w15:restartNumberingAfterBreak="0">
     <w:nsid w:val="31F11F0E"/>
     <w:multiLevelType w:val="multilevel"/>
     <w:tmpl w:val="0A745D50"/>
@@ -6905,7 +6621,7 @@
       </w:rPr>
     </w:lvl>
   </w:abstractNum>
-  <w:abstractNum w:abstractNumId="14" w15:restartNumberingAfterBreak="0">
+  <w:abstractNum w:abstractNumId="15" w15:restartNumberingAfterBreak="0">
     <w:nsid w:val="321C1383"/>
     <w:multiLevelType w:val="hybridMultilevel"/>
     <w:tmpl w:val="9B6ADF70"/>
@@ -7018,7 +6734,7 @@
       </w:rPr>
     </w:lvl>
   </w:abstractNum>
-  <w:abstractNum w:abstractNumId="15" w15:restartNumberingAfterBreak="0">
+  <w:abstractNum w:abstractNumId="16" w15:restartNumberingAfterBreak="0">
     <w:nsid w:val="33894F0D"/>
     <w:multiLevelType w:val="hybridMultilevel"/>
     <w:tmpl w:val="6580561E"/>
@@ -7133,7 +6849,7 @@
       </w:rPr>
     </w:lvl>
   </w:abstractNum>
-  <w:abstractNum w:abstractNumId="16" w15:restartNumberingAfterBreak="0">
+  <w:abstractNum w:abstractNumId="17" w15:restartNumberingAfterBreak="0">
     <w:nsid w:val="35C34825"/>
     <w:multiLevelType w:val="multilevel"/>
     <w:tmpl w:val="0A745D50"/>
@@ -7246,7 +6962,7 @@
       </w:rPr>
     </w:lvl>
   </w:abstractNum>
-  <w:abstractNum w:abstractNumId="17" w15:restartNumberingAfterBreak="0">
+  <w:abstractNum w:abstractNumId="18" w15:restartNumberingAfterBreak="0">
     <w:nsid w:val="36C97C01"/>
     <w:multiLevelType w:val="hybridMultilevel"/>
     <w:tmpl w:val="32C63224"/>
@@ -7335,7 +7051,7 @@
       </w:pPr>
     </w:lvl>
   </w:abstractNum>
-  <w:abstractNum w:abstractNumId="18" w15:restartNumberingAfterBreak="0">
+  <w:abstractNum w:abstractNumId="19" w15:restartNumberingAfterBreak="0">
     <w:nsid w:val="399A7595"/>
     <w:multiLevelType w:val="hybridMultilevel"/>
     <w:tmpl w:val="7FB4A738"/>
@@ -7424,7 +7140,7 @@
       </w:pPr>
     </w:lvl>
   </w:abstractNum>
-  <w:abstractNum w:abstractNumId="19" w15:restartNumberingAfterBreak="0">
+  <w:abstractNum w:abstractNumId="20" w15:restartNumberingAfterBreak="0">
     <w:nsid w:val="47432924"/>
     <w:multiLevelType w:val="multilevel"/>
     <w:tmpl w:val="0A745D50"/>
@@ -7537,7 +7253,7 @@
       </w:rPr>
     </w:lvl>
   </w:abstractNum>
-  <w:abstractNum w:abstractNumId="20" w15:restartNumberingAfterBreak="0">
+  <w:abstractNum w:abstractNumId="21" w15:restartNumberingAfterBreak="0">
     <w:nsid w:val="5BF45F27"/>
     <w:multiLevelType w:val="multilevel"/>
     <w:tmpl w:val="0A745D50"/>
@@ -7650,7 +7366,7 @@
       </w:rPr>
     </w:lvl>
   </w:abstractNum>
-  <w:abstractNum w:abstractNumId="21" w15:restartNumberingAfterBreak="0">
+  <w:abstractNum w:abstractNumId="22" w15:restartNumberingAfterBreak="0">
     <w:nsid w:val="60D46AC0"/>
     <w:multiLevelType w:val="hybridMultilevel"/>
     <w:tmpl w:val="60C02C6A"/>
@@ -7741,7 +7457,7 @@
       </w:pPr>
     </w:lvl>
   </w:abstractNum>
-  <w:abstractNum w:abstractNumId="22" w15:restartNumberingAfterBreak="0">
+  <w:abstractNum w:abstractNumId="23" w15:restartNumberingAfterBreak="0">
     <w:nsid w:val="6272782C"/>
     <w:multiLevelType w:val="hybridMultilevel"/>
     <w:tmpl w:val="F4588B3E"/>
@@ -7827,7 +7543,7 @@
       </w:pPr>
     </w:lvl>
   </w:abstractNum>
-  <w:abstractNum w:abstractNumId="23" w15:restartNumberingAfterBreak="0">
+  <w:abstractNum w:abstractNumId="24" w15:restartNumberingAfterBreak="0">
     <w:nsid w:val="63B26DA1"/>
     <w:multiLevelType w:val="hybridMultilevel"/>
     <w:tmpl w:val="84924514"/>
@@ -7913,7 +7629,7 @@
       </w:pPr>
     </w:lvl>
   </w:abstractNum>
-  <w:abstractNum w:abstractNumId="24" w15:restartNumberingAfterBreak="0">
+  <w:abstractNum w:abstractNumId="25" w15:restartNumberingAfterBreak="0">
     <w:nsid w:val="74D017F6"/>
     <w:multiLevelType w:val="multilevel"/>
     <w:tmpl w:val="0A745D50"/>
@@ -8026,7 +7742,7 @@
       </w:rPr>
     </w:lvl>
   </w:abstractNum>
-  <w:abstractNum w:abstractNumId="25" w15:restartNumberingAfterBreak="0">
+  <w:abstractNum w:abstractNumId="26" w15:restartNumberingAfterBreak="0">
     <w:nsid w:val="76916691"/>
     <w:multiLevelType w:val="hybridMultilevel"/>
     <w:tmpl w:val="C8529CB6"/>
@@ -8112,7 +7828,7 @@
       </w:pPr>
     </w:lvl>
   </w:abstractNum>
-  <w:abstractNum w:abstractNumId="26" w15:restartNumberingAfterBreak="0">
+  <w:abstractNum w:abstractNumId="27" w15:restartNumberingAfterBreak="0">
     <w:nsid w:val="77333283"/>
     <w:multiLevelType w:val="multilevel"/>
     <w:tmpl w:val="0A745D50"/>
@@ -8225,7 +7941,7 @@
       </w:rPr>
     </w:lvl>
   </w:abstractNum>
-  <w:abstractNum w:abstractNumId="27" w15:restartNumberingAfterBreak="0">
+  <w:abstractNum w:abstractNumId="28" w15:restartNumberingAfterBreak="0">
     <w:nsid w:val="7756637C"/>
     <w:multiLevelType w:val="hybridMultilevel"/>
     <w:tmpl w:val="0AAE14F8"/>
@@ -8311,7 +8027,7 @@
       </w:pPr>
     </w:lvl>
   </w:abstractNum>
-  <w:abstractNum w:abstractNumId="28" w15:restartNumberingAfterBreak="0">
+  <w:abstractNum w:abstractNumId="29" w15:restartNumberingAfterBreak="0">
     <w:nsid w:val="79CC4950"/>
     <w:multiLevelType w:val="hybridMultilevel"/>
     <w:tmpl w:val="F4588B3E"/>
@@ -8397,7 +8113,7 @@
       </w:pPr>
     </w:lvl>
   </w:abstractNum>
-  <w:abstractNum w:abstractNumId="29" w15:restartNumberingAfterBreak="0">
+  <w:abstractNum w:abstractNumId="30" w15:restartNumberingAfterBreak="0">
     <w:nsid w:val="7C355AEA"/>
     <w:multiLevelType w:val="multilevel"/>
     <w:tmpl w:val="0A745D50"/>
@@ -8511,61 +8227,61 @@
     </w:lvl>
   </w:abstractNum>
   <w:num w:numId="1" w16cid:durableId="1013654833">
-    <w:abstractNumId w:val="14"/>
+    <w:abstractNumId w:val="15"/>
   </w:num>
   <w:num w:numId="2" w16cid:durableId="1902598761">
-    <w:abstractNumId w:val="21"/>
+    <w:abstractNumId w:val="22"/>
   </w:num>
   <w:num w:numId="3" w16cid:durableId="726730818">
     <w:abstractNumId w:val="2"/>
   </w:num>
   <w:num w:numId="4" w16cid:durableId="9917354">
-    <w:abstractNumId w:val="17"/>
+    <w:abstractNumId w:val="18"/>
   </w:num>
   <w:num w:numId="5" w16cid:durableId="357510641">
-    <w:abstractNumId w:val="10"/>
+    <w:abstractNumId w:val="11"/>
   </w:num>
   <w:num w:numId="6" w16cid:durableId="38868799">
-    <w:abstractNumId w:val="28"/>
+    <w:abstractNumId w:val="29"/>
   </w:num>
   <w:num w:numId="7" w16cid:durableId="1957251065">
-    <w:abstractNumId w:val="25"/>
+    <w:abstractNumId w:val="26"/>
   </w:num>
   <w:num w:numId="8" w16cid:durableId="1956137405">
-    <w:abstractNumId w:val="6"/>
+    <w:abstractNumId w:val="7"/>
   </w:num>
   <w:num w:numId="9" w16cid:durableId="770079139">
-    <w:abstractNumId w:val="23"/>
+    <w:abstractNumId w:val="24"/>
   </w:num>
   <w:num w:numId="10" w16cid:durableId="2118451564">
-    <w:abstractNumId w:val="9"/>
+    <w:abstractNumId w:val="10"/>
   </w:num>
   <w:num w:numId="11" w16cid:durableId="6636016">
     <w:abstractNumId w:val="1"/>
   </w:num>
   <w:num w:numId="12" w16cid:durableId="2012415072">
-    <w:abstractNumId w:val="11"/>
+    <w:abstractNumId w:val="12"/>
   </w:num>
   <w:num w:numId="13" w16cid:durableId="1337657125">
-    <w:abstractNumId w:val="27"/>
+    <w:abstractNumId w:val="28"/>
   </w:num>
   <w:num w:numId="14" w16cid:durableId="1866669305">
     <w:abstractNumId w:val="3"/>
   </w:num>
   <w:num w:numId="15" w16cid:durableId="1853492572">
+    <w:abstractNumId w:val="9"/>
+  </w:num>
+  <w:num w:numId="16" w16cid:durableId="844781427">
+    <w:abstractNumId w:val="23"/>
+  </w:num>
+  <w:num w:numId="17" w16cid:durableId="433550653">
     <w:abstractNumId w:val="8"/>
   </w:num>
-  <w:num w:numId="16" w16cid:durableId="844781427">
-    <w:abstractNumId w:val="22"/>
-  </w:num>
-  <w:num w:numId="17" w16cid:durableId="433550653">
-    <w:abstractNumId w:val="7"/>
-  </w:num>
   <w:num w:numId="18" w16cid:durableId="637758604">
-    <w:abstractNumId w:val="18"/>
+    <w:abstractNumId w:val="19"/>
   </w:num>
   <w:num w:numId="19" w16cid:durableId="1206218881">
-    <w:abstractNumId w:val="13"/>
+    <w:abstractNumId w:val="14"/>
   </w:num>
   <w:num w:numId="20" w16cid:durableId="449589705">
     <w:abstractNumId w:val="0"/>
@@ -8574,31 +8290,34 @@
     <w:abstractNumId w:val="4"/>
   </w:num>
   <w:num w:numId="22" w16cid:durableId="1756827229">
-    <w:abstractNumId w:val="15"/>
+    <w:abstractNumId w:val="16"/>
   </w:num>
   <w:num w:numId="23" w16cid:durableId="1628312898">
-    <w:abstractNumId w:val="26"/>
+    <w:abstractNumId w:val="27"/>
   </w:num>
   <w:num w:numId="24" w16cid:durableId="1188562978">
-    <w:abstractNumId w:val="12"/>
+    <w:abstractNumId w:val="13"/>
   </w:num>
   <w:num w:numId="25" w16cid:durableId="1159735582">
-    <w:abstractNumId w:val="19"/>
+    <w:abstractNumId w:val="20"/>
   </w:num>
   <w:num w:numId="26" w16cid:durableId="332684793">
-    <w:abstractNumId w:val="24"/>
+    <w:abstractNumId w:val="25"/>
   </w:num>
   <w:num w:numId="27" w16cid:durableId="408357366">
-    <w:abstractNumId w:val="29"/>
+    <w:abstractNumId w:val="30"/>
   </w:num>
   <w:num w:numId="28" w16cid:durableId="988093951">
-    <w:abstractNumId w:val="5"/>
+    <w:abstractNumId w:val="6"/>
   </w:num>
   <w:num w:numId="29" w16cid:durableId="515851316">
-    <w:abstractNumId w:val="16"/>
+    <w:abstractNumId w:val="17"/>
   </w:num>
   <w:num w:numId="30" w16cid:durableId="1386368734">
-    <w:abstractNumId w:val="20"/>
+    <w:abstractNumId w:val="21"/>
+  </w:num>
+  <w:num w:numId="31" w16cid:durableId="337661637">
+    <w:abstractNumId w:val="5"/>
   </w:num>
 </w:numbering>
 </file>
@@ -9084,7 +8803,6 @@
   <w:style w:type="character" w:default="1" w:styleId="DefaultParagraphFont">
     <w:name w:val="Default Paragraph Font"/>
     <w:uiPriority w:val="1"/>
-    <w:semiHidden/>
     <w:unhideWhenUsed/>
   </w:style>
   <w:style w:type="table" w:default="1" w:styleId="TableNormal">
